--- a/Docker.docx
+++ b/Docker.docx
@@ -343,6 +343,9 @@
           <w:ilvl w:val="0"/>
           <w:numId w:val="6"/>
         </w:numPr>
+        <w:pBdr>
+          <w:bottom w:val="single" w:sz="6" w:space="1" w:color="auto"/>
+        </w:pBdr>
         <w:spacing w:before="0" w:beforeAutospacing="0" w:after="280" w:afterAutospacing="0"/>
         <w:textAlignment w:val="baseline"/>
         <w:rPr>
@@ -453,48 +456,2607 @@
     </w:p>
     <w:p>
       <w:pPr>
-        <w:rPr>
-          <w:lang w:val="en-GB"/>
-        </w:rPr>
-      </w:pPr>
-    </w:p>
-    <w:p>
-      <w:pPr>
-        <w:rPr>
-          <w:lang w:val="en-GB"/>
-        </w:rPr>
-      </w:pPr>
+        <w:jc w:val="center"/>
+        <w:rPr>
+          <w:rFonts w:ascii="Arial" w:hAnsi="Arial" w:cs="Arial"/>
+          <w:b/>
+          <w:sz w:val="23"/>
+          <w:szCs w:val="23"/>
+          <w:u w:val="single"/>
+          <w:shd w:val="clear" w:color="auto" w:fill="FFFFFF"/>
+        </w:rPr>
+      </w:pPr>
+      <w:r>
+        <w:rPr>
+          <w:rFonts w:ascii="Arial" w:hAnsi="Arial" w:cs="Arial"/>
+          <w:b/>
+          <w:sz w:val="23"/>
+          <w:szCs w:val="23"/>
+          <w:u w:val="single"/>
+          <w:shd w:val="clear" w:color="auto" w:fill="FFFFFF"/>
+        </w:rPr>
+        <w:t>Requirements Missing</w:t>
+      </w:r>
+    </w:p>
+    <w:p>
+      <w:pPr>
+        <w:rPr>
+          <w:rFonts w:ascii="Arial" w:hAnsi="Arial" w:cs="Arial"/>
+          <w:sz w:val="23"/>
+          <w:szCs w:val="23"/>
+          <w:shd w:val="clear" w:color="auto" w:fill="FFFFFF"/>
+        </w:rPr>
+      </w:pPr>
+      <w:r>
+        <w:rPr>
+          <w:rFonts w:ascii="Arial" w:hAnsi="Arial" w:cs="Arial"/>
+          <w:sz w:val="23"/>
+          <w:szCs w:val="23"/>
+          <w:shd w:val="clear" w:color="auto" w:fill="FFFFFF"/>
+        </w:rPr>
+        <w:t xml:space="preserve">1. Frontend </w:t>
+      </w:r>
       <w:proofErr w:type="spellStart"/>
       <w:r>
         <w:rPr>
-          <w:lang w:val="en-GB"/>
+          <w:rFonts w:ascii="Arial" w:hAnsi="Arial" w:cs="Arial"/>
+          <w:sz w:val="23"/>
+          <w:szCs w:val="23"/>
+          <w:shd w:val="clear" w:color="auto" w:fill="FFFFFF"/>
+        </w:rPr>
+        <w:t>Dockerfile</w:t>
+      </w:r>
+      <w:proofErr w:type="spellEnd"/>
+      <w:r>
+        <w:rPr>
+          <w:rFonts w:ascii="Arial" w:hAnsi="Arial" w:cs="Arial"/>
+          <w:sz w:val="23"/>
+          <w:szCs w:val="23"/>
+          <w:shd w:val="clear" w:color="auto" w:fill="FFFFFF"/>
+        </w:rPr>
+        <w:t xml:space="preserve"> not provided in submission</w:t>
+      </w:r>
+      <w:r>
+        <w:rPr>
+          <w:rFonts w:ascii="Arial" w:hAnsi="Arial" w:cs="Arial"/>
+          <w:sz w:val="23"/>
+          <w:szCs w:val="23"/>
+          <w:shd w:val="clear" w:color="auto" w:fill="FFFFFF"/>
+        </w:rPr>
+        <w:t xml:space="preserve"> </w:t>
+      </w:r>
+      <w:r>
+        <w:rPr>
+          <w:rFonts w:ascii="Arial" w:hAnsi="Arial" w:cs="Arial"/>
+          <w:sz w:val="23"/>
+          <w:szCs w:val="23"/>
+          <w:shd w:val="clear" w:color="auto" w:fill="FFFFFF"/>
+        </w:rPr>
+        <w:br/>
+      </w:r>
+      <w:proofErr w:type="gramStart"/>
+      <w:r>
+        <w:rPr>
+          <w:rFonts w:ascii="Arial" w:hAnsi="Arial" w:cs="Arial"/>
+          <w:sz w:val="23"/>
+          <w:szCs w:val="23"/>
+          <w:shd w:val="clear" w:color="auto" w:fill="FFFFFF"/>
+        </w:rPr>
+        <w:t>ANS :</w:t>
+      </w:r>
+      <w:proofErr w:type="gramEnd"/>
+      <w:r>
+        <w:rPr>
+          <w:rFonts w:ascii="Arial" w:hAnsi="Arial" w:cs="Arial"/>
+          <w:sz w:val="23"/>
+          <w:szCs w:val="23"/>
+          <w:shd w:val="clear" w:color="auto" w:fill="FFFFFF"/>
+        </w:rPr>
+        <w:t xml:space="preserve"> </w:t>
+      </w:r>
+    </w:p>
+    <w:p>
+      <w:pPr>
+        <w:shd w:val="clear" w:color="auto" w:fill="121314"/>
+        <w:spacing w:after="0" w:line="285" w:lineRule="atLeast"/>
+        <w:rPr>
+          <w:rFonts w:ascii="Consolas" w:eastAsia="Times New Roman" w:hAnsi="Consolas" w:cs="Times New Roman"/>
+          <w:color w:val="BBBEBF"/>
+          <w:sz w:val="21"/>
+          <w:szCs w:val="21"/>
+          <w:lang w:eastAsia="en-IN"/>
+        </w:rPr>
+      </w:pPr>
+      <w:r>
+        <w:rPr>
+          <w:rFonts w:ascii="Consolas" w:eastAsia="Times New Roman" w:hAnsi="Consolas" w:cs="Times New Roman"/>
+          <w:color w:val="C586C0"/>
+          <w:sz w:val="21"/>
+          <w:szCs w:val="21"/>
+          <w:lang w:eastAsia="en-IN"/>
+        </w:rPr>
+        <w:t>FROM</w:t>
+      </w:r>
+      <w:r>
+        <w:rPr>
+          <w:rFonts w:ascii="Consolas" w:eastAsia="Times New Roman" w:hAnsi="Consolas" w:cs="Times New Roman"/>
+          <w:color w:val="BBBEBF"/>
+          <w:sz w:val="21"/>
+          <w:szCs w:val="21"/>
+          <w:lang w:eastAsia="en-IN"/>
+        </w:rPr>
+        <w:t xml:space="preserve"> </w:t>
+      </w:r>
+      <w:r>
+        <w:rPr>
+          <w:rFonts w:ascii="Consolas" w:eastAsia="Times New Roman" w:hAnsi="Consolas" w:cs="Times New Roman"/>
+          <w:color w:val="4EC9B0"/>
+          <w:sz w:val="21"/>
+          <w:szCs w:val="21"/>
+          <w:lang w:eastAsia="en-IN"/>
+        </w:rPr>
+        <w:t>node</w:t>
+      </w:r>
+      <w:proofErr w:type="gramStart"/>
+      <w:r>
+        <w:rPr>
+          <w:rFonts w:ascii="Consolas" w:eastAsia="Times New Roman" w:hAnsi="Consolas" w:cs="Times New Roman"/>
+          <w:color w:val="BBBEBF"/>
+          <w:sz w:val="21"/>
+          <w:szCs w:val="21"/>
+          <w:lang w:eastAsia="en-IN"/>
+        </w:rPr>
+        <w:t>:</w:t>
+      </w:r>
+      <w:r>
+        <w:rPr>
+          <w:rFonts w:ascii="Consolas" w:eastAsia="Times New Roman" w:hAnsi="Consolas" w:cs="Times New Roman"/>
+          <w:color w:val="C9D1D9"/>
+          <w:sz w:val="21"/>
+          <w:szCs w:val="21"/>
+          <w:lang w:eastAsia="en-IN"/>
+        </w:rPr>
+        <w:t>18</w:t>
+      </w:r>
+      <w:proofErr w:type="gramEnd"/>
+    </w:p>
+    <w:p>
+      <w:pPr>
+        <w:shd w:val="clear" w:color="auto" w:fill="121314"/>
+        <w:spacing w:after="0" w:line="285" w:lineRule="atLeast"/>
+        <w:rPr>
+          <w:rFonts w:ascii="Consolas" w:eastAsia="Times New Roman" w:hAnsi="Consolas" w:cs="Times New Roman"/>
+          <w:color w:val="BBBEBF"/>
+          <w:sz w:val="21"/>
+          <w:szCs w:val="21"/>
+          <w:lang w:eastAsia="en-IN"/>
+        </w:rPr>
+      </w:pPr>
+      <w:r>
+        <w:rPr>
+          <w:rFonts w:ascii="Consolas" w:eastAsia="Times New Roman" w:hAnsi="Consolas" w:cs="Times New Roman"/>
+          <w:color w:val="C586C0"/>
+          <w:sz w:val="21"/>
+          <w:szCs w:val="21"/>
+          <w:lang w:eastAsia="en-IN"/>
+        </w:rPr>
+        <w:t>WORKDIR</w:t>
+      </w:r>
+      <w:r>
+        <w:rPr>
+          <w:rFonts w:ascii="Consolas" w:eastAsia="Times New Roman" w:hAnsi="Consolas" w:cs="Times New Roman"/>
+          <w:color w:val="BBBEBF"/>
+          <w:sz w:val="21"/>
+          <w:szCs w:val="21"/>
+          <w:lang w:eastAsia="en-IN"/>
+        </w:rPr>
+        <w:t xml:space="preserve"> </w:t>
+      </w:r>
+      <w:r>
+        <w:rPr>
+          <w:rFonts w:ascii="Consolas" w:eastAsia="Times New Roman" w:hAnsi="Consolas" w:cs="Times New Roman"/>
+          <w:color w:val="FFA657"/>
+          <w:sz w:val="21"/>
+          <w:szCs w:val="21"/>
+          <w:lang w:eastAsia="en-IN"/>
+        </w:rPr>
+        <w:t>/app</w:t>
+      </w:r>
+    </w:p>
+    <w:p>
+      <w:pPr>
+        <w:shd w:val="clear" w:color="auto" w:fill="121314"/>
+        <w:spacing w:after="0" w:line="285" w:lineRule="atLeast"/>
+        <w:rPr>
+          <w:rFonts w:ascii="Consolas" w:eastAsia="Times New Roman" w:hAnsi="Consolas" w:cs="Times New Roman"/>
+          <w:color w:val="BBBEBF"/>
+          <w:sz w:val="21"/>
+          <w:szCs w:val="21"/>
+          <w:lang w:eastAsia="en-IN"/>
+        </w:rPr>
+      </w:pPr>
+      <w:r>
+        <w:rPr>
+          <w:rFonts w:ascii="Consolas" w:eastAsia="Times New Roman" w:hAnsi="Consolas" w:cs="Times New Roman"/>
+          <w:color w:val="C586C0"/>
+          <w:sz w:val="21"/>
+          <w:szCs w:val="21"/>
+          <w:lang w:eastAsia="en-IN"/>
+        </w:rPr>
+        <w:t>COPY</w:t>
+      </w:r>
+      <w:r>
+        <w:rPr>
+          <w:rFonts w:ascii="Consolas" w:eastAsia="Times New Roman" w:hAnsi="Consolas" w:cs="Times New Roman"/>
+          <w:color w:val="BBBEBF"/>
+          <w:sz w:val="21"/>
+          <w:szCs w:val="21"/>
+          <w:lang w:eastAsia="en-IN"/>
+        </w:rPr>
+        <w:t xml:space="preserve"> </w:t>
+      </w:r>
+      <w:r>
+        <w:rPr>
+          <w:rFonts w:ascii="Consolas" w:eastAsia="Times New Roman" w:hAnsi="Consolas" w:cs="Times New Roman"/>
+          <w:color w:val="FFA657"/>
+          <w:sz w:val="21"/>
+          <w:szCs w:val="21"/>
+          <w:lang w:eastAsia="en-IN"/>
+        </w:rPr>
+        <w:t>package*.</w:t>
+      </w:r>
+      <w:proofErr w:type="spellStart"/>
+      <w:proofErr w:type="gramStart"/>
+      <w:r>
+        <w:rPr>
+          <w:rFonts w:ascii="Consolas" w:eastAsia="Times New Roman" w:hAnsi="Consolas" w:cs="Times New Roman"/>
+          <w:color w:val="FFA657"/>
+          <w:sz w:val="21"/>
+          <w:szCs w:val="21"/>
+          <w:lang w:eastAsia="en-IN"/>
+        </w:rPr>
+        <w:t>json</w:t>
+      </w:r>
+      <w:proofErr w:type="spellEnd"/>
+      <w:r>
+        <w:rPr>
+          <w:rFonts w:ascii="Consolas" w:eastAsia="Times New Roman" w:hAnsi="Consolas" w:cs="Times New Roman"/>
+          <w:color w:val="BBBEBF"/>
+          <w:sz w:val="21"/>
+          <w:szCs w:val="21"/>
+          <w:lang w:eastAsia="en-IN"/>
+        </w:rPr>
+        <w:t xml:space="preserve"> </w:t>
+      </w:r>
+      <w:r>
+        <w:rPr>
+          <w:rFonts w:ascii="Consolas" w:eastAsia="Times New Roman" w:hAnsi="Consolas" w:cs="Times New Roman"/>
+          <w:color w:val="FFA657"/>
+          <w:sz w:val="21"/>
+          <w:szCs w:val="21"/>
+          <w:lang w:eastAsia="en-IN"/>
+        </w:rPr>
+        <w:t>./</w:t>
+      </w:r>
+      <w:proofErr w:type="gramEnd"/>
+    </w:p>
+    <w:p>
+      <w:pPr>
+        <w:shd w:val="clear" w:color="auto" w:fill="121314"/>
+        <w:spacing w:after="0" w:line="285" w:lineRule="atLeast"/>
+        <w:rPr>
+          <w:rFonts w:ascii="Consolas" w:eastAsia="Times New Roman" w:hAnsi="Consolas" w:cs="Times New Roman"/>
+          <w:color w:val="BBBEBF"/>
+          <w:sz w:val="21"/>
+          <w:szCs w:val="21"/>
+          <w:lang w:eastAsia="en-IN"/>
+        </w:rPr>
+      </w:pPr>
+      <w:r>
+        <w:rPr>
+          <w:rFonts w:ascii="Consolas" w:eastAsia="Times New Roman" w:hAnsi="Consolas" w:cs="Times New Roman"/>
+          <w:color w:val="C586C0"/>
+          <w:sz w:val="21"/>
+          <w:szCs w:val="21"/>
+          <w:lang w:eastAsia="en-IN"/>
+        </w:rPr>
+        <w:t>RUN</w:t>
+      </w:r>
+      <w:r>
+        <w:rPr>
+          <w:rFonts w:ascii="Consolas" w:eastAsia="Times New Roman" w:hAnsi="Consolas" w:cs="Times New Roman"/>
+          <w:color w:val="BBBEBF"/>
+          <w:sz w:val="21"/>
+          <w:szCs w:val="21"/>
+          <w:lang w:eastAsia="en-IN"/>
+        </w:rPr>
+        <w:t xml:space="preserve"> </w:t>
+      </w:r>
+      <w:proofErr w:type="spellStart"/>
+      <w:r>
+        <w:rPr>
+          <w:rFonts w:ascii="Consolas" w:eastAsia="Times New Roman" w:hAnsi="Consolas" w:cs="Times New Roman"/>
+          <w:color w:val="FFA657"/>
+          <w:sz w:val="21"/>
+          <w:szCs w:val="21"/>
+          <w:lang w:eastAsia="en-IN"/>
+        </w:rPr>
+        <w:t>npm</w:t>
+      </w:r>
+      <w:proofErr w:type="spellEnd"/>
+      <w:r>
+        <w:rPr>
+          <w:rFonts w:ascii="Consolas" w:eastAsia="Times New Roman" w:hAnsi="Consolas" w:cs="Times New Roman"/>
+          <w:color w:val="BBBEBF"/>
+          <w:sz w:val="21"/>
+          <w:szCs w:val="21"/>
+          <w:lang w:eastAsia="en-IN"/>
+        </w:rPr>
+        <w:t xml:space="preserve"> </w:t>
+      </w:r>
+      <w:r>
+        <w:rPr>
+          <w:rFonts w:ascii="Consolas" w:eastAsia="Times New Roman" w:hAnsi="Consolas" w:cs="Times New Roman"/>
+          <w:color w:val="FFA657"/>
+          <w:sz w:val="21"/>
+          <w:szCs w:val="21"/>
+          <w:lang w:eastAsia="en-IN"/>
+        </w:rPr>
+        <w:t>install</w:t>
+      </w:r>
+    </w:p>
+    <w:p>
+      <w:pPr>
+        <w:shd w:val="clear" w:color="auto" w:fill="121314"/>
+        <w:spacing w:after="0" w:line="285" w:lineRule="atLeast"/>
+        <w:rPr>
+          <w:rFonts w:ascii="Consolas" w:eastAsia="Times New Roman" w:hAnsi="Consolas" w:cs="Times New Roman"/>
+          <w:color w:val="BBBEBF"/>
+          <w:sz w:val="21"/>
+          <w:szCs w:val="21"/>
+          <w:lang w:eastAsia="en-IN"/>
+        </w:rPr>
+      </w:pPr>
+      <w:proofErr w:type="gramStart"/>
+      <w:r>
+        <w:rPr>
+          <w:rFonts w:ascii="Consolas" w:eastAsia="Times New Roman" w:hAnsi="Consolas" w:cs="Times New Roman"/>
+          <w:color w:val="C586C0"/>
+          <w:sz w:val="21"/>
+          <w:szCs w:val="21"/>
+          <w:lang w:eastAsia="en-IN"/>
+        </w:rPr>
+        <w:t>COPY</w:t>
+      </w:r>
+      <w:r>
+        <w:rPr>
+          <w:rFonts w:ascii="Consolas" w:eastAsia="Times New Roman" w:hAnsi="Consolas" w:cs="Times New Roman"/>
+          <w:color w:val="BBBEBF"/>
+          <w:sz w:val="21"/>
+          <w:szCs w:val="21"/>
+          <w:lang w:eastAsia="en-IN"/>
+        </w:rPr>
+        <w:t xml:space="preserve"> </w:t>
+      </w:r>
+      <w:r>
+        <w:rPr>
+          <w:rFonts w:ascii="Consolas" w:eastAsia="Times New Roman" w:hAnsi="Consolas" w:cs="Times New Roman"/>
+          <w:color w:val="FFA657"/>
+          <w:sz w:val="21"/>
+          <w:szCs w:val="21"/>
+          <w:lang w:eastAsia="en-IN"/>
+        </w:rPr>
+        <w:t>.</w:t>
+      </w:r>
+      <w:proofErr w:type="gramEnd"/>
+      <w:r>
+        <w:rPr>
+          <w:rFonts w:ascii="Consolas" w:eastAsia="Times New Roman" w:hAnsi="Consolas" w:cs="Times New Roman"/>
+          <w:color w:val="BBBEBF"/>
+          <w:sz w:val="21"/>
+          <w:szCs w:val="21"/>
+          <w:lang w:eastAsia="en-IN"/>
+        </w:rPr>
+        <w:t xml:space="preserve"> </w:t>
+      </w:r>
+      <w:r>
+        <w:rPr>
+          <w:rFonts w:ascii="Consolas" w:eastAsia="Times New Roman" w:hAnsi="Consolas" w:cs="Times New Roman"/>
+          <w:color w:val="FFA657"/>
+          <w:sz w:val="21"/>
+          <w:szCs w:val="21"/>
+          <w:lang w:eastAsia="en-IN"/>
+        </w:rPr>
+        <w:t>.</w:t>
+      </w:r>
+    </w:p>
+    <w:p>
+      <w:pPr>
+        <w:shd w:val="clear" w:color="auto" w:fill="121314"/>
+        <w:spacing w:after="0" w:line="285" w:lineRule="atLeast"/>
+        <w:rPr>
+          <w:rFonts w:ascii="Consolas" w:eastAsia="Times New Roman" w:hAnsi="Consolas" w:cs="Times New Roman"/>
+          <w:color w:val="BBBEBF"/>
+          <w:sz w:val="21"/>
+          <w:szCs w:val="21"/>
+          <w:lang w:eastAsia="en-IN"/>
+        </w:rPr>
+      </w:pPr>
+      <w:r>
+        <w:rPr>
+          <w:rFonts w:ascii="Consolas" w:eastAsia="Times New Roman" w:hAnsi="Consolas" w:cs="Times New Roman"/>
+          <w:color w:val="C586C0"/>
+          <w:sz w:val="21"/>
+          <w:szCs w:val="21"/>
+          <w:lang w:eastAsia="en-IN"/>
+        </w:rPr>
+        <w:t>EXPOSE</w:t>
+      </w:r>
+      <w:r>
+        <w:rPr>
+          <w:rFonts w:ascii="Consolas" w:eastAsia="Times New Roman" w:hAnsi="Consolas" w:cs="Times New Roman"/>
+          <w:color w:val="BBBEBF"/>
+          <w:sz w:val="21"/>
+          <w:szCs w:val="21"/>
+          <w:lang w:eastAsia="en-IN"/>
+        </w:rPr>
+        <w:t xml:space="preserve"> </w:t>
+      </w:r>
+      <w:r>
+        <w:rPr>
+          <w:rFonts w:ascii="Consolas" w:eastAsia="Times New Roman" w:hAnsi="Consolas" w:cs="Times New Roman"/>
+          <w:color w:val="FFA657"/>
+          <w:sz w:val="21"/>
+          <w:szCs w:val="21"/>
+          <w:lang w:eastAsia="en-IN"/>
+        </w:rPr>
+        <w:t>3000</w:t>
+      </w:r>
+    </w:p>
+    <w:p>
+      <w:pPr>
+        <w:shd w:val="clear" w:color="auto" w:fill="121314"/>
+        <w:spacing w:after="0" w:line="285" w:lineRule="atLeast"/>
+        <w:rPr>
+          <w:rFonts w:ascii="Consolas" w:eastAsia="Times New Roman" w:hAnsi="Consolas" w:cs="Times New Roman"/>
+          <w:color w:val="BBBEBF"/>
+          <w:sz w:val="21"/>
+          <w:szCs w:val="21"/>
+          <w:lang w:eastAsia="en-IN"/>
+        </w:rPr>
+      </w:pPr>
+      <w:r>
+        <w:rPr>
+          <w:rFonts w:ascii="Consolas" w:eastAsia="Times New Roman" w:hAnsi="Consolas" w:cs="Times New Roman"/>
+          <w:color w:val="C586C0"/>
+          <w:sz w:val="21"/>
+          <w:szCs w:val="21"/>
+          <w:lang w:eastAsia="en-IN"/>
+        </w:rPr>
+        <w:t>CMD</w:t>
+      </w:r>
+      <w:r>
+        <w:rPr>
+          <w:rFonts w:ascii="Consolas" w:eastAsia="Times New Roman" w:hAnsi="Consolas" w:cs="Times New Roman"/>
+          <w:color w:val="BBBEBF"/>
+          <w:sz w:val="21"/>
+          <w:szCs w:val="21"/>
+          <w:lang w:eastAsia="en-IN"/>
+        </w:rPr>
+        <w:t xml:space="preserve"> </w:t>
+      </w:r>
+      <w:r>
+        <w:rPr>
+          <w:rFonts w:ascii="Consolas" w:eastAsia="Times New Roman" w:hAnsi="Consolas" w:cs="Times New Roman"/>
+          <w:color w:val="FFA657"/>
+          <w:sz w:val="21"/>
+          <w:szCs w:val="21"/>
+          <w:lang w:eastAsia="en-IN"/>
+        </w:rPr>
+        <w:t>[</w:t>
+      </w:r>
+      <w:r>
+        <w:rPr>
+          <w:rFonts w:ascii="Consolas" w:eastAsia="Times New Roman" w:hAnsi="Consolas" w:cs="Times New Roman"/>
+          <w:color w:val="A5D6FF"/>
+          <w:sz w:val="21"/>
+          <w:szCs w:val="21"/>
+          <w:lang w:eastAsia="en-IN"/>
+        </w:rPr>
+        <w:t>"node"</w:t>
+      </w:r>
+      <w:r>
+        <w:rPr>
+          <w:rFonts w:ascii="Consolas" w:eastAsia="Times New Roman" w:hAnsi="Consolas" w:cs="Times New Roman"/>
+          <w:color w:val="FFA657"/>
+          <w:sz w:val="21"/>
+          <w:szCs w:val="21"/>
+          <w:lang w:eastAsia="en-IN"/>
+        </w:rPr>
+        <w:t>,</w:t>
+      </w:r>
+      <w:r>
+        <w:rPr>
+          <w:rFonts w:ascii="Consolas" w:eastAsia="Times New Roman" w:hAnsi="Consolas" w:cs="Times New Roman"/>
+          <w:color w:val="BBBEBF"/>
+          <w:sz w:val="21"/>
+          <w:szCs w:val="21"/>
+          <w:lang w:eastAsia="en-IN"/>
+        </w:rPr>
+        <w:t xml:space="preserve"> </w:t>
+      </w:r>
+      <w:r>
+        <w:rPr>
+          <w:rFonts w:ascii="Consolas" w:eastAsia="Times New Roman" w:hAnsi="Consolas" w:cs="Times New Roman"/>
+          <w:color w:val="A5D6FF"/>
+          <w:sz w:val="21"/>
+          <w:szCs w:val="21"/>
+          <w:lang w:eastAsia="en-IN"/>
+        </w:rPr>
+        <w:t>"index.js"</w:t>
+      </w:r>
+      <w:r>
+        <w:rPr>
+          <w:rFonts w:ascii="Consolas" w:eastAsia="Times New Roman" w:hAnsi="Consolas" w:cs="Times New Roman"/>
+          <w:color w:val="FFA657"/>
+          <w:sz w:val="21"/>
+          <w:szCs w:val="21"/>
+          <w:lang w:eastAsia="en-IN"/>
+        </w:rPr>
+        <w:t>]</w:t>
+      </w:r>
+    </w:p>
+    <w:p>
+      <w:pPr>
+        <w:shd w:val="clear" w:color="auto" w:fill="121314"/>
+        <w:spacing w:after="0" w:line="285" w:lineRule="atLeast"/>
+        <w:rPr>
+          <w:rFonts w:ascii="Consolas" w:eastAsia="Times New Roman" w:hAnsi="Consolas" w:cs="Times New Roman"/>
+          <w:color w:val="BBBEBF"/>
+          <w:sz w:val="21"/>
+          <w:szCs w:val="21"/>
+          <w:lang w:eastAsia="en-IN"/>
+        </w:rPr>
+      </w:pPr>
+    </w:p>
+    <w:p>
+      <w:pPr>
+        <w:shd w:val="clear" w:color="auto" w:fill="121314"/>
+        <w:spacing w:after="0" w:line="285" w:lineRule="atLeast"/>
+        <w:rPr>
+          <w:rFonts w:ascii="Consolas" w:eastAsia="Times New Roman" w:hAnsi="Consolas" w:cs="Times New Roman"/>
+          <w:color w:val="BBBEBF"/>
+          <w:sz w:val="21"/>
+          <w:szCs w:val="21"/>
+          <w:lang w:eastAsia="en-IN"/>
+        </w:rPr>
+      </w:pPr>
+    </w:p>
+    <w:p>
+      <w:pPr>
+        <w:rPr>
+          <w:rFonts w:ascii="Arial" w:hAnsi="Arial" w:cs="Arial"/>
+          <w:sz w:val="23"/>
+          <w:szCs w:val="23"/>
+          <w:shd w:val="clear" w:color="auto" w:fill="FFFFFF"/>
+        </w:rPr>
+      </w:pPr>
+    </w:p>
+    <w:p>
+      <w:pPr>
+        <w:rPr>
+          <w:rFonts w:ascii="Arial" w:hAnsi="Arial" w:cs="Arial"/>
+          <w:sz w:val="23"/>
+          <w:szCs w:val="23"/>
+          <w:shd w:val="clear" w:color="auto" w:fill="FFFFFF"/>
+        </w:rPr>
+      </w:pPr>
+    </w:p>
+    <w:p>
+      <w:pPr>
+        <w:rPr>
+          <w:rFonts w:ascii="Arial" w:hAnsi="Arial" w:cs="Arial"/>
+          <w:sz w:val="23"/>
+          <w:szCs w:val="23"/>
+          <w:shd w:val="clear" w:color="auto" w:fill="FFFFFF"/>
+        </w:rPr>
+      </w:pPr>
+      <w:r>
+        <w:rPr>
+          <w:rFonts w:ascii="Arial" w:hAnsi="Arial" w:cs="Arial"/>
+          <w:sz w:val="23"/>
+          <w:szCs w:val="23"/>
+          <w:shd w:val="clear" w:color="auto" w:fill="FFFFFF"/>
+        </w:rPr>
+        <w:t xml:space="preserve"> </w:t>
+      </w:r>
+    </w:p>
+    <w:p>
+      <w:pPr>
+        <w:rPr>
+          <w:rFonts w:ascii="Arial" w:hAnsi="Arial" w:cs="Arial"/>
+          <w:sz w:val="23"/>
+          <w:szCs w:val="23"/>
+          <w:shd w:val="clear" w:color="auto" w:fill="FFFFFF"/>
+        </w:rPr>
+      </w:pPr>
+    </w:p>
+    <w:p>
+      <w:pPr>
+        <w:rPr>
+          <w:rFonts w:ascii="Arial" w:hAnsi="Arial" w:cs="Arial"/>
+          <w:sz w:val="23"/>
+          <w:szCs w:val="23"/>
+          <w:shd w:val="clear" w:color="auto" w:fill="FFFFFF"/>
+        </w:rPr>
+      </w:pPr>
+    </w:p>
+    <w:p>
+      <w:pPr>
+        <w:rPr>
+          <w:rFonts w:ascii="Arial" w:hAnsi="Arial" w:cs="Arial"/>
+          <w:sz w:val="23"/>
+          <w:szCs w:val="23"/>
+          <w:shd w:val="clear" w:color="auto" w:fill="FFFFFF"/>
+        </w:rPr>
+      </w:pPr>
+    </w:p>
+    <w:p>
+      <w:pPr>
+        <w:rPr>
+          <w:rFonts w:ascii="Arial" w:hAnsi="Arial" w:cs="Arial"/>
+          <w:sz w:val="23"/>
+          <w:szCs w:val="23"/>
+          <w:shd w:val="clear" w:color="auto" w:fill="FFFFFF"/>
+        </w:rPr>
+      </w:pPr>
+      <w:r>
+        <w:rPr>
+          <w:rFonts w:ascii="Arial" w:hAnsi="Arial" w:cs="Arial"/>
+          <w:sz w:val="23"/>
+          <w:szCs w:val="23"/>
+          <w:shd w:val="clear" w:color="auto" w:fill="FFFFFF"/>
+        </w:rPr>
+        <w:lastRenderedPageBreak/>
+        <w:t xml:space="preserve">2. Backend </w:t>
+      </w:r>
+      <w:proofErr w:type="spellStart"/>
+      <w:r>
+        <w:rPr>
+          <w:rFonts w:ascii="Arial" w:hAnsi="Arial" w:cs="Arial"/>
+          <w:sz w:val="23"/>
+          <w:szCs w:val="23"/>
+          <w:shd w:val="clear" w:color="auto" w:fill="FFFFFF"/>
+        </w:rPr>
+        <w:t>Dockerfile</w:t>
+      </w:r>
+      <w:proofErr w:type="spellEnd"/>
+      <w:r>
+        <w:rPr>
+          <w:rFonts w:ascii="Arial" w:hAnsi="Arial" w:cs="Arial"/>
+          <w:sz w:val="23"/>
+          <w:szCs w:val="23"/>
+          <w:shd w:val="clear" w:color="auto" w:fill="FFFFFF"/>
+        </w:rPr>
+        <w:t xml:space="preserve"> not provided in submission </w:t>
+      </w:r>
+    </w:p>
+    <w:p>
+      <w:pPr>
+        <w:rPr>
+          <w:rFonts w:ascii="Arial" w:hAnsi="Arial" w:cs="Arial"/>
+          <w:sz w:val="23"/>
+          <w:szCs w:val="23"/>
+          <w:shd w:val="clear" w:color="auto" w:fill="FFFFFF"/>
+        </w:rPr>
+      </w:pPr>
+      <w:proofErr w:type="spellStart"/>
+      <w:proofErr w:type="gramStart"/>
+      <w:r>
+        <w:rPr>
+          <w:rFonts w:ascii="Arial" w:hAnsi="Arial" w:cs="Arial"/>
+          <w:sz w:val="23"/>
+          <w:szCs w:val="23"/>
+          <w:shd w:val="clear" w:color="auto" w:fill="FFFFFF"/>
         </w:rPr>
         <w:t>Ans</w:t>
       </w:r>
       <w:proofErr w:type="spellEnd"/>
       <w:r>
         <w:rPr>
-          <w:lang w:val="en-GB"/>
+          <w:rFonts w:ascii="Arial" w:hAnsi="Arial" w:cs="Arial"/>
+          <w:sz w:val="23"/>
+          <w:szCs w:val="23"/>
+          <w:shd w:val="clear" w:color="auto" w:fill="FFFFFF"/>
+        </w:rPr>
+        <w:t xml:space="preserve"> :</w:t>
+      </w:r>
+      <w:proofErr w:type="gramEnd"/>
+      <w:r>
+        <w:rPr>
+          <w:rFonts w:ascii="Arial" w:hAnsi="Arial" w:cs="Arial"/>
+          <w:sz w:val="23"/>
+          <w:szCs w:val="23"/>
+          <w:shd w:val="clear" w:color="auto" w:fill="FFFFFF"/>
+        </w:rPr>
+        <w:t xml:space="preserve"> </w:t>
+      </w:r>
+    </w:p>
+    <w:p>
+      <w:pPr>
+        <w:shd w:val="clear" w:color="auto" w:fill="121314"/>
+        <w:spacing w:after="0" w:line="285" w:lineRule="atLeast"/>
+        <w:rPr>
+          <w:rFonts w:ascii="Consolas" w:eastAsia="Times New Roman" w:hAnsi="Consolas" w:cs="Times New Roman"/>
+          <w:color w:val="BBBEBF"/>
+          <w:sz w:val="21"/>
+          <w:szCs w:val="21"/>
+          <w:lang w:eastAsia="en-IN"/>
+        </w:rPr>
+      </w:pPr>
+      <w:r>
+        <w:rPr>
+          <w:rFonts w:ascii="Consolas" w:eastAsia="Times New Roman" w:hAnsi="Consolas" w:cs="Times New Roman"/>
+          <w:color w:val="C586C0"/>
+          <w:sz w:val="21"/>
+          <w:szCs w:val="21"/>
+          <w:lang w:eastAsia="en-IN"/>
+        </w:rPr>
+        <w:t>FROM</w:t>
+      </w:r>
+      <w:r>
+        <w:rPr>
+          <w:rFonts w:ascii="Consolas" w:eastAsia="Times New Roman" w:hAnsi="Consolas" w:cs="Times New Roman"/>
+          <w:color w:val="BBBEBF"/>
+          <w:sz w:val="21"/>
+          <w:szCs w:val="21"/>
+          <w:lang w:eastAsia="en-IN"/>
+        </w:rPr>
+        <w:t xml:space="preserve"> </w:t>
+      </w:r>
+      <w:r>
+        <w:rPr>
+          <w:rFonts w:ascii="Consolas" w:eastAsia="Times New Roman" w:hAnsi="Consolas" w:cs="Times New Roman"/>
+          <w:color w:val="4EC9B0"/>
+          <w:sz w:val="21"/>
+          <w:szCs w:val="21"/>
+          <w:lang w:eastAsia="en-IN"/>
+        </w:rPr>
+        <w:t>python</w:t>
+      </w:r>
+      <w:proofErr w:type="gramStart"/>
+      <w:r>
+        <w:rPr>
+          <w:rFonts w:ascii="Consolas" w:eastAsia="Times New Roman" w:hAnsi="Consolas" w:cs="Times New Roman"/>
+          <w:color w:val="BBBEBF"/>
+          <w:sz w:val="21"/>
+          <w:szCs w:val="21"/>
+          <w:lang w:eastAsia="en-IN"/>
         </w:rPr>
         <w:t>:</w:t>
       </w:r>
-    </w:p>
-    <w:p>
-      <w:pPr>
-        <w:rPr>
-          <w:lang w:val="en-GB"/>
-        </w:rPr>
-      </w:pPr>
+      <w:r>
+        <w:rPr>
+          <w:rFonts w:ascii="Consolas" w:eastAsia="Times New Roman" w:hAnsi="Consolas" w:cs="Times New Roman"/>
+          <w:color w:val="C9D1D9"/>
+          <w:sz w:val="21"/>
+          <w:szCs w:val="21"/>
+          <w:lang w:eastAsia="en-IN"/>
+        </w:rPr>
+        <w:t>3.10</w:t>
+      </w:r>
+      <w:proofErr w:type="gramEnd"/>
+    </w:p>
+    <w:p>
+      <w:pPr>
+        <w:shd w:val="clear" w:color="auto" w:fill="121314"/>
+        <w:spacing w:after="0" w:line="285" w:lineRule="atLeast"/>
+        <w:rPr>
+          <w:rFonts w:ascii="Consolas" w:eastAsia="Times New Roman" w:hAnsi="Consolas" w:cs="Times New Roman"/>
+          <w:color w:val="BBBEBF"/>
+          <w:sz w:val="21"/>
+          <w:szCs w:val="21"/>
+          <w:lang w:eastAsia="en-IN"/>
+        </w:rPr>
+      </w:pPr>
+      <w:r>
+        <w:rPr>
+          <w:rFonts w:ascii="Consolas" w:eastAsia="Times New Roman" w:hAnsi="Consolas" w:cs="Times New Roman"/>
+          <w:color w:val="C586C0"/>
+          <w:sz w:val="21"/>
+          <w:szCs w:val="21"/>
+          <w:lang w:eastAsia="en-IN"/>
+        </w:rPr>
+        <w:t>WORKDIR</w:t>
+      </w:r>
+      <w:r>
+        <w:rPr>
+          <w:rFonts w:ascii="Consolas" w:eastAsia="Times New Roman" w:hAnsi="Consolas" w:cs="Times New Roman"/>
+          <w:color w:val="BBBEBF"/>
+          <w:sz w:val="21"/>
+          <w:szCs w:val="21"/>
+          <w:lang w:eastAsia="en-IN"/>
+        </w:rPr>
+        <w:t xml:space="preserve"> </w:t>
+      </w:r>
+      <w:r>
+        <w:rPr>
+          <w:rFonts w:ascii="Consolas" w:eastAsia="Times New Roman" w:hAnsi="Consolas" w:cs="Times New Roman"/>
+          <w:color w:val="FFA657"/>
+          <w:sz w:val="21"/>
+          <w:szCs w:val="21"/>
+          <w:lang w:eastAsia="en-IN"/>
+        </w:rPr>
+        <w:t>/app</w:t>
+      </w:r>
+    </w:p>
+    <w:p>
+      <w:pPr>
+        <w:shd w:val="clear" w:color="auto" w:fill="121314"/>
+        <w:spacing w:after="0" w:line="285" w:lineRule="atLeast"/>
+        <w:rPr>
+          <w:rFonts w:ascii="Consolas" w:eastAsia="Times New Roman" w:hAnsi="Consolas" w:cs="Times New Roman"/>
+          <w:color w:val="BBBEBF"/>
+          <w:sz w:val="21"/>
+          <w:szCs w:val="21"/>
+          <w:lang w:eastAsia="en-IN"/>
+        </w:rPr>
+      </w:pPr>
+      <w:r>
+        <w:rPr>
+          <w:rFonts w:ascii="Consolas" w:eastAsia="Times New Roman" w:hAnsi="Consolas" w:cs="Times New Roman"/>
+          <w:color w:val="C586C0"/>
+          <w:sz w:val="21"/>
+          <w:szCs w:val="21"/>
+          <w:lang w:eastAsia="en-IN"/>
+        </w:rPr>
+        <w:t>COPY</w:t>
+      </w:r>
+      <w:r>
+        <w:rPr>
+          <w:rFonts w:ascii="Consolas" w:eastAsia="Times New Roman" w:hAnsi="Consolas" w:cs="Times New Roman"/>
+          <w:color w:val="BBBEBF"/>
+          <w:sz w:val="21"/>
+          <w:szCs w:val="21"/>
+          <w:lang w:eastAsia="en-IN"/>
+        </w:rPr>
+        <w:t xml:space="preserve"> </w:t>
+      </w:r>
+      <w:proofErr w:type="gramStart"/>
+      <w:r>
+        <w:rPr>
+          <w:rFonts w:ascii="Consolas" w:eastAsia="Times New Roman" w:hAnsi="Consolas" w:cs="Times New Roman"/>
+          <w:color w:val="FFA657"/>
+          <w:sz w:val="21"/>
+          <w:szCs w:val="21"/>
+          <w:lang w:eastAsia="en-IN"/>
+        </w:rPr>
+        <w:t>requirements.txt</w:t>
+      </w:r>
+      <w:r>
+        <w:rPr>
+          <w:rFonts w:ascii="Consolas" w:eastAsia="Times New Roman" w:hAnsi="Consolas" w:cs="Times New Roman"/>
+          <w:color w:val="BBBEBF"/>
+          <w:sz w:val="21"/>
+          <w:szCs w:val="21"/>
+          <w:lang w:eastAsia="en-IN"/>
+        </w:rPr>
+        <w:t xml:space="preserve"> </w:t>
+      </w:r>
+      <w:r>
+        <w:rPr>
+          <w:rFonts w:ascii="Consolas" w:eastAsia="Times New Roman" w:hAnsi="Consolas" w:cs="Times New Roman"/>
+          <w:color w:val="FFA657"/>
+          <w:sz w:val="21"/>
+          <w:szCs w:val="21"/>
+          <w:lang w:eastAsia="en-IN"/>
+        </w:rPr>
+        <w:t>.</w:t>
+      </w:r>
+      <w:proofErr w:type="gramEnd"/>
+    </w:p>
+    <w:p>
+      <w:pPr>
+        <w:shd w:val="clear" w:color="auto" w:fill="121314"/>
+        <w:spacing w:after="0" w:line="285" w:lineRule="atLeast"/>
+        <w:rPr>
+          <w:rFonts w:ascii="Consolas" w:eastAsia="Times New Roman" w:hAnsi="Consolas" w:cs="Times New Roman"/>
+          <w:color w:val="BBBEBF"/>
+          <w:sz w:val="21"/>
+          <w:szCs w:val="21"/>
+          <w:lang w:eastAsia="en-IN"/>
+        </w:rPr>
+      </w:pPr>
+      <w:r>
+        <w:rPr>
+          <w:rFonts w:ascii="Consolas" w:eastAsia="Times New Roman" w:hAnsi="Consolas" w:cs="Times New Roman"/>
+          <w:color w:val="C586C0"/>
+          <w:sz w:val="21"/>
+          <w:szCs w:val="21"/>
+          <w:lang w:eastAsia="en-IN"/>
+        </w:rPr>
+        <w:t>RUN</w:t>
+      </w:r>
+      <w:r>
+        <w:rPr>
+          <w:rFonts w:ascii="Consolas" w:eastAsia="Times New Roman" w:hAnsi="Consolas" w:cs="Times New Roman"/>
+          <w:color w:val="BBBEBF"/>
+          <w:sz w:val="21"/>
+          <w:szCs w:val="21"/>
+          <w:lang w:eastAsia="en-IN"/>
+        </w:rPr>
+        <w:t xml:space="preserve"> </w:t>
+      </w:r>
+      <w:proofErr w:type="gramStart"/>
+      <w:r>
+        <w:rPr>
+          <w:rFonts w:ascii="Consolas" w:eastAsia="Times New Roman" w:hAnsi="Consolas" w:cs="Times New Roman"/>
+          <w:color w:val="FFA657"/>
+          <w:sz w:val="21"/>
+          <w:szCs w:val="21"/>
+          <w:lang w:eastAsia="en-IN"/>
+        </w:rPr>
+        <w:t>pip</w:t>
+      </w:r>
+      <w:r>
+        <w:rPr>
+          <w:rFonts w:ascii="Consolas" w:eastAsia="Times New Roman" w:hAnsi="Consolas" w:cs="Times New Roman"/>
+          <w:color w:val="BBBEBF"/>
+          <w:sz w:val="21"/>
+          <w:szCs w:val="21"/>
+          <w:lang w:eastAsia="en-IN"/>
+        </w:rPr>
+        <w:t xml:space="preserve"> </w:t>
+      </w:r>
+      <w:r>
+        <w:rPr>
+          <w:rFonts w:ascii="Consolas" w:eastAsia="Times New Roman" w:hAnsi="Consolas" w:cs="Times New Roman"/>
+          <w:color w:val="FFA657"/>
+          <w:sz w:val="21"/>
+          <w:szCs w:val="21"/>
+          <w:lang w:eastAsia="en-IN"/>
+        </w:rPr>
+        <w:t>install</w:t>
+      </w:r>
+      <w:proofErr w:type="gramEnd"/>
+      <w:r>
+        <w:rPr>
+          <w:rFonts w:ascii="Consolas" w:eastAsia="Times New Roman" w:hAnsi="Consolas" w:cs="Times New Roman"/>
+          <w:color w:val="BBBEBF"/>
+          <w:sz w:val="21"/>
+          <w:szCs w:val="21"/>
+          <w:lang w:eastAsia="en-IN"/>
+        </w:rPr>
+        <w:t xml:space="preserve"> </w:t>
+      </w:r>
+      <w:r>
+        <w:rPr>
+          <w:rFonts w:ascii="Consolas" w:eastAsia="Times New Roman" w:hAnsi="Consolas" w:cs="Times New Roman"/>
+          <w:color w:val="FFA657"/>
+          <w:sz w:val="21"/>
+          <w:szCs w:val="21"/>
+          <w:lang w:eastAsia="en-IN"/>
+        </w:rPr>
+        <w:t>-r</w:t>
+      </w:r>
+      <w:r>
+        <w:rPr>
+          <w:rFonts w:ascii="Consolas" w:eastAsia="Times New Roman" w:hAnsi="Consolas" w:cs="Times New Roman"/>
+          <w:color w:val="BBBEBF"/>
+          <w:sz w:val="21"/>
+          <w:szCs w:val="21"/>
+          <w:lang w:eastAsia="en-IN"/>
+        </w:rPr>
+        <w:t xml:space="preserve"> </w:t>
+      </w:r>
+      <w:r>
+        <w:rPr>
+          <w:rFonts w:ascii="Consolas" w:eastAsia="Times New Roman" w:hAnsi="Consolas" w:cs="Times New Roman"/>
+          <w:color w:val="FFA657"/>
+          <w:sz w:val="21"/>
+          <w:szCs w:val="21"/>
+          <w:lang w:eastAsia="en-IN"/>
+        </w:rPr>
+        <w:t>requirements.txt</w:t>
+      </w:r>
+    </w:p>
+    <w:p>
+      <w:pPr>
+        <w:shd w:val="clear" w:color="auto" w:fill="121314"/>
+        <w:spacing w:after="0" w:line="285" w:lineRule="atLeast"/>
+        <w:rPr>
+          <w:rFonts w:ascii="Consolas" w:eastAsia="Times New Roman" w:hAnsi="Consolas" w:cs="Times New Roman"/>
+          <w:color w:val="BBBEBF"/>
+          <w:sz w:val="21"/>
+          <w:szCs w:val="21"/>
+          <w:lang w:eastAsia="en-IN"/>
+        </w:rPr>
+      </w:pPr>
+      <w:proofErr w:type="gramStart"/>
+      <w:r>
+        <w:rPr>
+          <w:rFonts w:ascii="Consolas" w:eastAsia="Times New Roman" w:hAnsi="Consolas" w:cs="Times New Roman"/>
+          <w:color w:val="C586C0"/>
+          <w:sz w:val="21"/>
+          <w:szCs w:val="21"/>
+          <w:lang w:eastAsia="en-IN"/>
+        </w:rPr>
+        <w:t>COPY</w:t>
+      </w:r>
+      <w:r>
+        <w:rPr>
+          <w:rFonts w:ascii="Consolas" w:eastAsia="Times New Roman" w:hAnsi="Consolas" w:cs="Times New Roman"/>
+          <w:color w:val="BBBEBF"/>
+          <w:sz w:val="21"/>
+          <w:szCs w:val="21"/>
+          <w:lang w:eastAsia="en-IN"/>
+        </w:rPr>
+        <w:t xml:space="preserve"> </w:t>
+      </w:r>
+      <w:r>
+        <w:rPr>
+          <w:rFonts w:ascii="Consolas" w:eastAsia="Times New Roman" w:hAnsi="Consolas" w:cs="Times New Roman"/>
+          <w:color w:val="FFA657"/>
+          <w:sz w:val="21"/>
+          <w:szCs w:val="21"/>
+          <w:lang w:eastAsia="en-IN"/>
+        </w:rPr>
+        <w:t>.</w:t>
+      </w:r>
+      <w:proofErr w:type="gramEnd"/>
+      <w:r>
+        <w:rPr>
+          <w:rFonts w:ascii="Consolas" w:eastAsia="Times New Roman" w:hAnsi="Consolas" w:cs="Times New Roman"/>
+          <w:color w:val="BBBEBF"/>
+          <w:sz w:val="21"/>
+          <w:szCs w:val="21"/>
+          <w:lang w:eastAsia="en-IN"/>
+        </w:rPr>
+        <w:t xml:space="preserve"> </w:t>
+      </w:r>
+      <w:r>
+        <w:rPr>
+          <w:rFonts w:ascii="Consolas" w:eastAsia="Times New Roman" w:hAnsi="Consolas" w:cs="Times New Roman"/>
+          <w:color w:val="FFA657"/>
+          <w:sz w:val="21"/>
+          <w:szCs w:val="21"/>
+          <w:lang w:eastAsia="en-IN"/>
+        </w:rPr>
+        <w:t>.</w:t>
+      </w:r>
+    </w:p>
+    <w:p>
+      <w:pPr>
+        <w:shd w:val="clear" w:color="auto" w:fill="121314"/>
+        <w:spacing w:after="0" w:line="285" w:lineRule="atLeast"/>
+        <w:rPr>
+          <w:rFonts w:ascii="Consolas" w:eastAsia="Times New Roman" w:hAnsi="Consolas" w:cs="Times New Roman"/>
+          <w:color w:val="BBBEBF"/>
+          <w:sz w:val="21"/>
+          <w:szCs w:val="21"/>
+          <w:lang w:eastAsia="en-IN"/>
+        </w:rPr>
+      </w:pPr>
+      <w:r>
+        <w:rPr>
+          <w:rFonts w:ascii="Consolas" w:eastAsia="Times New Roman" w:hAnsi="Consolas" w:cs="Times New Roman"/>
+          <w:color w:val="C586C0"/>
+          <w:sz w:val="21"/>
+          <w:szCs w:val="21"/>
+          <w:lang w:eastAsia="en-IN"/>
+        </w:rPr>
+        <w:t>EXPOSE</w:t>
+      </w:r>
+      <w:r>
+        <w:rPr>
+          <w:rFonts w:ascii="Consolas" w:eastAsia="Times New Roman" w:hAnsi="Consolas" w:cs="Times New Roman"/>
+          <w:color w:val="BBBEBF"/>
+          <w:sz w:val="21"/>
+          <w:szCs w:val="21"/>
+          <w:lang w:eastAsia="en-IN"/>
+        </w:rPr>
+        <w:t xml:space="preserve"> </w:t>
+      </w:r>
+      <w:r>
+        <w:rPr>
+          <w:rFonts w:ascii="Consolas" w:eastAsia="Times New Roman" w:hAnsi="Consolas" w:cs="Times New Roman"/>
+          <w:color w:val="FFA657"/>
+          <w:sz w:val="21"/>
+          <w:szCs w:val="21"/>
+          <w:lang w:eastAsia="en-IN"/>
+        </w:rPr>
+        <w:t>5000</w:t>
+      </w:r>
+    </w:p>
+    <w:p>
+      <w:pPr>
+        <w:shd w:val="clear" w:color="auto" w:fill="121314"/>
+        <w:spacing w:after="0" w:line="285" w:lineRule="atLeast"/>
+        <w:rPr>
+          <w:rFonts w:ascii="Consolas" w:eastAsia="Times New Roman" w:hAnsi="Consolas" w:cs="Times New Roman"/>
+          <w:color w:val="BBBEBF"/>
+          <w:sz w:val="21"/>
+          <w:szCs w:val="21"/>
+          <w:lang w:eastAsia="en-IN"/>
+        </w:rPr>
+      </w:pPr>
+      <w:r>
+        <w:rPr>
+          <w:rFonts w:ascii="Consolas" w:eastAsia="Times New Roman" w:hAnsi="Consolas" w:cs="Times New Roman"/>
+          <w:color w:val="C586C0"/>
+          <w:sz w:val="21"/>
+          <w:szCs w:val="21"/>
+          <w:lang w:eastAsia="en-IN"/>
+        </w:rPr>
+        <w:t>CMD</w:t>
+      </w:r>
+      <w:r>
+        <w:rPr>
+          <w:rFonts w:ascii="Consolas" w:eastAsia="Times New Roman" w:hAnsi="Consolas" w:cs="Times New Roman"/>
+          <w:color w:val="BBBEBF"/>
+          <w:sz w:val="21"/>
+          <w:szCs w:val="21"/>
+          <w:lang w:eastAsia="en-IN"/>
+        </w:rPr>
+        <w:t xml:space="preserve"> </w:t>
+      </w:r>
+      <w:r>
+        <w:rPr>
+          <w:rFonts w:ascii="Consolas" w:eastAsia="Times New Roman" w:hAnsi="Consolas" w:cs="Times New Roman"/>
+          <w:color w:val="FFA657"/>
+          <w:sz w:val="21"/>
+          <w:szCs w:val="21"/>
+          <w:lang w:eastAsia="en-IN"/>
+        </w:rPr>
+        <w:t>[</w:t>
+      </w:r>
+      <w:r>
+        <w:rPr>
+          <w:rFonts w:ascii="Consolas" w:eastAsia="Times New Roman" w:hAnsi="Consolas" w:cs="Times New Roman"/>
+          <w:color w:val="A5D6FF"/>
+          <w:sz w:val="21"/>
+          <w:szCs w:val="21"/>
+          <w:lang w:eastAsia="en-IN"/>
+        </w:rPr>
+        <w:t>"python"</w:t>
+      </w:r>
+      <w:r>
+        <w:rPr>
+          <w:rFonts w:ascii="Consolas" w:eastAsia="Times New Roman" w:hAnsi="Consolas" w:cs="Times New Roman"/>
+          <w:color w:val="FFA657"/>
+          <w:sz w:val="21"/>
+          <w:szCs w:val="21"/>
+          <w:lang w:eastAsia="en-IN"/>
+        </w:rPr>
+        <w:t>,</w:t>
+      </w:r>
+      <w:r>
+        <w:rPr>
+          <w:rFonts w:ascii="Consolas" w:eastAsia="Times New Roman" w:hAnsi="Consolas" w:cs="Times New Roman"/>
+          <w:color w:val="BBBEBF"/>
+          <w:sz w:val="21"/>
+          <w:szCs w:val="21"/>
+          <w:lang w:eastAsia="en-IN"/>
+        </w:rPr>
+        <w:t xml:space="preserve"> </w:t>
+      </w:r>
+      <w:r>
+        <w:rPr>
+          <w:rFonts w:ascii="Consolas" w:eastAsia="Times New Roman" w:hAnsi="Consolas" w:cs="Times New Roman"/>
+          <w:color w:val="A5D6FF"/>
+          <w:sz w:val="21"/>
+          <w:szCs w:val="21"/>
+          <w:lang w:eastAsia="en-IN"/>
+        </w:rPr>
+        <w:t>"app.py"</w:t>
+      </w:r>
+      <w:r>
+        <w:rPr>
+          <w:rFonts w:ascii="Consolas" w:eastAsia="Times New Roman" w:hAnsi="Consolas" w:cs="Times New Roman"/>
+          <w:color w:val="FFA657"/>
+          <w:sz w:val="21"/>
+          <w:szCs w:val="21"/>
+          <w:lang w:eastAsia="en-IN"/>
+        </w:rPr>
+        <w:t>]</w:t>
+      </w:r>
+    </w:p>
+    <w:p>
+      <w:pPr>
+        <w:shd w:val="clear" w:color="auto" w:fill="121314"/>
+        <w:spacing w:after="0" w:line="285" w:lineRule="atLeast"/>
+        <w:rPr>
+          <w:rFonts w:ascii="Consolas" w:eastAsia="Times New Roman" w:hAnsi="Consolas" w:cs="Times New Roman"/>
+          <w:color w:val="BBBEBF"/>
+          <w:sz w:val="21"/>
+          <w:szCs w:val="21"/>
+          <w:lang w:eastAsia="en-IN"/>
+        </w:rPr>
+      </w:pPr>
+    </w:p>
+    <w:p>
+      <w:pPr>
+        <w:rPr>
+          <w:rFonts w:ascii="Arial" w:hAnsi="Arial" w:cs="Arial"/>
+          <w:sz w:val="23"/>
+          <w:szCs w:val="23"/>
+          <w:shd w:val="clear" w:color="auto" w:fill="FFFFFF"/>
+        </w:rPr>
+      </w:pPr>
+    </w:p>
+    <w:p>
+      <w:pPr>
+        <w:rPr>
+          <w:rFonts w:ascii="Arial" w:hAnsi="Arial" w:cs="Arial"/>
+          <w:sz w:val="23"/>
+          <w:szCs w:val="23"/>
+          <w:shd w:val="clear" w:color="auto" w:fill="FFFFFF"/>
+        </w:rPr>
+      </w:pPr>
+      <w:r>
+        <w:rPr>
+          <w:rFonts w:ascii="Arial" w:hAnsi="Arial" w:cs="Arial"/>
+          <w:sz w:val="23"/>
+          <w:szCs w:val="23"/>
+          <w:shd w:val="clear" w:color="auto" w:fill="FFFFFF"/>
+        </w:rPr>
+        <w:t>3. .</w:t>
+      </w:r>
+      <w:proofErr w:type="spellStart"/>
+      <w:r>
+        <w:rPr>
+          <w:rFonts w:ascii="Arial" w:hAnsi="Arial" w:cs="Arial"/>
+          <w:sz w:val="23"/>
+          <w:szCs w:val="23"/>
+          <w:shd w:val="clear" w:color="auto" w:fill="FFFFFF"/>
+        </w:rPr>
+        <w:t>gitignore</w:t>
+      </w:r>
+      <w:proofErr w:type="spellEnd"/>
+      <w:r>
+        <w:rPr>
+          <w:rFonts w:ascii="Arial" w:hAnsi="Arial" w:cs="Arial"/>
+          <w:sz w:val="23"/>
+          <w:szCs w:val="23"/>
+          <w:shd w:val="clear" w:color="auto" w:fill="FFFFFF"/>
+        </w:rPr>
+        <w:t xml:space="preserve"> file not provided</w:t>
+      </w:r>
+      <w:r>
+        <w:rPr>
+          <w:rFonts w:ascii="Arial" w:hAnsi="Arial" w:cs="Arial"/>
+          <w:sz w:val="23"/>
+          <w:szCs w:val="23"/>
+          <w:shd w:val="clear" w:color="auto" w:fill="FFFFFF"/>
+        </w:rPr>
+        <w:br/>
+      </w:r>
+      <w:proofErr w:type="gramStart"/>
+      <w:r>
+        <w:rPr>
+          <w:rFonts w:ascii="Arial" w:hAnsi="Arial" w:cs="Arial"/>
+          <w:sz w:val="23"/>
+          <w:szCs w:val="23"/>
+          <w:shd w:val="clear" w:color="auto" w:fill="FFFFFF"/>
+        </w:rPr>
+        <w:t>ANS :</w:t>
+      </w:r>
+      <w:proofErr w:type="gramEnd"/>
+      <w:r>
+        <w:rPr>
+          <w:rFonts w:ascii="Arial" w:hAnsi="Arial" w:cs="Arial"/>
+          <w:sz w:val="23"/>
+          <w:szCs w:val="23"/>
+          <w:shd w:val="clear" w:color="auto" w:fill="FFFFFF"/>
+        </w:rPr>
+        <w:t xml:space="preserve"> </w:t>
+      </w:r>
+      <w:r>
+        <w:rPr>
+          <w:rFonts w:ascii="Arial" w:hAnsi="Arial" w:cs="Arial"/>
+          <w:sz w:val="23"/>
+          <w:szCs w:val="23"/>
+          <w:shd w:val="clear" w:color="auto" w:fill="FFFFFF"/>
+        </w:rPr>
+        <w:br/>
+      </w:r>
+    </w:p>
+    <w:p>
+      <w:pPr>
+        <w:shd w:val="clear" w:color="auto" w:fill="121314"/>
+        <w:spacing w:after="0" w:line="285" w:lineRule="atLeast"/>
+        <w:rPr>
+          <w:rFonts w:ascii="Consolas" w:eastAsia="Times New Roman" w:hAnsi="Consolas" w:cs="Times New Roman"/>
+          <w:color w:val="BBBEBF"/>
+          <w:sz w:val="21"/>
+          <w:szCs w:val="21"/>
+          <w:lang w:eastAsia="en-IN"/>
+        </w:rPr>
+      </w:pPr>
+      <w:proofErr w:type="spellStart"/>
+      <w:r>
+        <w:rPr>
+          <w:rFonts w:ascii="Consolas" w:eastAsia="Times New Roman" w:hAnsi="Consolas" w:cs="Times New Roman"/>
+          <w:color w:val="BBBEBF"/>
+          <w:sz w:val="21"/>
+          <w:szCs w:val="21"/>
+          <w:lang w:eastAsia="en-IN"/>
+        </w:rPr>
+        <w:t>node_modules</w:t>
+      </w:r>
+      <w:proofErr w:type="spellEnd"/>
+      <w:r>
+        <w:rPr>
+          <w:rFonts w:ascii="Consolas" w:eastAsia="Times New Roman" w:hAnsi="Consolas" w:cs="Times New Roman"/>
+          <w:color w:val="BBBEBF"/>
+          <w:sz w:val="21"/>
+          <w:szCs w:val="21"/>
+          <w:lang w:eastAsia="en-IN"/>
+        </w:rPr>
+        <w:t>/</w:t>
+      </w:r>
+    </w:p>
+    <w:p>
+      <w:pPr>
+        <w:shd w:val="clear" w:color="auto" w:fill="121314"/>
+        <w:spacing w:after="0" w:line="285" w:lineRule="atLeast"/>
+        <w:rPr>
+          <w:rFonts w:ascii="Consolas" w:eastAsia="Times New Roman" w:hAnsi="Consolas" w:cs="Times New Roman"/>
+          <w:color w:val="BBBEBF"/>
+          <w:sz w:val="21"/>
+          <w:szCs w:val="21"/>
+          <w:lang w:eastAsia="en-IN"/>
+        </w:rPr>
+      </w:pPr>
+      <w:r>
+        <w:rPr>
+          <w:rFonts w:ascii="Consolas" w:eastAsia="Times New Roman" w:hAnsi="Consolas" w:cs="Times New Roman"/>
+          <w:color w:val="BBBEBF"/>
+          <w:sz w:val="21"/>
+          <w:szCs w:val="21"/>
+          <w:lang w:eastAsia="en-IN"/>
+        </w:rPr>
+        <w:t>__</w:t>
+      </w:r>
+      <w:proofErr w:type="spellStart"/>
+      <w:r>
+        <w:rPr>
+          <w:rFonts w:ascii="Consolas" w:eastAsia="Times New Roman" w:hAnsi="Consolas" w:cs="Times New Roman"/>
+          <w:color w:val="BBBEBF"/>
+          <w:sz w:val="21"/>
+          <w:szCs w:val="21"/>
+          <w:lang w:eastAsia="en-IN"/>
+        </w:rPr>
+        <w:t>pycache</w:t>
+      </w:r>
+      <w:proofErr w:type="spellEnd"/>
+      <w:r>
+        <w:rPr>
+          <w:rFonts w:ascii="Consolas" w:eastAsia="Times New Roman" w:hAnsi="Consolas" w:cs="Times New Roman"/>
+          <w:color w:val="BBBEBF"/>
+          <w:sz w:val="21"/>
+          <w:szCs w:val="21"/>
+          <w:lang w:eastAsia="en-IN"/>
+        </w:rPr>
+        <w:t>__/</w:t>
+      </w:r>
+    </w:p>
+    <w:p>
+      <w:pPr>
+        <w:shd w:val="clear" w:color="auto" w:fill="121314"/>
+        <w:spacing w:after="0" w:line="285" w:lineRule="atLeast"/>
+        <w:rPr>
+          <w:rFonts w:ascii="Consolas" w:eastAsia="Times New Roman" w:hAnsi="Consolas" w:cs="Times New Roman"/>
+          <w:color w:val="BBBEBF"/>
+          <w:sz w:val="21"/>
+          <w:szCs w:val="21"/>
+          <w:lang w:eastAsia="en-IN"/>
+        </w:rPr>
+      </w:pPr>
+      <w:r>
+        <w:rPr>
+          <w:rFonts w:ascii="Consolas" w:eastAsia="Times New Roman" w:hAnsi="Consolas" w:cs="Times New Roman"/>
+          <w:color w:val="BBBEBF"/>
+          <w:sz w:val="21"/>
+          <w:szCs w:val="21"/>
+          <w:lang w:eastAsia="en-IN"/>
+        </w:rPr>
+        <w:t>.</w:t>
+      </w:r>
+      <w:proofErr w:type="spellStart"/>
+      <w:r>
+        <w:rPr>
+          <w:rFonts w:ascii="Consolas" w:eastAsia="Times New Roman" w:hAnsi="Consolas" w:cs="Times New Roman"/>
+          <w:color w:val="BBBEBF"/>
+          <w:sz w:val="21"/>
+          <w:szCs w:val="21"/>
+          <w:lang w:eastAsia="en-IN"/>
+        </w:rPr>
+        <w:t>vscode</w:t>
+      </w:r>
+      <w:proofErr w:type="spellEnd"/>
+      <w:r>
+        <w:rPr>
+          <w:rFonts w:ascii="Consolas" w:eastAsia="Times New Roman" w:hAnsi="Consolas" w:cs="Times New Roman"/>
+          <w:color w:val="BBBEBF"/>
+          <w:sz w:val="21"/>
+          <w:szCs w:val="21"/>
+          <w:lang w:eastAsia="en-IN"/>
+        </w:rPr>
+        <w:t>/</w:t>
+      </w:r>
+    </w:p>
+    <w:p>
+      <w:pPr>
+        <w:shd w:val="clear" w:color="auto" w:fill="121314"/>
+        <w:spacing w:after="240" w:line="285" w:lineRule="atLeast"/>
+        <w:rPr>
+          <w:rFonts w:ascii="Consolas" w:eastAsia="Times New Roman" w:hAnsi="Consolas" w:cs="Times New Roman"/>
+          <w:color w:val="BBBEBF"/>
+          <w:sz w:val="21"/>
+          <w:szCs w:val="21"/>
+          <w:lang w:eastAsia="en-IN"/>
+        </w:rPr>
+      </w:pPr>
+    </w:p>
+    <w:p>
+      <w:pPr>
+        <w:shd w:val="clear" w:color="auto" w:fill="121314"/>
+        <w:spacing w:after="0" w:line="285" w:lineRule="atLeast"/>
+        <w:rPr>
+          <w:rFonts w:ascii="Consolas" w:eastAsia="Times New Roman" w:hAnsi="Consolas" w:cs="Times New Roman"/>
+          <w:color w:val="BBBEBF"/>
+          <w:sz w:val="21"/>
+          <w:szCs w:val="21"/>
+          <w:lang w:eastAsia="en-IN"/>
+        </w:rPr>
+      </w:pPr>
+      <w:r>
+        <w:rPr>
+          <w:rFonts w:ascii="Consolas" w:eastAsia="Times New Roman" w:hAnsi="Consolas" w:cs="Times New Roman"/>
+          <w:color w:val="8B949E"/>
+          <w:sz w:val="21"/>
+          <w:szCs w:val="21"/>
+          <w:lang w:eastAsia="en-IN"/>
+        </w:rPr>
+        <w:t># Node.js</w:t>
+      </w:r>
+    </w:p>
+    <w:p>
+      <w:pPr>
+        <w:shd w:val="clear" w:color="auto" w:fill="121314"/>
+        <w:spacing w:after="0" w:line="285" w:lineRule="atLeast"/>
+        <w:rPr>
+          <w:rFonts w:ascii="Consolas" w:eastAsia="Times New Roman" w:hAnsi="Consolas" w:cs="Times New Roman"/>
+          <w:color w:val="BBBEBF"/>
+          <w:sz w:val="21"/>
+          <w:szCs w:val="21"/>
+          <w:lang w:eastAsia="en-IN"/>
+        </w:rPr>
+      </w:pPr>
+      <w:proofErr w:type="spellStart"/>
+      <w:r>
+        <w:rPr>
+          <w:rFonts w:ascii="Consolas" w:eastAsia="Times New Roman" w:hAnsi="Consolas" w:cs="Times New Roman"/>
+          <w:color w:val="BBBEBF"/>
+          <w:sz w:val="21"/>
+          <w:szCs w:val="21"/>
+          <w:lang w:eastAsia="en-IN"/>
+        </w:rPr>
+        <w:t>node_modules</w:t>
+      </w:r>
+      <w:proofErr w:type="spellEnd"/>
+      <w:r>
+        <w:rPr>
+          <w:rFonts w:ascii="Consolas" w:eastAsia="Times New Roman" w:hAnsi="Consolas" w:cs="Times New Roman"/>
+          <w:color w:val="BBBEBF"/>
+          <w:sz w:val="21"/>
+          <w:szCs w:val="21"/>
+          <w:lang w:eastAsia="en-IN"/>
+        </w:rPr>
+        <w:t>/</w:t>
+      </w:r>
+    </w:p>
+    <w:p>
+      <w:pPr>
+        <w:shd w:val="clear" w:color="auto" w:fill="121314"/>
+        <w:spacing w:after="0" w:line="285" w:lineRule="atLeast"/>
+        <w:rPr>
+          <w:rFonts w:ascii="Consolas" w:eastAsia="Times New Roman" w:hAnsi="Consolas" w:cs="Times New Roman"/>
+          <w:color w:val="BBBEBF"/>
+          <w:sz w:val="21"/>
+          <w:szCs w:val="21"/>
+          <w:lang w:eastAsia="en-IN"/>
+        </w:rPr>
+      </w:pPr>
+      <w:proofErr w:type="gramStart"/>
+      <w:r>
+        <w:rPr>
+          <w:rFonts w:ascii="Consolas" w:eastAsia="Times New Roman" w:hAnsi="Consolas" w:cs="Times New Roman"/>
+          <w:color w:val="BBBEBF"/>
+          <w:sz w:val="21"/>
+          <w:szCs w:val="21"/>
+          <w:lang w:eastAsia="en-IN"/>
+        </w:rPr>
+        <w:t>npm-debug.log</w:t>
+      </w:r>
+      <w:proofErr w:type="gramEnd"/>
+    </w:p>
+    <w:p>
+      <w:pPr>
+        <w:shd w:val="clear" w:color="auto" w:fill="121314"/>
+        <w:spacing w:after="0" w:line="285" w:lineRule="atLeast"/>
+        <w:rPr>
+          <w:rFonts w:ascii="Consolas" w:eastAsia="Times New Roman" w:hAnsi="Consolas" w:cs="Times New Roman"/>
+          <w:color w:val="BBBEBF"/>
+          <w:sz w:val="21"/>
+          <w:szCs w:val="21"/>
+          <w:lang w:eastAsia="en-IN"/>
+        </w:rPr>
+      </w:pPr>
+      <w:proofErr w:type="gramStart"/>
+      <w:r>
+        <w:rPr>
+          <w:rFonts w:ascii="Consolas" w:eastAsia="Times New Roman" w:hAnsi="Consolas" w:cs="Times New Roman"/>
+          <w:color w:val="BBBEBF"/>
+          <w:sz w:val="21"/>
+          <w:szCs w:val="21"/>
+          <w:lang w:eastAsia="en-IN"/>
+        </w:rPr>
+        <w:t>yarn-error.log</w:t>
+      </w:r>
+      <w:proofErr w:type="gramEnd"/>
+    </w:p>
+    <w:p>
+      <w:pPr>
+        <w:shd w:val="clear" w:color="auto" w:fill="121314"/>
+        <w:spacing w:after="0" w:line="285" w:lineRule="atLeast"/>
+        <w:rPr>
+          <w:rFonts w:ascii="Consolas" w:eastAsia="Times New Roman" w:hAnsi="Consolas" w:cs="Times New Roman"/>
+          <w:color w:val="BBBEBF"/>
+          <w:sz w:val="21"/>
+          <w:szCs w:val="21"/>
+          <w:lang w:eastAsia="en-IN"/>
+        </w:rPr>
+      </w:pPr>
+    </w:p>
+    <w:p>
+      <w:pPr>
+        <w:shd w:val="clear" w:color="auto" w:fill="121314"/>
+        <w:spacing w:after="0" w:line="285" w:lineRule="atLeast"/>
+        <w:rPr>
+          <w:rFonts w:ascii="Consolas" w:eastAsia="Times New Roman" w:hAnsi="Consolas" w:cs="Times New Roman"/>
+          <w:color w:val="BBBEBF"/>
+          <w:sz w:val="21"/>
+          <w:szCs w:val="21"/>
+          <w:lang w:eastAsia="en-IN"/>
+        </w:rPr>
+      </w:pPr>
+      <w:r>
+        <w:rPr>
+          <w:rFonts w:ascii="Consolas" w:eastAsia="Times New Roman" w:hAnsi="Consolas" w:cs="Times New Roman"/>
+          <w:color w:val="8B949E"/>
+          <w:sz w:val="21"/>
+          <w:szCs w:val="21"/>
+          <w:lang w:eastAsia="en-IN"/>
+        </w:rPr>
+        <w:t># Python</w:t>
+      </w:r>
+    </w:p>
+    <w:p>
+      <w:pPr>
+        <w:shd w:val="clear" w:color="auto" w:fill="121314"/>
+        <w:spacing w:after="0" w:line="285" w:lineRule="atLeast"/>
+        <w:rPr>
+          <w:rFonts w:ascii="Consolas" w:eastAsia="Times New Roman" w:hAnsi="Consolas" w:cs="Times New Roman"/>
+          <w:color w:val="BBBEBF"/>
+          <w:sz w:val="21"/>
+          <w:szCs w:val="21"/>
+          <w:lang w:eastAsia="en-IN"/>
+        </w:rPr>
+      </w:pPr>
+      <w:r>
+        <w:rPr>
+          <w:rFonts w:ascii="Consolas" w:eastAsia="Times New Roman" w:hAnsi="Consolas" w:cs="Times New Roman"/>
+          <w:color w:val="BBBEBF"/>
+          <w:sz w:val="21"/>
+          <w:szCs w:val="21"/>
+          <w:lang w:eastAsia="en-IN"/>
+        </w:rPr>
+        <w:t>__</w:t>
+      </w:r>
+      <w:proofErr w:type="spellStart"/>
+      <w:r>
+        <w:rPr>
+          <w:rFonts w:ascii="Consolas" w:eastAsia="Times New Roman" w:hAnsi="Consolas" w:cs="Times New Roman"/>
+          <w:color w:val="BBBEBF"/>
+          <w:sz w:val="21"/>
+          <w:szCs w:val="21"/>
+          <w:lang w:eastAsia="en-IN"/>
+        </w:rPr>
+        <w:t>pycache</w:t>
+      </w:r>
+      <w:proofErr w:type="spellEnd"/>
+      <w:r>
+        <w:rPr>
+          <w:rFonts w:ascii="Consolas" w:eastAsia="Times New Roman" w:hAnsi="Consolas" w:cs="Times New Roman"/>
+          <w:color w:val="BBBEBF"/>
+          <w:sz w:val="21"/>
+          <w:szCs w:val="21"/>
+          <w:lang w:eastAsia="en-IN"/>
+        </w:rPr>
+        <w:t>__/</w:t>
+      </w:r>
+    </w:p>
+    <w:p>
+      <w:pPr>
+        <w:shd w:val="clear" w:color="auto" w:fill="121314"/>
+        <w:spacing w:after="0" w:line="285" w:lineRule="atLeast"/>
+        <w:rPr>
+          <w:rFonts w:ascii="Consolas" w:eastAsia="Times New Roman" w:hAnsi="Consolas" w:cs="Times New Roman"/>
+          <w:color w:val="BBBEBF"/>
+          <w:sz w:val="21"/>
+          <w:szCs w:val="21"/>
+          <w:lang w:eastAsia="en-IN"/>
+        </w:rPr>
+      </w:pPr>
+      <w:r>
+        <w:rPr>
+          <w:rFonts w:ascii="Consolas" w:eastAsia="Times New Roman" w:hAnsi="Consolas" w:cs="Times New Roman"/>
+          <w:color w:val="BBBEBF"/>
+          <w:sz w:val="21"/>
+          <w:szCs w:val="21"/>
+          <w:lang w:eastAsia="en-IN"/>
+        </w:rPr>
+        <w:t>*.</w:t>
+      </w:r>
+      <w:proofErr w:type="spellStart"/>
+      <w:r>
+        <w:rPr>
+          <w:rFonts w:ascii="Consolas" w:eastAsia="Times New Roman" w:hAnsi="Consolas" w:cs="Times New Roman"/>
+          <w:color w:val="BBBEBF"/>
+          <w:sz w:val="21"/>
+          <w:szCs w:val="21"/>
+          <w:lang w:eastAsia="en-IN"/>
+        </w:rPr>
+        <w:t>pyc</w:t>
+      </w:r>
+      <w:proofErr w:type="spellEnd"/>
+    </w:p>
+    <w:p>
+      <w:pPr>
+        <w:shd w:val="clear" w:color="auto" w:fill="121314"/>
+        <w:spacing w:after="0" w:line="285" w:lineRule="atLeast"/>
+        <w:rPr>
+          <w:rFonts w:ascii="Consolas" w:eastAsia="Times New Roman" w:hAnsi="Consolas" w:cs="Times New Roman"/>
+          <w:color w:val="BBBEBF"/>
+          <w:sz w:val="21"/>
+          <w:szCs w:val="21"/>
+          <w:lang w:eastAsia="en-IN"/>
+        </w:rPr>
+      </w:pPr>
+      <w:r>
+        <w:rPr>
+          <w:rFonts w:ascii="Consolas" w:eastAsia="Times New Roman" w:hAnsi="Consolas" w:cs="Times New Roman"/>
+          <w:color w:val="BBBEBF"/>
+          <w:sz w:val="21"/>
+          <w:szCs w:val="21"/>
+          <w:lang w:eastAsia="en-IN"/>
+        </w:rPr>
+        <w:t>*.</w:t>
+      </w:r>
+      <w:proofErr w:type="spellStart"/>
+      <w:r>
+        <w:rPr>
+          <w:rFonts w:ascii="Consolas" w:eastAsia="Times New Roman" w:hAnsi="Consolas" w:cs="Times New Roman"/>
+          <w:color w:val="BBBEBF"/>
+          <w:sz w:val="21"/>
+          <w:szCs w:val="21"/>
+          <w:lang w:eastAsia="en-IN"/>
+        </w:rPr>
+        <w:t>pyo</w:t>
+      </w:r>
+      <w:proofErr w:type="spellEnd"/>
+    </w:p>
+    <w:p>
+      <w:pPr>
+        <w:shd w:val="clear" w:color="auto" w:fill="121314"/>
+        <w:spacing w:after="0" w:line="285" w:lineRule="atLeast"/>
+        <w:rPr>
+          <w:rFonts w:ascii="Consolas" w:eastAsia="Times New Roman" w:hAnsi="Consolas" w:cs="Times New Roman"/>
+          <w:color w:val="BBBEBF"/>
+          <w:sz w:val="21"/>
+          <w:szCs w:val="21"/>
+          <w:lang w:eastAsia="en-IN"/>
+        </w:rPr>
+      </w:pPr>
+      <w:r>
+        <w:rPr>
+          <w:rFonts w:ascii="Consolas" w:eastAsia="Times New Roman" w:hAnsi="Consolas" w:cs="Times New Roman"/>
+          <w:color w:val="BBBEBF"/>
+          <w:sz w:val="21"/>
+          <w:szCs w:val="21"/>
+          <w:lang w:eastAsia="en-IN"/>
+        </w:rPr>
+        <w:t>*.</w:t>
+      </w:r>
+      <w:proofErr w:type="spellStart"/>
+      <w:r>
+        <w:rPr>
+          <w:rFonts w:ascii="Consolas" w:eastAsia="Times New Roman" w:hAnsi="Consolas" w:cs="Times New Roman"/>
+          <w:color w:val="BBBEBF"/>
+          <w:sz w:val="21"/>
+          <w:szCs w:val="21"/>
+          <w:lang w:eastAsia="en-IN"/>
+        </w:rPr>
+        <w:t>pyd</w:t>
+      </w:r>
+      <w:proofErr w:type="spellEnd"/>
+    </w:p>
+    <w:p>
+      <w:pPr>
+        <w:shd w:val="clear" w:color="auto" w:fill="121314"/>
+        <w:spacing w:after="0" w:line="285" w:lineRule="atLeast"/>
+        <w:rPr>
+          <w:rFonts w:ascii="Consolas" w:eastAsia="Times New Roman" w:hAnsi="Consolas" w:cs="Times New Roman"/>
+          <w:color w:val="BBBEBF"/>
+          <w:sz w:val="21"/>
+          <w:szCs w:val="21"/>
+          <w:lang w:eastAsia="en-IN"/>
+        </w:rPr>
+      </w:pPr>
+      <w:r>
+        <w:rPr>
+          <w:rFonts w:ascii="Consolas" w:eastAsia="Times New Roman" w:hAnsi="Consolas" w:cs="Times New Roman"/>
+          <w:color w:val="BBBEBF"/>
+          <w:sz w:val="21"/>
+          <w:szCs w:val="21"/>
+          <w:lang w:eastAsia="en-IN"/>
+        </w:rPr>
+        <w:t>*.</w:t>
+      </w:r>
+      <w:proofErr w:type="spellStart"/>
+      <w:r>
+        <w:rPr>
+          <w:rFonts w:ascii="Consolas" w:eastAsia="Times New Roman" w:hAnsi="Consolas" w:cs="Times New Roman"/>
+          <w:color w:val="BBBEBF"/>
+          <w:sz w:val="21"/>
+          <w:szCs w:val="21"/>
+          <w:lang w:eastAsia="en-IN"/>
+        </w:rPr>
+        <w:t>db</w:t>
+      </w:r>
+      <w:proofErr w:type="spellEnd"/>
+    </w:p>
+    <w:p>
+      <w:pPr>
+        <w:shd w:val="clear" w:color="auto" w:fill="121314"/>
+        <w:spacing w:after="0" w:line="285" w:lineRule="atLeast"/>
+        <w:rPr>
+          <w:rFonts w:ascii="Consolas" w:eastAsia="Times New Roman" w:hAnsi="Consolas" w:cs="Times New Roman"/>
+          <w:color w:val="BBBEBF"/>
+          <w:sz w:val="21"/>
+          <w:szCs w:val="21"/>
+          <w:lang w:eastAsia="en-IN"/>
+        </w:rPr>
+      </w:pPr>
+    </w:p>
+    <w:p>
+      <w:pPr>
+        <w:shd w:val="clear" w:color="auto" w:fill="121314"/>
+        <w:spacing w:after="0" w:line="285" w:lineRule="atLeast"/>
+        <w:rPr>
+          <w:rFonts w:ascii="Consolas" w:eastAsia="Times New Roman" w:hAnsi="Consolas" w:cs="Times New Roman"/>
+          <w:color w:val="BBBEBF"/>
+          <w:sz w:val="21"/>
+          <w:szCs w:val="21"/>
+          <w:lang w:eastAsia="en-IN"/>
+        </w:rPr>
+      </w:pPr>
+      <w:r>
+        <w:rPr>
+          <w:rFonts w:ascii="Consolas" w:eastAsia="Times New Roman" w:hAnsi="Consolas" w:cs="Times New Roman"/>
+          <w:color w:val="8B949E"/>
+          <w:sz w:val="21"/>
+          <w:szCs w:val="21"/>
+          <w:lang w:eastAsia="en-IN"/>
+        </w:rPr>
+        <w:t># Environment</w:t>
+      </w:r>
+    </w:p>
+    <w:p>
+      <w:pPr>
+        <w:shd w:val="clear" w:color="auto" w:fill="121314"/>
+        <w:spacing w:after="0" w:line="285" w:lineRule="atLeast"/>
+        <w:rPr>
+          <w:rFonts w:ascii="Consolas" w:eastAsia="Times New Roman" w:hAnsi="Consolas" w:cs="Times New Roman"/>
+          <w:color w:val="BBBEBF"/>
+          <w:sz w:val="21"/>
+          <w:szCs w:val="21"/>
+          <w:lang w:eastAsia="en-IN"/>
+        </w:rPr>
+      </w:pPr>
+      <w:r>
+        <w:rPr>
+          <w:rFonts w:ascii="Consolas" w:eastAsia="Times New Roman" w:hAnsi="Consolas" w:cs="Times New Roman"/>
+          <w:color w:val="BBBEBF"/>
+          <w:sz w:val="21"/>
+          <w:szCs w:val="21"/>
+          <w:lang w:eastAsia="en-IN"/>
+        </w:rPr>
+        <w:t>.</w:t>
+      </w:r>
+      <w:proofErr w:type="spellStart"/>
+      <w:r>
+        <w:rPr>
+          <w:rFonts w:ascii="Consolas" w:eastAsia="Times New Roman" w:hAnsi="Consolas" w:cs="Times New Roman"/>
+          <w:color w:val="BBBEBF"/>
+          <w:sz w:val="21"/>
+          <w:szCs w:val="21"/>
+          <w:lang w:eastAsia="en-IN"/>
+        </w:rPr>
+        <w:t>env</w:t>
+      </w:r>
+      <w:proofErr w:type="spellEnd"/>
+    </w:p>
+    <w:p>
+      <w:pPr>
+        <w:shd w:val="clear" w:color="auto" w:fill="121314"/>
+        <w:spacing w:after="0" w:line="285" w:lineRule="atLeast"/>
+        <w:rPr>
+          <w:rFonts w:ascii="Consolas" w:eastAsia="Times New Roman" w:hAnsi="Consolas" w:cs="Times New Roman"/>
+          <w:color w:val="BBBEBF"/>
+          <w:sz w:val="21"/>
+          <w:szCs w:val="21"/>
+          <w:lang w:eastAsia="en-IN"/>
+        </w:rPr>
+      </w:pPr>
+    </w:p>
+    <w:p>
+      <w:pPr>
+        <w:shd w:val="clear" w:color="auto" w:fill="121314"/>
+        <w:spacing w:after="0" w:line="285" w:lineRule="atLeast"/>
+        <w:rPr>
+          <w:rFonts w:ascii="Consolas" w:eastAsia="Times New Roman" w:hAnsi="Consolas" w:cs="Times New Roman"/>
+          <w:color w:val="BBBEBF"/>
+          <w:sz w:val="21"/>
+          <w:szCs w:val="21"/>
+          <w:lang w:eastAsia="en-IN"/>
+        </w:rPr>
+      </w:pPr>
+      <w:r>
+        <w:rPr>
+          <w:rFonts w:ascii="Consolas" w:eastAsia="Times New Roman" w:hAnsi="Consolas" w:cs="Times New Roman"/>
+          <w:color w:val="8B949E"/>
+          <w:sz w:val="21"/>
+          <w:szCs w:val="21"/>
+          <w:lang w:eastAsia="en-IN"/>
+        </w:rPr>
+        <w:t># IDE/Editor</w:t>
+      </w:r>
+    </w:p>
+    <w:p>
+      <w:pPr>
+        <w:shd w:val="clear" w:color="auto" w:fill="121314"/>
+        <w:spacing w:after="0" w:line="285" w:lineRule="atLeast"/>
+        <w:rPr>
+          <w:rFonts w:ascii="Consolas" w:eastAsia="Times New Roman" w:hAnsi="Consolas" w:cs="Times New Roman"/>
+          <w:color w:val="BBBEBF"/>
+          <w:sz w:val="21"/>
+          <w:szCs w:val="21"/>
+          <w:lang w:eastAsia="en-IN"/>
+        </w:rPr>
+      </w:pPr>
+      <w:r>
+        <w:rPr>
+          <w:rFonts w:ascii="Consolas" w:eastAsia="Times New Roman" w:hAnsi="Consolas" w:cs="Times New Roman"/>
+          <w:color w:val="BBBEBF"/>
+          <w:sz w:val="21"/>
+          <w:szCs w:val="21"/>
+          <w:lang w:eastAsia="en-IN"/>
+        </w:rPr>
+        <w:t>.</w:t>
+      </w:r>
+      <w:proofErr w:type="spellStart"/>
+      <w:r>
+        <w:rPr>
+          <w:rFonts w:ascii="Consolas" w:eastAsia="Times New Roman" w:hAnsi="Consolas" w:cs="Times New Roman"/>
+          <w:color w:val="BBBEBF"/>
+          <w:sz w:val="21"/>
+          <w:szCs w:val="21"/>
+          <w:lang w:eastAsia="en-IN"/>
+        </w:rPr>
+        <w:t>vscode</w:t>
+      </w:r>
+      <w:proofErr w:type="spellEnd"/>
+      <w:r>
+        <w:rPr>
+          <w:rFonts w:ascii="Consolas" w:eastAsia="Times New Roman" w:hAnsi="Consolas" w:cs="Times New Roman"/>
+          <w:color w:val="BBBEBF"/>
+          <w:sz w:val="21"/>
+          <w:szCs w:val="21"/>
+          <w:lang w:eastAsia="en-IN"/>
+        </w:rPr>
+        <w:t>/</w:t>
+      </w:r>
+    </w:p>
+    <w:p>
+      <w:pPr>
+        <w:shd w:val="clear" w:color="auto" w:fill="121314"/>
+        <w:spacing w:after="0" w:line="285" w:lineRule="atLeast"/>
+        <w:rPr>
+          <w:rFonts w:ascii="Consolas" w:eastAsia="Times New Roman" w:hAnsi="Consolas" w:cs="Times New Roman"/>
+          <w:color w:val="BBBEBF"/>
+          <w:sz w:val="21"/>
+          <w:szCs w:val="21"/>
+          <w:lang w:eastAsia="en-IN"/>
+        </w:rPr>
+      </w:pPr>
+      <w:r>
+        <w:rPr>
+          <w:rFonts w:ascii="Consolas" w:eastAsia="Times New Roman" w:hAnsi="Consolas" w:cs="Times New Roman"/>
+          <w:color w:val="BBBEBF"/>
+          <w:sz w:val="21"/>
+          <w:szCs w:val="21"/>
+          <w:lang w:eastAsia="en-IN"/>
+        </w:rPr>
+        <w:t>.idea/</w:t>
+      </w:r>
+    </w:p>
+    <w:p>
+      <w:pPr>
+        <w:shd w:val="clear" w:color="auto" w:fill="121314"/>
+        <w:spacing w:after="0" w:line="285" w:lineRule="atLeast"/>
+        <w:rPr>
+          <w:rFonts w:ascii="Consolas" w:eastAsia="Times New Roman" w:hAnsi="Consolas" w:cs="Times New Roman"/>
+          <w:color w:val="BBBEBF"/>
+          <w:sz w:val="21"/>
+          <w:szCs w:val="21"/>
+          <w:lang w:eastAsia="en-IN"/>
+        </w:rPr>
+      </w:pPr>
+    </w:p>
+    <w:p>
+      <w:pPr>
+        <w:shd w:val="clear" w:color="auto" w:fill="121314"/>
+        <w:spacing w:after="0" w:line="285" w:lineRule="atLeast"/>
+        <w:rPr>
+          <w:rFonts w:ascii="Consolas" w:eastAsia="Times New Roman" w:hAnsi="Consolas" w:cs="Times New Roman"/>
+          <w:color w:val="BBBEBF"/>
+          <w:sz w:val="21"/>
+          <w:szCs w:val="21"/>
+          <w:lang w:eastAsia="en-IN"/>
+        </w:rPr>
+      </w:pPr>
+      <w:r>
+        <w:rPr>
+          <w:rFonts w:ascii="Consolas" w:eastAsia="Times New Roman" w:hAnsi="Consolas" w:cs="Times New Roman"/>
+          <w:color w:val="8B949E"/>
+          <w:sz w:val="21"/>
+          <w:szCs w:val="21"/>
+          <w:lang w:eastAsia="en-IN"/>
+        </w:rPr>
+        <w:t># OS files</w:t>
+      </w:r>
+    </w:p>
+    <w:p>
+      <w:pPr>
+        <w:shd w:val="clear" w:color="auto" w:fill="121314"/>
+        <w:spacing w:after="0" w:line="285" w:lineRule="atLeast"/>
+        <w:rPr>
+          <w:rFonts w:ascii="Consolas" w:eastAsia="Times New Roman" w:hAnsi="Consolas" w:cs="Times New Roman"/>
+          <w:color w:val="BBBEBF"/>
+          <w:sz w:val="21"/>
+          <w:szCs w:val="21"/>
+          <w:lang w:eastAsia="en-IN"/>
+        </w:rPr>
+      </w:pPr>
+      <w:r>
+        <w:rPr>
+          <w:rFonts w:ascii="Consolas" w:eastAsia="Times New Roman" w:hAnsi="Consolas" w:cs="Times New Roman"/>
+          <w:color w:val="BBBEBF"/>
+          <w:sz w:val="21"/>
+          <w:szCs w:val="21"/>
+          <w:lang w:eastAsia="en-IN"/>
+        </w:rPr>
+        <w:t>.</w:t>
+      </w:r>
+      <w:proofErr w:type="spellStart"/>
+      <w:r>
+        <w:rPr>
+          <w:rFonts w:ascii="Consolas" w:eastAsia="Times New Roman" w:hAnsi="Consolas" w:cs="Times New Roman"/>
+          <w:color w:val="BBBEBF"/>
+          <w:sz w:val="21"/>
+          <w:szCs w:val="21"/>
+          <w:lang w:eastAsia="en-IN"/>
+        </w:rPr>
+        <w:t>DS_Store</w:t>
+      </w:r>
+      <w:proofErr w:type="spellEnd"/>
+    </w:p>
+    <w:p>
+      <w:pPr>
+        <w:shd w:val="clear" w:color="auto" w:fill="121314"/>
+        <w:spacing w:after="0" w:line="285" w:lineRule="atLeast"/>
+        <w:rPr>
+          <w:rFonts w:ascii="Consolas" w:eastAsia="Times New Roman" w:hAnsi="Consolas" w:cs="Times New Roman"/>
+          <w:color w:val="BBBEBF"/>
+          <w:sz w:val="21"/>
+          <w:szCs w:val="21"/>
+          <w:lang w:eastAsia="en-IN"/>
+        </w:rPr>
+      </w:pPr>
+      <w:proofErr w:type="spellStart"/>
+      <w:r>
+        <w:rPr>
+          <w:rFonts w:ascii="Consolas" w:eastAsia="Times New Roman" w:hAnsi="Consolas" w:cs="Times New Roman"/>
+          <w:color w:val="BBBEBF"/>
+          <w:sz w:val="21"/>
+          <w:szCs w:val="21"/>
+          <w:lang w:eastAsia="en-IN"/>
+        </w:rPr>
+        <w:t>Thumbs.db</w:t>
+      </w:r>
+      <w:proofErr w:type="spellEnd"/>
+    </w:p>
+    <w:p>
+      <w:pPr>
+        <w:shd w:val="clear" w:color="auto" w:fill="121314"/>
+        <w:spacing w:after="0" w:line="285" w:lineRule="atLeast"/>
+        <w:rPr>
+          <w:rFonts w:ascii="Consolas" w:eastAsia="Times New Roman" w:hAnsi="Consolas" w:cs="Times New Roman"/>
+          <w:color w:val="BBBEBF"/>
+          <w:sz w:val="21"/>
+          <w:szCs w:val="21"/>
+          <w:lang w:eastAsia="en-IN"/>
+        </w:rPr>
+      </w:pPr>
+    </w:p>
+    <w:p>
+      <w:pPr>
+        <w:rPr>
+          <w:rFonts w:ascii="Arial" w:hAnsi="Arial" w:cs="Arial"/>
+          <w:sz w:val="23"/>
+          <w:szCs w:val="23"/>
+          <w:shd w:val="clear" w:color="auto" w:fill="FFFFFF"/>
+        </w:rPr>
+      </w:pPr>
+    </w:p>
+    <w:p>
+      <w:pPr>
+        <w:rPr>
+          <w:rFonts w:ascii="Arial" w:hAnsi="Arial" w:cs="Arial"/>
+          <w:sz w:val="23"/>
+          <w:szCs w:val="23"/>
+          <w:shd w:val="clear" w:color="auto" w:fill="FFFFFF"/>
+        </w:rPr>
+      </w:pPr>
+    </w:p>
+    <w:p>
+      <w:pPr>
+        <w:rPr>
+          <w:rFonts w:ascii="Arial" w:hAnsi="Arial" w:cs="Arial"/>
+          <w:sz w:val="23"/>
+          <w:szCs w:val="23"/>
+          <w:shd w:val="clear" w:color="auto" w:fill="FFFFFF"/>
+        </w:rPr>
+      </w:pPr>
+      <w:r>
+        <w:rPr>
+          <w:rFonts w:ascii="Arial" w:hAnsi="Arial" w:cs="Arial"/>
+          <w:sz w:val="23"/>
+          <w:szCs w:val="23"/>
+          <w:shd w:val="clear" w:color="auto" w:fill="FFFFFF"/>
+        </w:rPr>
+        <w:lastRenderedPageBreak/>
+        <w:t xml:space="preserve"> 4. </w:t>
+      </w:r>
+      <w:proofErr w:type="spellStart"/>
+      <w:r>
+        <w:rPr>
+          <w:rFonts w:ascii="Arial" w:hAnsi="Arial" w:cs="Arial"/>
+          <w:sz w:val="23"/>
+          <w:szCs w:val="23"/>
+          <w:shd w:val="clear" w:color="auto" w:fill="FFFFFF"/>
+        </w:rPr>
+        <w:t>GitHub</w:t>
+      </w:r>
+      <w:proofErr w:type="spellEnd"/>
+      <w:r>
+        <w:rPr>
+          <w:rFonts w:ascii="Arial" w:hAnsi="Arial" w:cs="Arial"/>
+          <w:sz w:val="23"/>
+          <w:szCs w:val="23"/>
+          <w:shd w:val="clear" w:color="auto" w:fill="FFFFFF"/>
+        </w:rPr>
+        <w:t xml:space="preserve"> repository link not provided</w:t>
+      </w:r>
+      <w:r>
+        <w:rPr>
+          <w:rFonts w:ascii="Arial" w:hAnsi="Arial" w:cs="Arial"/>
+          <w:sz w:val="23"/>
+          <w:szCs w:val="23"/>
+          <w:shd w:val="clear" w:color="auto" w:fill="FFFFFF"/>
+        </w:rPr>
+        <w:br/>
+      </w:r>
+      <w:proofErr w:type="gramStart"/>
+      <w:r>
+        <w:rPr>
+          <w:rFonts w:ascii="Arial" w:hAnsi="Arial" w:cs="Arial"/>
+          <w:sz w:val="23"/>
+          <w:szCs w:val="23"/>
+          <w:shd w:val="clear" w:color="auto" w:fill="FFFFFF"/>
+        </w:rPr>
+        <w:t>ANS :</w:t>
+      </w:r>
+      <w:proofErr w:type="gramEnd"/>
+      <w:r>
+        <w:rPr>
+          <w:rFonts w:ascii="Arial" w:hAnsi="Arial" w:cs="Arial"/>
+          <w:sz w:val="23"/>
+          <w:szCs w:val="23"/>
+          <w:shd w:val="clear" w:color="auto" w:fill="FFFFFF"/>
+        </w:rPr>
+        <w:br/>
+      </w:r>
+      <w:r>
+        <w:rPr>
+          <w:rFonts w:ascii="Arial" w:hAnsi="Arial" w:cs="Arial"/>
+          <w:sz w:val="23"/>
+          <w:szCs w:val="23"/>
+          <w:shd w:val="clear" w:color="auto" w:fill="FFFFFF"/>
+        </w:rPr>
+        <w:t>https://github.com/shakti101101/Devops-assinment-4</w:t>
+      </w:r>
+    </w:p>
+    <w:p>
+      <w:pPr>
+        <w:rPr>
+          <w:rFonts w:ascii="Arial" w:hAnsi="Arial" w:cs="Arial"/>
+          <w:sz w:val="23"/>
+          <w:szCs w:val="23"/>
+          <w:shd w:val="clear" w:color="auto" w:fill="FFFFFF"/>
+        </w:rPr>
+      </w:pPr>
+      <w:r>
+        <w:rPr>
+          <w:rFonts w:ascii="Arial" w:hAnsi="Arial" w:cs="Arial"/>
+          <w:sz w:val="23"/>
+          <w:szCs w:val="23"/>
+          <w:shd w:val="clear" w:color="auto" w:fill="FFFFFF"/>
+        </w:rPr>
+        <w:t xml:space="preserve"> 5. </w:t>
+      </w:r>
+      <w:proofErr w:type="spellStart"/>
+      <w:r>
+        <w:rPr>
+          <w:rFonts w:ascii="Arial" w:hAnsi="Arial" w:cs="Arial"/>
+          <w:sz w:val="23"/>
+          <w:szCs w:val="23"/>
+          <w:shd w:val="clear" w:color="auto" w:fill="FFFFFF"/>
+        </w:rPr>
+        <w:t>Docker</w:t>
+      </w:r>
+      <w:proofErr w:type="spellEnd"/>
+      <w:r>
+        <w:rPr>
+          <w:rFonts w:ascii="Arial" w:hAnsi="Arial" w:cs="Arial"/>
+          <w:sz w:val="23"/>
+          <w:szCs w:val="23"/>
+          <w:shd w:val="clear" w:color="auto" w:fill="FFFFFF"/>
+        </w:rPr>
+        <w:t xml:space="preserve"> Hub image links not provided</w:t>
+      </w:r>
+      <w:r>
+        <w:rPr>
+          <w:rFonts w:ascii="Arial" w:hAnsi="Arial" w:cs="Arial"/>
+          <w:sz w:val="23"/>
+          <w:szCs w:val="23"/>
+          <w:shd w:val="clear" w:color="auto" w:fill="FFFFFF"/>
+        </w:rPr>
+        <w:br/>
+      </w:r>
+      <w:proofErr w:type="gramStart"/>
+      <w:r>
+        <w:rPr>
+          <w:rFonts w:ascii="Arial" w:hAnsi="Arial" w:cs="Arial"/>
+          <w:sz w:val="23"/>
+          <w:szCs w:val="23"/>
+          <w:shd w:val="clear" w:color="auto" w:fill="FFFFFF"/>
+        </w:rPr>
+        <w:t>ANS :</w:t>
+      </w:r>
+      <w:proofErr w:type="gramEnd"/>
+      <w:r>
+        <w:rPr>
+          <w:rFonts w:ascii="Arial" w:hAnsi="Arial" w:cs="Arial"/>
+          <w:sz w:val="23"/>
+          <w:szCs w:val="23"/>
+          <w:shd w:val="clear" w:color="auto" w:fill="FFFFFF"/>
+        </w:rPr>
+        <w:br/>
+      </w:r>
+      <w:r>
+        <w:rPr>
+          <w:rFonts w:ascii="Arial" w:hAnsi="Arial" w:cs="Arial"/>
+          <w:b/>
+          <w:sz w:val="23"/>
+          <w:szCs w:val="23"/>
+          <w:shd w:val="clear" w:color="auto" w:fill="FFFFFF"/>
+        </w:rPr>
+        <w:t>fronted</w:t>
+      </w:r>
+      <w:r>
+        <w:rPr>
+          <w:rFonts w:ascii="Arial" w:hAnsi="Arial" w:cs="Arial"/>
+          <w:b/>
+          <w:sz w:val="23"/>
+          <w:szCs w:val="23"/>
+          <w:shd w:val="clear" w:color="auto" w:fill="FFFFFF"/>
+        </w:rPr>
+        <w:t>:</w:t>
+      </w:r>
+      <w:r>
+        <w:rPr>
+          <w:rFonts w:ascii="Arial" w:hAnsi="Arial" w:cs="Arial"/>
+          <w:sz w:val="23"/>
+          <w:szCs w:val="23"/>
+          <w:shd w:val="clear" w:color="auto" w:fill="FFFFFF"/>
+        </w:rPr>
+        <w:br/>
+      </w:r>
+      <w:r>
+        <w:rPr>
+          <w:rFonts w:ascii="Arial" w:hAnsi="Arial" w:cs="Arial"/>
+          <w:sz w:val="23"/>
+          <w:szCs w:val="23"/>
+          <w:shd w:val="clear" w:color="auto" w:fill="FFFFFF"/>
+        </w:rPr>
+        <w:t>https://hub.docker.com/repository/docker/shakti101/fronted/general</w:t>
+      </w:r>
+    </w:p>
+    <w:p>
+      <w:pPr>
+        <w:rPr>
+          <w:rFonts w:ascii="Arial" w:hAnsi="Arial" w:cs="Arial"/>
+          <w:sz w:val="23"/>
+          <w:szCs w:val="23"/>
+          <w:shd w:val="clear" w:color="auto" w:fill="FFFFFF"/>
+        </w:rPr>
+      </w:pPr>
+      <w:proofErr w:type="gramStart"/>
+      <w:r>
+        <w:rPr>
+          <w:rFonts w:ascii="Arial" w:hAnsi="Arial" w:cs="Arial"/>
+          <w:b/>
+          <w:sz w:val="23"/>
+          <w:szCs w:val="23"/>
+          <w:shd w:val="clear" w:color="auto" w:fill="FFFFFF"/>
+        </w:rPr>
+        <w:t>backend</w:t>
+      </w:r>
+      <w:proofErr w:type="gramEnd"/>
+      <w:r>
+        <w:rPr>
+          <w:rFonts w:ascii="Arial" w:hAnsi="Arial" w:cs="Arial"/>
+          <w:b/>
+          <w:sz w:val="23"/>
+          <w:szCs w:val="23"/>
+          <w:shd w:val="clear" w:color="auto" w:fill="FFFFFF"/>
+        </w:rPr>
+        <w:t xml:space="preserve"> :</w:t>
+      </w:r>
+      <w:r>
+        <w:rPr>
+          <w:rFonts w:ascii="Arial" w:hAnsi="Arial" w:cs="Arial"/>
+          <w:sz w:val="23"/>
+          <w:szCs w:val="23"/>
+          <w:shd w:val="clear" w:color="auto" w:fill="FFFFFF"/>
+        </w:rPr>
+        <w:br/>
+      </w:r>
+      <w:r>
+        <w:rPr>
+          <w:rFonts w:ascii="Arial" w:hAnsi="Arial" w:cs="Arial"/>
+          <w:sz w:val="23"/>
+          <w:szCs w:val="23"/>
+          <w:shd w:val="clear" w:color="auto" w:fill="FFFFFF"/>
+        </w:rPr>
+        <w:t>https://hub.docker.com/repository/docker/shakti101/backend</w:t>
+      </w:r>
+    </w:p>
+    <w:p>
+      <w:pPr>
+        <w:rPr>
+          <w:rFonts w:ascii="Arial" w:hAnsi="Arial" w:cs="Arial"/>
+          <w:sz w:val="23"/>
+          <w:szCs w:val="23"/>
+          <w:shd w:val="clear" w:color="auto" w:fill="FFFFFF"/>
+        </w:rPr>
+      </w:pPr>
+      <w:r>
+        <w:rPr>
+          <w:rFonts w:ascii="Arial" w:hAnsi="Arial" w:cs="Arial"/>
+          <w:sz w:val="23"/>
+          <w:szCs w:val="23"/>
+          <w:shd w:val="clear" w:color="auto" w:fill="FFFFFF"/>
+        </w:rPr>
+        <w:t xml:space="preserve"> 6. Complete source code structure not shown</w:t>
+      </w:r>
+      <w:r>
+        <w:rPr>
+          <w:rFonts w:ascii="Arial" w:hAnsi="Arial" w:cs="Arial"/>
+          <w:sz w:val="23"/>
+          <w:szCs w:val="23"/>
+          <w:shd w:val="clear" w:color="auto" w:fill="FFFFFF"/>
+        </w:rPr>
+        <w:br/>
+      </w:r>
+      <w:proofErr w:type="gramStart"/>
+      <w:r>
+        <w:rPr>
+          <w:rFonts w:ascii="Arial" w:hAnsi="Arial" w:cs="Arial"/>
+          <w:sz w:val="23"/>
+          <w:szCs w:val="23"/>
+          <w:shd w:val="clear" w:color="auto" w:fill="FFFFFF"/>
+        </w:rPr>
+        <w:t>ANS :</w:t>
+      </w:r>
+      <w:proofErr w:type="gramEnd"/>
+      <w:r>
+        <w:rPr>
+          <w:rFonts w:ascii="Arial" w:hAnsi="Arial" w:cs="Arial"/>
+          <w:sz w:val="23"/>
+          <w:szCs w:val="23"/>
+          <w:shd w:val="clear" w:color="auto" w:fill="FFFFFF"/>
+        </w:rPr>
+        <w:br/>
+      </w:r>
+      <w:proofErr w:type="spellStart"/>
+      <w:r>
+        <w:rPr>
+          <w:rFonts w:ascii="Cambria" w:hAnsi="Cambria"/>
+          <w:color w:val="000000"/>
+          <w:shd w:val="clear" w:color="auto" w:fill="FFFFFF"/>
+        </w:rPr>
+        <w:t>docker</w:t>
+      </w:r>
+      <w:proofErr w:type="spellEnd"/>
+      <w:r>
+        <w:rPr>
+          <w:rFonts w:ascii="Cambria" w:hAnsi="Cambria"/>
+          <w:color w:val="000000"/>
+          <w:shd w:val="clear" w:color="auto" w:fill="FFFFFF"/>
+        </w:rPr>
+        <w:t>-assignment/</w:t>
+      </w:r>
+      <w:r>
+        <w:rPr>
+          <w:rFonts w:ascii="Cambria" w:hAnsi="Cambria"/>
+          <w:color w:val="000000"/>
+        </w:rPr>
+        <w:br/>
+      </w:r>
+      <w:r>
+        <w:rPr>
+          <w:rFonts w:ascii="Cambria" w:hAnsi="Cambria"/>
+          <w:color w:val="000000"/>
+          <w:shd w:val="clear" w:color="auto" w:fill="FFFFFF"/>
+        </w:rPr>
+        <w:t>├── frontend/</w:t>
+      </w:r>
+      <w:r>
+        <w:rPr>
+          <w:rFonts w:ascii="Cambria" w:hAnsi="Cambria"/>
+          <w:color w:val="000000"/>
+        </w:rPr>
+        <w:br/>
+      </w:r>
+      <w:r>
+        <w:rPr>
+          <w:rFonts w:ascii="Cambria" w:hAnsi="Cambria"/>
+          <w:color w:val="000000"/>
+          <w:shd w:val="clear" w:color="auto" w:fill="FFFFFF"/>
+        </w:rPr>
+        <w:t xml:space="preserve">│ ├── </w:t>
+      </w:r>
+      <w:proofErr w:type="spellStart"/>
+      <w:r>
+        <w:rPr>
+          <w:rFonts w:ascii="Cambria" w:hAnsi="Cambria"/>
+          <w:color w:val="000000"/>
+          <w:shd w:val="clear" w:color="auto" w:fill="FFFFFF"/>
+        </w:rPr>
+        <w:t>Dockerfile</w:t>
+      </w:r>
+      <w:proofErr w:type="spellEnd"/>
+      <w:r>
+        <w:rPr>
+          <w:rFonts w:ascii="Cambria" w:hAnsi="Cambria"/>
+          <w:color w:val="000000"/>
+        </w:rPr>
+        <w:br/>
+      </w:r>
+      <w:r>
+        <w:rPr>
+          <w:rFonts w:ascii="Cambria" w:hAnsi="Cambria"/>
+          <w:color w:val="000000"/>
+          <w:shd w:val="clear" w:color="auto" w:fill="FFFFFF"/>
+        </w:rPr>
+        <w:t xml:space="preserve">│ ├── </w:t>
+      </w:r>
+      <w:proofErr w:type="spellStart"/>
+      <w:r>
+        <w:rPr>
+          <w:rFonts w:ascii="Cambria" w:hAnsi="Cambria"/>
+          <w:color w:val="000000"/>
+          <w:shd w:val="clear" w:color="auto" w:fill="FFFFFF"/>
+        </w:rPr>
+        <w:t>package.json</w:t>
+      </w:r>
+      <w:proofErr w:type="spellEnd"/>
+      <w:r>
+        <w:rPr>
+          <w:rFonts w:ascii="Cambria" w:hAnsi="Cambria"/>
+          <w:color w:val="000000"/>
+        </w:rPr>
+        <w:br/>
+      </w:r>
+      <w:r>
+        <w:rPr>
+          <w:rFonts w:ascii="Cambria" w:hAnsi="Cambria"/>
+          <w:color w:val="000000"/>
+          <w:shd w:val="clear" w:color="auto" w:fill="FFFFFF"/>
+        </w:rPr>
+        <w:t>│ └── server.js</w:t>
+      </w:r>
+      <w:r>
+        <w:rPr>
+          <w:rFonts w:ascii="Cambria" w:hAnsi="Cambria"/>
+          <w:color w:val="000000"/>
+        </w:rPr>
+        <w:br/>
+      </w:r>
+      <w:r>
+        <w:rPr>
+          <w:rFonts w:ascii="Cambria" w:hAnsi="Cambria"/>
+          <w:color w:val="000000"/>
+          <w:shd w:val="clear" w:color="auto" w:fill="FFFFFF"/>
+        </w:rPr>
+        <w:t>├── backend/</w:t>
+      </w:r>
+      <w:r>
+        <w:rPr>
+          <w:rFonts w:ascii="Cambria" w:hAnsi="Cambria"/>
+          <w:color w:val="000000"/>
+        </w:rPr>
+        <w:br/>
+      </w:r>
+      <w:r>
+        <w:rPr>
+          <w:rFonts w:ascii="Cambria" w:hAnsi="Cambria"/>
+          <w:color w:val="000000"/>
+          <w:shd w:val="clear" w:color="auto" w:fill="FFFFFF"/>
+        </w:rPr>
+        <w:t xml:space="preserve">│ ├── </w:t>
+      </w:r>
+      <w:proofErr w:type="spellStart"/>
+      <w:r>
+        <w:rPr>
+          <w:rFonts w:ascii="Cambria" w:hAnsi="Cambria"/>
+          <w:color w:val="000000"/>
+          <w:shd w:val="clear" w:color="auto" w:fill="FFFFFF"/>
+        </w:rPr>
+        <w:t>Dockerfile</w:t>
+      </w:r>
+      <w:proofErr w:type="spellEnd"/>
+      <w:r>
+        <w:rPr>
+          <w:rFonts w:ascii="Cambria" w:hAnsi="Cambria"/>
+          <w:color w:val="000000"/>
+        </w:rPr>
+        <w:br/>
+      </w:r>
+      <w:r>
+        <w:rPr>
+          <w:rFonts w:ascii="Cambria" w:hAnsi="Cambria"/>
+          <w:color w:val="000000"/>
+          <w:shd w:val="clear" w:color="auto" w:fill="FFFFFF"/>
+        </w:rPr>
+        <w:t>│ ├── requirements.txt</w:t>
+      </w:r>
+      <w:r>
+        <w:rPr>
+          <w:rFonts w:ascii="Cambria" w:hAnsi="Cambria"/>
+          <w:color w:val="000000"/>
+        </w:rPr>
+        <w:br/>
+      </w:r>
+      <w:r>
+        <w:rPr>
+          <w:rFonts w:ascii="Cambria" w:hAnsi="Cambria"/>
+          <w:color w:val="000000"/>
+          <w:shd w:val="clear" w:color="auto" w:fill="FFFFFF"/>
+        </w:rPr>
+        <w:t>│ └── app.py</w:t>
+      </w:r>
+      <w:r>
+        <w:rPr>
+          <w:rFonts w:ascii="Cambria" w:hAnsi="Cambria"/>
+          <w:color w:val="000000"/>
+        </w:rPr>
+        <w:br/>
+      </w:r>
+      <w:r>
+        <w:rPr>
+          <w:rFonts w:ascii="Cambria" w:hAnsi="Cambria"/>
+          <w:color w:val="000000"/>
+          <w:shd w:val="clear" w:color="auto" w:fill="FFFFFF"/>
+        </w:rPr>
+        <w:t xml:space="preserve">├── </w:t>
+      </w:r>
+      <w:proofErr w:type="spellStart"/>
+      <w:r>
+        <w:rPr>
+          <w:rFonts w:ascii="Cambria" w:hAnsi="Cambria"/>
+          <w:color w:val="000000"/>
+          <w:shd w:val="clear" w:color="auto" w:fill="FFFFFF"/>
+        </w:rPr>
+        <w:t>docker-compose.yml</w:t>
+      </w:r>
+      <w:proofErr w:type="spellEnd"/>
+      <w:r>
+        <w:rPr>
+          <w:rFonts w:ascii="Cambria" w:hAnsi="Cambria"/>
+          <w:color w:val="000000"/>
+        </w:rPr>
+        <w:br/>
+      </w:r>
+      <w:r>
+        <w:rPr>
+          <w:rFonts w:ascii="Cambria" w:hAnsi="Cambria"/>
+          <w:color w:val="000000"/>
+          <w:shd w:val="clear" w:color="auto" w:fill="FFFFFF"/>
+        </w:rPr>
+        <w:t>└── .</w:t>
+      </w:r>
+      <w:proofErr w:type="spellStart"/>
+      <w:r>
+        <w:rPr>
+          <w:rFonts w:ascii="Cambria" w:hAnsi="Cambria"/>
+          <w:color w:val="000000"/>
+          <w:shd w:val="clear" w:color="auto" w:fill="FFFFFF"/>
+        </w:rPr>
+        <w:t>gitignore</w:t>
+      </w:r>
+      <w:proofErr w:type="spellEnd"/>
+      <w:r>
+        <w:rPr>
+          <w:rFonts w:ascii="Cambria" w:hAnsi="Cambria"/>
+          <w:color w:val="000000"/>
+          <w:shd w:val="clear" w:color="auto" w:fill="FFFFFF"/>
+        </w:rPr>
+        <w:t xml:space="preserve"> </w:t>
+      </w:r>
+      <w:r>
+        <w:rPr>
+          <w:rFonts w:ascii="Cambria" w:hAnsi="Cambria"/>
+          <w:color w:val="000000"/>
+          <w:shd w:val="clear" w:color="auto" w:fill="FFFFFF"/>
+        </w:rPr>
+        <w:br/>
+      </w:r>
       <w:r>
         <w:rPr>
           <w:noProof/>
           <w:lang w:eastAsia="en-IN"/>
         </w:rPr>
         <w:drawing>
-          <wp:inline distT="0" distB="0" distL="0" distR="0" wp14:anchorId="1EF8FD02" wp14:editId="4490F301">
-            <wp:extent cx="5731510" cy="3222137"/>
-            <wp:effectExtent l="0" t="0" r="2540" b="0"/>
-            <wp:docPr id="1" name="Picture 1"/>
+          <wp:inline distT="0" distB="0" distL="0" distR="0" wp14:anchorId="44E23DBB" wp14:editId="27CB9C7E">
+            <wp:extent cx="4829175" cy="2714863"/>
+            <wp:effectExtent l="0" t="0" r="0" b="9525"/>
+            <wp:docPr id="10" name="Picture 10"/>
             <wp:cNvGraphicFramePr>
               <a:graphicFrameLocks xmlns:a="http://schemas.openxmlformats.org/drawingml/2006/main" noChangeAspect="1"/>
             </wp:cNvGraphicFramePr>
@@ -514,7 +3076,7 @@
                   <pic:spPr>
                     <a:xfrm>
                       <a:off x="0" y="0"/>
-                      <a:ext cx="5731510" cy="3222137"/>
+                      <a:ext cx="4833206" cy="2717129"/>
                     </a:xfrm>
                     <a:prstGeom prst="rect">
                       <a:avLst/>
@@ -526,6 +3088,3911 @@
           </wp:inline>
         </w:drawing>
       </w:r>
+      <w:r>
+        <w:rPr>
+          <w:rFonts w:ascii="Arial" w:hAnsi="Arial" w:cs="Arial"/>
+          <w:sz w:val="23"/>
+          <w:szCs w:val="23"/>
+          <w:shd w:val="clear" w:color="auto" w:fill="FFFFFF"/>
+        </w:rPr>
+        <w:br/>
+      </w:r>
+    </w:p>
+    <w:p>
+      <w:pPr>
+        <w:rPr>
+          <w:rFonts w:ascii="Arial" w:hAnsi="Arial" w:cs="Arial"/>
+          <w:sz w:val="23"/>
+          <w:szCs w:val="23"/>
+          <w:shd w:val="clear" w:color="auto" w:fill="FFFFFF"/>
+        </w:rPr>
+      </w:pPr>
+    </w:p>
+    <w:p>
+      <w:pPr>
+        <w:rPr>
+          <w:rFonts w:ascii="Arial" w:hAnsi="Arial" w:cs="Arial"/>
+          <w:sz w:val="23"/>
+          <w:szCs w:val="23"/>
+          <w:shd w:val="clear" w:color="auto" w:fill="FFFFFF"/>
+        </w:rPr>
+      </w:pPr>
+    </w:p>
+    <w:p>
+      <w:pPr>
+        <w:rPr>
+          <w:rFonts w:ascii="Arial" w:hAnsi="Arial" w:cs="Arial"/>
+          <w:sz w:val="23"/>
+          <w:szCs w:val="23"/>
+          <w:shd w:val="clear" w:color="auto" w:fill="FFFFFF"/>
+        </w:rPr>
+      </w:pPr>
+    </w:p>
+    <w:p>
+      <w:pPr>
+        <w:rPr>
+          <w:rFonts w:ascii="Arial" w:hAnsi="Arial" w:cs="Arial"/>
+          <w:sz w:val="23"/>
+          <w:szCs w:val="23"/>
+          <w:shd w:val="clear" w:color="auto" w:fill="FFFFFF"/>
+        </w:rPr>
+      </w:pPr>
+    </w:p>
+    <w:p>
+      <w:pPr>
+        <w:rPr>
+          <w:rFonts w:ascii="Arial" w:hAnsi="Arial" w:cs="Arial"/>
+          <w:sz w:val="23"/>
+          <w:szCs w:val="23"/>
+          <w:shd w:val="clear" w:color="auto" w:fill="FFFFFF"/>
+        </w:rPr>
+      </w:pPr>
+      <w:r>
+        <w:rPr>
+          <w:rFonts w:ascii="Arial" w:hAnsi="Arial" w:cs="Arial"/>
+          <w:sz w:val="23"/>
+          <w:szCs w:val="23"/>
+          <w:shd w:val="clear" w:color="auto" w:fill="FFFFFF"/>
+        </w:rPr>
+        <w:lastRenderedPageBreak/>
+        <w:t xml:space="preserve"> 7. </w:t>
+      </w:r>
+      <w:proofErr w:type="spellStart"/>
+      <w:proofErr w:type="gramStart"/>
+      <w:r>
+        <w:rPr>
+          <w:rFonts w:ascii="Arial" w:hAnsi="Arial" w:cs="Arial"/>
+          <w:sz w:val="23"/>
+          <w:szCs w:val="23"/>
+          <w:shd w:val="clear" w:color="auto" w:fill="FFFFFF"/>
+        </w:rPr>
+        <w:t>package.json</w:t>
+      </w:r>
+      <w:proofErr w:type="spellEnd"/>
+      <w:proofErr w:type="gramEnd"/>
+      <w:r>
+        <w:rPr>
+          <w:rFonts w:ascii="Arial" w:hAnsi="Arial" w:cs="Arial"/>
+          <w:sz w:val="23"/>
+          <w:szCs w:val="23"/>
+          <w:shd w:val="clear" w:color="auto" w:fill="FFFFFF"/>
+        </w:rPr>
+        <w:t xml:space="preserve"> missing </w:t>
+      </w:r>
+      <w:proofErr w:type="spellStart"/>
+      <w:r>
+        <w:rPr>
+          <w:rFonts w:ascii="Arial" w:hAnsi="Arial" w:cs="Arial"/>
+          <w:sz w:val="23"/>
+          <w:szCs w:val="23"/>
+          <w:shd w:val="clear" w:color="auto" w:fill="FFFFFF"/>
+        </w:rPr>
+        <w:t>axios</w:t>
+      </w:r>
+      <w:proofErr w:type="spellEnd"/>
+      <w:r>
+        <w:rPr>
+          <w:rFonts w:ascii="Arial" w:hAnsi="Arial" w:cs="Arial"/>
+          <w:sz w:val="23"/>
+          <w:szCs w:val="23"/>
+          <w:shd w:val="clear" w:color="auto" w:fill="FFFFFF"/>
+        </w:rPr>
+        <w:t xml:space="preserve"> dependency (required for frontend) </w:t>
+      </w:r>
+      <w:r>
+        <w:rPr>
+          <w:rFonts w:ascii="Arial" w:hAnsi="Arial" w:cs="Arial"/>
+          <w:sz w:val="23"/>
+          <w:szCs w:val="23"/>
+          <w:shd w:val="clear" w:color="auto" w:fill="FFFFFF"/>
+        </w:rPr>
+        <w:br/>
+        <w:t>ANS :</w:t>
+      </w:r>
+      <w:r>
+        <w:rPr>
+          <w:rFonts w:ascii="Arial" w:hAnsi="Arial" w:cs="Arial"/>
+          <w:sz w:val="23"/>
+          <w:szCs w:val="23"/>
+          <w:shd w:val="clear" w:color="auto" w:fill="FFFFFF"/>
+        </w:rPr>
+        <w:t xml:space="preserve"> </w:t>
+      </w:r>
+      <w:r>
+        <w:rPr>
+          <w:rFonts w:ascii="Cambria" w:hAnsi="Cambria"/>
+          <w:color w:val="000000"/>
+          <w:shd w:val="clear" w:color="auto" w:fill="FFFFFF"/>
+        </w:rPr>
+        <w:t>frontend/</w:t>
+      </w:r>
+      <w:proofErr w:type="spellStart"/>
+      <w:r>
+        <w:rPr>
+          <w:rFonts w:ascii="Cambria" w:hAnsi="Cambria"/>
+          <w:color w:val="000000"/>
+          <w:shd w:val="clear" w:color="auto" w:fill="FFFFFF"/>
+        </w:rPr>
+        <w:t>package.json</w:t>
+      </w:r>
+      <w:proofErr w:type="spellEnd"/>
+    </w:p>
+    <w:p>
+      <w:pPr>
+        <w:shd w:val="clear" w:color="auto" w:fill="121314"/>
+        <w:spacing w:after="0" w:line="285" w:lineRule="atLeast"/>
+        <w:rPr>
+          <w:rFonts w:ascii="Consolas" w:eastAsia="Times New Roman" w:hAnsi="Consolas" w:cs="Times New Roman"/>
+          <w:color w:val="BBBEBF"/>
+          <w:sz w:val="21"/>
+          <w:szCs w:val="21"/>
+          <w:lang w:eastAsia="en-IN"/>
+        </w:rPr>
+      </w:pPr>
+      <w:r>
+        <w:rPr>
+          <w:rFonts w:ascii="Consolas" w:eastAsia="Times New Roman" w:hAnsi="Consolas" w:cs="Times New Roman"/>
+          <w:color w:val="BBBEBF"/>
+          <w:sz w:val="21"/>
+          <w:szCs w:val="21"/>
+          <w:lang w:eastAsia="en-IN"/>
+        </w:rPr>
+        <w:t>{</w:t>
+      </w:r>
+    </w:p>
+    <w:p>
+      <w:pPr>
+        <w:shd w:val="clear" w:color="auto" w:fill="121314"/>
+        <w:spacing w:after="0" w:line="285" w:lineRule="atLeast"/>
+        <w:rPr>
+          <w:rFonts w:ascii="Consolas" w:eastAsia="Times New Roman" w:hAnsi="Consolas" w:cs="Times New Roman"/>
+          <w:color w:val="BBBEBF"/>
+          <w:sz w:val="21"/>
+          <w:szCs w:val="21"/>
+          <w:lang w:eastAsia="en-IN"/>
+        </w:rPr>
+      </w:pPr>
+      <w:r>
+        <w:rPr>
+          <w:rFonts w:ascii="Consolas" w:eastAsia="Times New Roman" w:hAnsi="Consolas" w:cs="Times New Roman"/>
+          <w:color w:val="BBBEBF"/>
+          <w:sz w:val="21"/>
+          <w:szCs w:val="21"/>
+          <w:lang w:eastAsia="en-IN"/>
+        </w:rPr>
+        <w:t xml:space="preserve">  </w:t>
+      </w:r>
+      <w:r>
+        <w:rPr>
+          <w:rFonts w:ascii="Consolas" w:eastAsia="Times New Roman" w:hAnsi="Consolas" w:cs="Times New Roman"/>
+          <w:color w:val="7EE787"/>
+          <w:sz w:val="21"/>
+          <w:szCs w:val="21"/>
+          <w:lang w:eastAsia="en-IN"/>
+        </w:rPr>
+        <w:t>"</w:t>
+      </w:r>
+      <w:proofErr w:type="gramStart"/>
+      <w:r>
+        <w:rPr>
+          <w:rFonts w:ascii="Consolas" w:eastAsia="Times New Roman" w:hAnsi="Consolas" w:cs="Times New Roman"/>
+          <w:color w:val="7EE787"/>
+          <w:sz w:val="21"/>
+          <w:szCs w:val="21"/>
+          <w:lang w:eastAsia="en-IN"/>
+        </w:rPr>
+        <w:t>name</w:t>
+      </w:r>
+      <w:proofErr w:type="gramEnd"/>
+      <w:r>
+        <w:rPr>
+          <w:rFonts w:ascii="Consolas" w:eastAsia="Times New Roman" w:hAnsi="Consolas" w:cs="Times New Roman"/>
+          <w:color w:val="7EE787"/>
+          <w:sz w:val="21"/>
+          <w:szCs w:val="21"/>
+          <w:lang w:eastAsia="en-IN"/>
+        </w:rPr>
+        <w:t>"</w:t>
+      </w:r>
+      <w:r>
+        <w:rPr>
+          <w:rFonts w:ascii="Consolas" w:eastAsia="Times New Roman" w:hAnsi="Consolas" w:cs="Times New Roman"/>
+          <w:color w:val="BBBEBF"/>
+          <w:sz w:val="21"/>
+          <w:szCs w:val="21"/>
+          <w:lang w:eastAsia="en-IN"/>
+        </w:rPr>
+        <w:t xml:space="preserve">: </w:t>
+      </w:r>
+      <w:r>
+        <w:rPr>
+          <w:rFonts w:ascii="Consolas" w:eastAsia="Times New Roman" w:hAnsi="Consolas" w:cs="Times New Roman"/>
+          <w:color w:val="A5D6FF"/>
+          <w:sz w:val="21"/>
+          <w:szCs w:val="21"/>
+          <w:lang w:eastAsia="en-IN"/>
+        </w:rPr>
+        <w:t>"fronted"</w:t>
+      </w:r>
+      <w:r>
+        <w:rPr>
+          <w:rFonts w:ascii="Consolas" w:eastAsia="Times New Roman" w:hAnsi="Consolas" w:cs="Times New Roman"/>
+          <w:color w:val="BBBEBF"/>
+          <w:sz w:val="21"/>
+          <w:szCs w:val="21"/>
+          <w:lang w:eastAsia="en-IN"/>
+        </w:rPr>
+        <w:t>,</w:t>
+      </w:r>
+    </w:p>
+    <w:p>
+      <w:pPr>
+        <w:shd w:val="clear" w:color="auto" w:fill="121314"/>
+        <w:spacing w:after="0" w:line="285" w:lineRule="atLeast"/>
+        <w:rPr>
+          <w:rFonts w:ascii="Consolas" w:eastAsia="Times New Roman" w:hAnsi="Consolas" w:cs="Times New Roman"/>
+          <w:color w:val="BBBEBF"/>
+          <w:sz w:val="21"/>
+          <w:szCs w:val="21"/>
+          <w:lang w:eastAsia="en-IN"/>
+        </w:rPr>
+      </w:pPr>
+      <w:r>
+        <w:rPr>
+          <w:rFonts w:ascii="Consolas" w:eastAsia="Times New Roman" w:hAnsi="Consolas" w:cs="Times New Roman"/>
+          <w:color w:val="BBBEBF"/>
+          <w:sz w:val="21"/>
+          <w:szCs w:val="21"/>
+          <w:lang w:eastAsia="en-IN"/>
+        </w:rPr>
+        <w:t xml:space="preserve">  </w:t>
+      </w:r>
+      <w:r>
+        <w:rPr>
+          <w:rFonts w:ascii="Consolas" w:eastAsia="Times New Roman" w:hAnsi="Consolas" w:cs="Times New Roman"/>
+          <w:color w:val="7EE787"/>
+          <w:sz w:val="21"/>
+          <w:szCs w:val="21"/>
+          <w:lang w:eastAsia="en-IN"/>
+        </w:rPr>
+        <w:t>"</w:t>
+      </w:r>
+      <w:proofErr w:type="gramStart"/>
+      <w:r>
+        <w:rPr>
+          <w:rFonts w:ascii="Consolas" w:eastAsia="Times New Roman" w:hAnsi="Consolas" w:cs="Times New Roman"/>
+          <w:color w:val="7EE787"/>
+          <w:sz w:val="21"/>
+          <w:szCs w:val="21"/>
+          <w:lang w:eastAsia="en-IN"/>
+        </w:rPr>
+        <w:t>version</w:t>
+      </w:r>
+      <w:proofErr w:type="gramEnd"/>
+      <w:r>
+        <w:rPr>
+          <w:rFonts w:ascii="Consolas" w:eastAsia="Times New Roman" w:hAnsi="Consolas" w:cs="Times New Roman"/>
+          <w:color w:val="7EE787"/>
+          <w:sz w:val="21"/>
+          <w:szCs w:val="21"/>
+          <w:lang w:eastAsia="en-IN"/>
+        </w:rPr>
+        <w:t>"</w:t>
+      </w:r>
+      <w:r>
+        <w:rPr>
+          <w:rFonts w:ascii="Consolas" w:eastAsia="Times New Roman" w:hAnsi="Consolas" w:cs="Times New Roman"/>
+          <w:color w:val="BBBEBF"/>
+          <w:sz w:val="21"/>
+          <w:szCs w:val="21"/>
+          <w:lang w:eastAsia="en-IN"/>
+        </w:rPr>
+        <w:t xml:space="preserve">: </w:t>
+      </w:r>
+      <w:r>
+        <w:rPr>
+          <w:rFonts w:ascii="Consolas" w:eastAsia="Times New Roman" w:hAnsi="Consolas" w:cs="Times New Roman"/>
+          <w:color w:val="A5D6FF"/>
+          <w:sz w:val="21"/>
+          <w:szCs w:val="21"/>
+          <w:lang w:eastAsia="en-IN"/>
+        </w:rPr>
+        <w:t>"1.0.0"</w:t>
+      </w:r>
+      <w:r>
+        <w:rPr>
+          <w:rFonts w:ascii="Consolas" w:eastAsia="Times New Roman" w:hAnsi="Consolas" w:cs="Times New Roman"/>
+          <w:color w:val="BBBEBF"/>
+          <w:sz w:val="21"/>
+          <w:szCs w:val="21"/>
+          <w:lang w:eastAsia="en-IN"/>
+        </w:rPr>
+        <w:t>,</w:t>
+      </w:r>
+    </w:p>
+    <w:p>
+      <w:pPr>
+        <w:shd w:val="clear" w:color="auto" w:fill="121314"/>
+        <w:spacing w:after="0" w:line="285" w:lineRule="atLeast"/>
+        <w:rPr>
+          <w:rFonts w:ascii="Consolas" w:eastAsia="Times New Roman" w:hAnsi="Consolas" w:cs="Times New Roman"/>
+          <w:color w:val="BBBEBF"/>
+          <w:sz w:val="21"/>
+          <w:szCs w:val="21"/>
+          <w:lang w:eastAsia="en-IN"/>
+        </w:rPr>
+      </w:pPr>
+      <w:r>
+        <w:rPr>
+          <w:rFonts w:ascii="Consolas" w:eastAsia="Times New Roman" w:hAnsi="Consolas" w:cs="Times New Roman"/>
+          <w:color w:val="BBBEBF"/>
+          <w:sz w:val="21"/>
+          <w:szCs w:val="21"/>
+          <w:lang w:eastAsia="en-IN"/>
+        </w:rPr>
+        <w:t xml:space="preserve">  </w:t>
+      </w:r>
+      <w:r>
+        <w:rPr>
+          <w:rFonts w:ascii="Consolas" w:eastAsia="Times New Roman" w:hAnsi="Consolas" w:cs="Times New Roman"/>
+          <w:color w:val="7EE787"/>
+          <w:sz w:val="21"/>
+          <w:szCs w:val="21"/>
+          <w:lang w:eastAsia="en-IN"/>
+        </w:rPr>
+        <w:t>"description"</w:t>
+      </w:r>
+      <w:r>
+        <w:rPr>
+          <w:rFonts w:ascii="Consolas" w:eastAsia="Times New Roman" w:hAnsi="Consolas" w:cs="Times New Roman"/>
+          <w:color w:val="BBBEBF"/>
+          <w:sz w:val="21"/>
+          <w:szCs w:val="21"/>
+          <w:lang w:eastAsia="en-IN"/>
+        </w:rPr>
+        <w:t xml:space="preserve">: </w:t>
+      </w:r>
+      <w:r>
+        <w:rPr>
+          <w:rFonts w:ascii="Consolas" w:eastAsia="Times New Roman" w:hAnsi="Consolas" w:cs="Times New Roman"/>
+          <w:color w:val="A5D6FF"/>
+          <w:sz w:val="21"/>
+          <w:szCs w:val="21"/>
+          <w:lang w:eastAsia="en-IN"/>
+        </w:rPr>
+        <w:t>""</w:t>
+      </w:r>
+      <w:r>
+        <w:rPr>
+          <w:rFonts w:ascii="Consolas" w:eastAsia="Times New Roman" w:hAnsi="Consolas" w:cs="Times New Roman"/>
+          <w:color w:val="BBBEBF"/>
+          <w:sz w:val="21"/>
+          <w:szCs w:val="21"/>
+          <w:lang w:eastAsia="en-IN"/>
+        </w:rPr>
+        <w:t>,</w:t>
+      </w:r>
+    </w:p>
+    <w:p>
+      <w:pPr>
+        <w:shd w:val="clear" w:color="auto" w:fill="121314"/>
+        <w:spacing w:after="0" w:line="285" w:lineRule="atLeast"/>
+        <w:rPr>
+          <w:rFonts w:ascii="Consolas" w:eastAsia="Times New Roman" w:hAnsi="Consolas" w:cs="Times New Roman"/>
+          <w:color w:val="BBBEBF"/>
+          <w:sz w:val="21"/>
+          <w:szCs w:val="21"/>
+          <w:lang w:eastAsia="en-IN"/>
+        </w:rPr>
+      </w:pPr>
+      <w:r>
+        <w:rPr>
+          <w:rFonts w:ascii="Consolas" w:eastAsia="Times New Roman" w:hAnsi="Consolas" w:cs="Times New Roman"/>
+          <w:color w:val="BBBEBF"/>
+          <w:sz w:val="21"/>
+          <w:szCs w:val="21"/>
+          <w:lang w:eastAsia="en-IN"/>
+        </w:rPr>
+        <w:t xml:space="preserve">  </w:t>
+      </w:r>
+      <w:r>
+        <w:rPr>
+          <w:rFonts w:ascii="Consolas" w:eastAsia="Times New Roman" w:hAnsi="Consolas" w:cs="Times New Roman"/>
+          <w:color w:val="7EE787"/>
+          <w:sz w:val="21"/>
+          <w:szCs w:val="21"/>
+          <w:lang w:eastAsia="en-IN"/>
+        </w:rPr>
+        <w:t>"</w:t>
+      </w:r>
+      <w:proofErr w:type="gramStart"/>
+      <w:r>
+        <w:rPr>
+          <w:rFonts w:ascii="Consolas" w:eastAsia="Times New Roman" w:hAnsi="Consolas" w:cs="Times New Roman"/>
+          <w:color w:val="7EE787"/>
+          <w:sz w:val="21"/>
+          <w:szCs w:val="21"/>
+          <w:lang w:eastAsia="en-IN"/>
+        </w:rPr>
+        <w:t>main</w:t>
+      </w:r>
+      <w:proofErr w:type="gramEnd"/>
+      <w:r>
+        <w:rPr>
+          <w:rFonts w:ascii="Consolas" w:eastAsia="Times New Roman" w:hAnsi="Consolas" w:cs="Times New Roman"/>
+          <w:color w:val="7EE787"/>
+          <w:sz w:val="21"/>
+          <w:szCs w:val="21"/>
+          <w:lang w:eastAsia="en-IN"/>
+        </w:rPr>
+        <w:t>"</w:t>
+      </w:r>
+      <w:r>
+        <w:rPr>
+          <w:rFonts w:ascii="Consolas" w:eastAsia="Times New Roman" w:hAnsi="Consolas" w:cs="Times New Roman"/>
+          <w:color w:val="BBBEBF"/>
+          <w:sz w:val="21"/>
+          <w:szCs w:val="21"/>
+          <w:lang w:eastAsia="en-IN"/>
+        </w:rPr>
+        <w:t xml:space="preserve">: </w:t>
+      </w:r>
+      <w:r>
+        <w:rPr>
+          <w:rFonts w:ascii="Consolas" w:eastAsia="Times New Roman" w:hAnsi="Consolas" w:cs="Times New Roman"/>
+          <w:color w:val="A5D6FF"/>
+          <w:sz w:val="21"/>
+          <w:szCs w:val="21"/>
+          <w:lang w:eastAsia="en-IN"/>
+        </w:rPr>
+        <w:t>"index.js"</w:t>
+      </w:r>
+      <w:r>
+        <w:rPr>
+          <w:rFonts w:ascii="Consolas" w:eastAsia="Times New Roman" w:hAnsi="Consolas" w:cs="Times New Roman"/>
+          <w:color w:val="BBBEBF"/>
+          <w:sz w:val="21"/>
+          <w:szCs w:val="21"/>
+          <w:lang w:eastAsia="en-IN"/>
+        </w:rPr>
+        <w:t>,</w:t>
+      </w:r>
+    </w:p>
+    <w:p>
+      <w:pPr>
+        <w:shd w:val="clear" w:color="auto" w:fill="121314"/>
+        <w:spacing w:after="0" w:line="285" w:lineRule="atLeast"/>
+        <w:rPr>
+          <w:rFonts w:ascii="Consolas" w:eastAsia="Times New Roman" w:hAnsi="Consolas" w:cs="Times New Roman"/>
+          <w:color w:val="BBBEBF"/>
+          <w:sz w:val="21"/>
+          <w:szCs w:val="21"/>
+          <w:lang w:eastAsia="en-IN"/>
+        </w:rPr>
+      </w:pPr>
+      <w:r>
+        <w:rPr>
+          <w:rFonts w:ascii="Consolas" w:eastAsia="Times New Roman" w:hAnsi="Consolas" w:cs="Times New Roman"/>
+          <w:color w:val="BBBEBF"/>
+          <w:sz w:val="21"/>
+          <w:szCs w:val="21"/>
+          <w:lang w:eastAsia="en-IN"/>
+        </w:rPr>
+        <w:t xml:space="preserve">  </w:t>
+      </w:r>
+      <w:r>
+        <w:rPr>
+          <w:rFonts w:ascii="Consolas" w:eastAsia="Times New Roman" w:hAnsi="Consolas" w:cs="Times New Roman"/>
+          <w:color w:val="7EE787"/>
+          <w:sz w:val="21"/>
+          <w:szCs w:val="21"/>
+          <w:lang w:eastAsia="en-IN"/>
+        </w:rPr>
+        <w:t>"</w:t>
+      </w:r>
+      <w:proofErr w:type="gramStart"/>
+      <w:r>
+        <w:rPr>
+          <w:rFonts w:ascii="Consolas" w:eastAsia="Times New Roman" w:hAnsi="Consolas" w:cs="Times New Roman"/>
+          <w:color w:val="7EE787"/>
+          <w:sz w:val="21"/>
+          <w:szCs w:val="21"/>
+          <w:lang w:eastAsia="en-IN"/>
+        </w:rPr>
+        <w:t>scripts</w:t>
+      </w:r>
+      <w:proofErr w:type="gramEnd"/>
+      <w:r>
+        <w:rPr>
+          <w:rFonts w:ascii="Consolas" w:eastAsia="Times New Roman" w:hAnsi="Consolas" w:cs="Times New Roman"/>
+          <w:color w:val="7EE787"/>
+          <w:sz w:val="21"/>
+          <w:szCs w:val="21"/>
+          <w:lang w:eastAsia="en-IN"/>
+        </w:rPr>
+        <w:t>"</w:t>
+      </w:r>
+      <w:r>
+        <w:rPr>
+          <w:rFonts w:ascii="Consolas" w:eastAsia="Times New Roman" w:hAnsi="Consolas" w:cs="Times New Roman"/>
+          <w:color w:val="BBBEBF"/>
+          <w:sz w:val="21"/>
+          <w:szCs w:val="21"/>
+          <w:lang w:eastAsia="en-IN"/>
+        </w:rPr>
+        <w:t>: {</w:t>
+      </w:r>
+    </w:p>
+    <w:p>
+      <w:pPr>
+        <w:shd w:val="clear" w:color="auto" w:fill="121314"/>
+        <w:spacing w:after="0" w:line="285" w:lineRule="atLeast"/>
+        <w:rPr>
+          <w:rFonts w:ascii="Consolas" w:eastAsia="Times New Roman" w:hAnsi="Consolas" w:cs="Times New Roman"/>
+          <w:color w:val="BBBEBF"/>
+          <w:sz w:val="21"/>
+          <w:szCs w:val="21"/>
+          <w:lang w:eastAsia="en-IN"/>
+        </w:rPr>
+      </w:pPr>
+      <w:r>
+        <w:rPr>
+          <w:rFonts w:ascii="Consolas" w:eastAsia="Times New Roman" w:hAnsi="Consolas" w:cs="Times New Roman"/>
+          <w:color w:val="BBBEBF"/>
+          <w:sz w:val="21"/>
+          <w:szCs w:val="21"/>
+          <w:lang w:eastAsia="en-IN"/>
+        </w:rPr>
+        <w:t xml:space="preserve">    </w:t>
+      </w:r>
+      <w:r>
+        <w:rPr>
+          <w:rFonts w:ascii="Consolas" w:eastAsia="Times New Roman" w:hAnsi="Consolas" w:cs="Times New Roman"/>
+          <w:color w:val="7EE787"/>
+          <w:sz w:val="21"/>
+          <w:szCs w:val="21"/>
+          <w:lang w:eastAsia="en-IN"/>
+        </w:rPr>
+        <w:t>"test"</w:t>
+      </w:r>
+      <w:r>
+        <w:rPr>
+          <w:rFonts w:ascii="Consolas" w:eastAsia="Times New Roman" w:hAnsi="Consolas" w:cs="Times New Roman"/>
+          <w:color w:val="BBBEBF"/>
+          <w:sz w:val="21"/>
+          <w:szCs w:val="21"/>
+          <w:lang w:eastAsia="en-IN"/>
+        </w:rPr>
+        <w:t xml:space="preserve">: </w:t>
+      </w:r>
+      <w:r>
+        <w:rPr>
+          <w:rFonts w:ascii="Consolas" w:eastAsia="Times New Roman" w:hAnsi="Consolas" w:cs="Times New Roman"/>
+          <w:color w:val="A5D6FF"/>
+          <w:sz w:val="21"/>
+          <w:szCs w:val="21"/>
+          <w:lang w:eastAsia="en-IN"/>
+        </w:rPr>
+        <w:t xml:space="preserve">"echo </w:t>
+      </w:r>
+      <w:r>
+        <w:rPr>
+          <w:rFonts w:ascii="Consolas" w:eastAsia="Times New Roman" w:hAnsi="Consolas" w:cs="Times New Roman"/>
+          <w:color w:val="D7BA7D"/>
+          <w:sz w:val="21"/>
+          <w:szCs w:val="21"/>
+          <w:lang w:eastAsia="en-IN"/>
+        </w:rPr>
+        <w:t>\"</w:t>
+      </w:r>
+      <w:r>
+        <w:rPr>
+          <w:rFonts w:ascii="Consolas" w:eastAsia="Times New Roman" w:hAnsi="Consolas" w:cs="Times New Roman"/>
+          <w:color w:val="A5D6FF"/>
+          <w:sz w:val="21"/>
+          <w:szCs w:val="21"/>
+          <w:lang w:eastAsia="en-IN"/>
+        </w:rPr>
+        <w:t>Error: no test specified</w:t>
+      </w:r>
+      <w:r>
+        <w:rPr>
+          <w:rFonts w:ascii="Consolas" w:eastAsia="Times New Roman" w:hAnsi="Consolas" w:cs="Times New Roman"/>
+          <w:color w:val="D7BA7D"/>
+          <w:sz w:val="21"/>
+          <w:szCs w:val="21"/>
+          <w:lang w:eastAsia="en-IN"/>
+        </w:rPr>
+        <w:t>\"</w:t>
+      </w:r>
+      <w:r>
+        <w:rPr>
+          <w:rFonts w:ascii="Consolas" w:eastAsia="Times New Roman" w:hAnsi="Consolas" w:cs="Times New Roman"/>
+          <w:color w:val="A5D6FF"/>
+          <w:sz w:val="21"/>
+          <w:szCs w:val="21"/>
+          <w:lang w:eastAsia="en-IN"/>
+        </w:rPr>
+        <w:t xml:space="preserve"> &amp;&amp; exit 1"</w:t>
+      </w:r>
+    </w:p>
+    <w:p>
+      <w:pPr>
+        <w:shd w:val="clear" w:color="auto" w:fill="121314"/>
+        <w:spacing w:after="0" w:line="285" w:lineRule="atLeast"/>
+        <w:rPr>
+          <w:rFonts w:ascii="Consolas" w:eastAsia="Times New Roman" w:hAnsi="Consolas" w:cs="Times New Roman"/>
+          <w:color w:val="BBBEBF"/>
+          <w:sz w:val="21"/>
+          <w:szCs w:val="21"/>
+          <w:lang w:eastAsia="en-IN"/>
+        </w:rPr>
+      </w:pPr>
+      <w:r>
+        <w:rPr>
+          <w:rFonts w:ascii="Consolas" w:eastAsia="Times New Roman" w:hAnsi="Consolas" w:cs="Times New Roman"/>
+          <w:color w:val="BBBEBF"/>
+          <w:sz w:val="21"/>
+          <w:szCs w:val="21"/>
+          <w:lang w:eastAsia="en-IN"/>
+        </w:rPr>
+        <w:t>  },</w:t>
+      </w:r>
+    </w:p>
+    <w:p>
+      <w:pPr>
+        <w:shd w:val="clear" w:color="auto" w:fill="121314"/>
+        <w:spacing w:after="0" w:line="285" w:lineRule="atLeast"/>
+        <w:rPr>
+          <w:rFonts w:ascii="Consolas" w:eastAsia="Times New Roman" w:hAnsi="Consolas" w:cs="Times New Roman"/>
+          <w:color w:val="BBBEBF"/>
+          <w:sz w:val="21"/>
+          <w:szCs w:val="21"/>
+          <w:lang w:eastAsia="en-IN"/>
+        </w:rPr>
+      </w:pPr>
+      <w:r>
+        <w:rPr>
+          <w:rFonts w:ascii="Consolas" w:eastAsia="Times New Roman" w:hAnsi="Consolas" w:cs="Times New Roman"/>
+          <w:color w:val="BBBEBF"/>
+          <w:sz w:val="21"/>
+          <w:szCs w:val="21"/>
+          <w:lang w:eastAsia="en-IN"/>
+        </w:rPr>
+        <w:t xml:space="preserve">  </w:t>
+      </w:r>
+      <w:r>
+        <w:rPr>
+          <w:rFonts w:ascii="Consolas" w:eastAsia="Times New Roman" w:hAnsi="Consolas" w:cs="Times New Roman"/>
+          <w:color w:val="7EE787"/>
+          <w:sz w:val="21"/>
+          <w:szCs w:val="21"/>
+          <w:lang w:eastAsia="en-IN"/>
+        </w:rPr>
+        <w:t>"</w:t>
+      </w:r>
+      <w:proofErr w:type="gramStart"/>
+      <w:r>
+        <w:rPr>
+          <w:rFonts w:ascii="Consolas" w:eastAsia="Times New Roman" w:hAnsi="Consolas" w:cs="Times New Roman"/>
+          <w:color w:val="7EE787"/>
+          <w:sz w:val="21"/>
+          <w:szCs w:val="21"/>
+          <w:lang w:eastAsia="en-IN"/>
+        </w:rPr>
+        <w:t>keywords</w:t>
+      </w:r>
+      <w:proofErr w:type="gramEnd"/>
+      <w:r>
+        <w:rPr>
+          <w:rFonts w:ascii="Consolas" w:eastAsia="Times New Roman" w:hAnsi="Consolas" w:cs="Times New Roman"/>
+          <w:color w:val="7EE787"/>
+          <w:sz w:val="21"/>
+          <w:szCs w:val="21"/>
+          <w:lang w:eastAsia="en-IN"/>
+        </w:rPr>
+        <w:t>"</w:t>
+      </w:r>
+      <w:r>
+        <w:rPr>
+          <w:rFonts w:ascii="Consolas" w:eastAsia="Times New Roman" w:hAnsi="Consolas" w:cs="Times New Roman"/>
+          <w:color w:val="BBBEBF"/>
+          <w:sz w:val="21"/>
+          <w:szCs w:val="21"/>
+          <w:lang w:eastAsia="en-IN"/>
+        </w:rPr>
+        <w:t>: [],</w:t>
+      </w:r>
+    </w:p>
+    <w:p>
+      <w:pPr>
+        <w:shd w:val="clear" w:color="auto" w:fill="121314"/>
+        <w:spacing w:after="0" w:line="285" w:lineRule="atLeast"/>
+        <w:rPr>
+          <w:rFonts w:ascii="Consolas" w:eastAsia="Times New Roman" w:hAnsi="Consolas" w:cs="Times New Roman"/>
+          <w:color w:val="BBBEBF"/>
+          <w:sz w:val="21"/>
+          <w:szCs w:val="21"/>
+          <w:lang w:eastAsia="en-IN"/>
+        </w:rPr>
+      </w:pPr>
+      <w:r>
+        <w:rPr>
+          <w:rFonts w:ascii="Consolas" w:eastAsia="Times New Roman" w:hAnsi="Consolas" w:cs="Times New Roman"/>
+          <w:color w:val="BBBEBF"/>
+          <w:sz w:val="21"/>
+          <w:szCs w:val="21"/>
+          <w:lang w:eastAsia="en-IN"/>
+        </w:rPr>
+        <w:t xml:space="preserve">  </w:t>
+      </w:r>
+      <w:r>
+        <w:rPr>
+          <w:rFonts w:ascii="Consolas" w:eastAsia="Times New Roman" w:hAnsi="Consolas" w:cs="Times New Roman"/>
+          <w:color w:val="7EE787"/>
+          <w:sz w:val="21"/>
+          <w:szCs w:val="21"/>
+          <w:lang w:eastAsia="en-IN"/>
+        </w:rPr>
+        <w:t>"author"</w:t>
+      </w:r>
+      <w:r>
+        <w:rPr>
+          <w:rFonts w:ascii="Consolas" w:eastAsia="Times New Roman" w:hAnsi="Consolas" w:cs="Times New Roman"/>
+          <w:color w:val="BBBEBF"/>
+          <w:sz w:val="21"/>
+          <w:szCs w:val="21"/>
+          <w:lang w:eastAsia="en-IN"/>
+        </w:rPr>
+        <w:t xml:space="preserve">: </w:t>
+      </w:r>
+      <w:r>
+        <w:rPr>
+          <w:rFonts w:ascii="Consolas" w:eastAsia="Times New Roman" w:hAnsi="Consolas" w:cs="Times New Roman"/>
+          <w:color w:val="A5D6FF"/>
+          <w:sz w:val="21"/>
+          <w:szCs w:val="21"/>
+          <w:lang w:eastAsia="en-IN"/>
+        </w:rPr>
+        <w:t>""</w:t>
+      </w:r>
+      <w:r>
+        <w:rPr>
+          <w:rFonts w:ascii="Consolas" w:eastAsia="Times New Roman" w:hAnsi="Consolas" w:cs="Times New Roman"/>
+          <w:color w:val="BBBEBF"/>
+          <w:sz w:val="21"/>
+          <w:szCs w:val="21"/>
+          <w:lang w:eastAsia="en-IN"/>
+        </w:rPr>
+        <w:t>,</w:t>
+      </w:r>
+    </w:p>
+    <w:p>
+      <w:pPr>
+        <w:shd w:val="clear" w:color="auto" w:fill="121314"/>
+        <w:spacing w:after="0" w:line="285" w:lineRule="atLeast"/>
+        <w:rPr>
+          <w:rFonts w:ascii="Consolas" w:eastAsia="Times New Roman" w:hAnsi="Consolas" w:cs="Times New Roman"/>
+          <w:color w:val="BBBEBF"/>
+          <w:sz w:val="21"/>
+          <w:szCs w:val="21"/>
+          <w:lang w:eastAsia="en-IN"/>
+        </w:rPr>
+      </w:pPr>
+      <w:r>
+        <w:rPr>
+          <w:rFonts w:ascii="Consolas" w:eastAsia="Times New Roman" w:hAnsi="Consolas" w:cs="Times New Roman"/>
+          <w:color w:val="BBBEBF"/>
+          <w:sz w:val="21"/>
+          <w:szCs w:val="21"/>
+          <w:lang w:eastAsia="en-IN"/>
+        </w:rPr>
+        <w:t xml:space="preserve">  </w:t>
+      </w:r>
+      <w:r>
+        <w:rPr>
+          <w:rFonts w:ascii="Consolas" w:eastAsia="Times New Roman" w:hAnsi="Consolas" w:cs="Times New Roman"/>
+          <w:color w:val="7EE787"/>
+          <w:sz w:val="21"/>
+          <w:szCs w:val="21"/>
+          <w:lang w:eastAsia="en-IN"/>
+        </w:rPr>
+        <w:t>"</w:t>
+      </w:r>
+      <w:proofErr w:type="gramStart"/>
+      <w:r>
+        <w:rPr>
+          <w:rFonts w:ascii="Consolas" w:eastAsia="Times New Roman" w:hAnsi="Consolas" w:cs="Times New Roman"/>
+          <w:color w:val="7EE787"/>
+          <w:sz w:val="21"/>
+          <w:szCs w:val="21"/>
+          <w:lang w:eastAsia="en-IN"/>
+        </w:rPr>
+        <w:t>license</w:t>
+      </w:r>
+      <w:proofErr w:type="gramEnd"/>
+      <w:r>
+        <w:rPr>
+          <w:rFonts w:ascii="Consolas" w:eastAsia="Times New Roman" w:hAnsi="Consolas" w:cs="Times New Roman"/>
+          <w:color w:val="7EE787"/>
+          <w:sz w:val="21"/>
+          <w:szCs w:val="21"/>
+          <w:lang w:eastAsia="en-IN"/>
+        </w:rPr>
+        <w:t>"</w:t>
+      </w:r>
+      <w:r>
+        <w:rPr>
+          <w:rFonts w:ascii="Consolas" w:eastAsia="Times New Roman" w:hAnsi="Consolas" w:cs="Times New Roman"/>
+          <w:color w:val="BBBEBF"/>
+          <w:sz w:val="21"/>
+          <w:szCs w:val="21"/>
+          <w:lang w:eastAsia="en-IN"/>
+        </w:rPr>
+        <w:t xml:space="preserve">: </w:t>
+      </w:r>
+      <w:r>
+        <w:rPr>
+          <w:rFonts w:ascii="Consolas" w:eastAsia="Times New Roman" w:hAnsi="Consolas" w:cs="Times New Roman"/>
+          <w:color w:val="A5D6FF"/>
+          <w:sz w:val="21"/>
+          <w:szCs w:val="21"/>
+          <w:lang w:eastAsia="en-IN"/>
+        </w:rPr>
+        <w:t>"ISC"</w:t>
+      </w:r>
+      <w:r>
+        <w:rPr>
+          <w:rFonts w:ascii="Consolas" w:eastAsia="Times New Roman" w:hAnsi="Consolas" w:cs="Times New Roman"/>
+          <w:color w:val="BBBEBF"/>
+          <w:sz w:val="21"/>
+          <w:szCs w:val="21"/>
+          <w:lang w:eastAsia="en-IN"/>
+        </w:rPr>
+        <w:t>,</w:t>
+      </w:r>
+    </w:p>
+    <w:p>
+      <w:pPr>
+        <w:shd w:val="clear" w:color="auto" w:fill="121314"/>
+        <w:spacing w:after="0" w:line="285" w:lineRule="atLeast"/>
+        <w:rPr>
+          <w:rFonts w:ascii="Consolas" w:eastAsia="Times New Roman" w:hAnsi="Consolas" w:cs="Times New Roman"/>
+          <w:color w:val="BBBEBF"/>
+          <w:sz w:val="21"/>
+          <w:szCs w:val="21"/>
+          <w:lang w:eastAsia="en-IN"/>
+        </w:rPr>
+      </w:pPr>
+      <w:r>
+        <w:rPr>
+          <w:rFonts w:ascii="Consolas" w:eastAsia="Times New Roman" w:hAnsi="Consolas" w:cs="Times New Roman"/>
+          <w:color w:val="BBBEBF"/>
+          <w:sz w:val="21"/>
+          <w:szCs w:val="21"/>
+          <w:lang w:eastAsia="en-IN"/>
+        </w:rPr>
+        <w:t xml:space="preserve">  </w:t>
+      </w:r>
+      <w:r>
+        <w:rPr>
+          <w:rFonts w:ascii="Consolas" w:eastAsia="Times New Roman" w:hAnsi="Consolas" w:cs="Times New Roman"/>
+          <w:color w:val="7EE787"/>
+          <w:sz w:val="21"/>
+          <w:szCs w:val="21"/>
+          <w:lang w:eastAsia="en-IN"/>
+        </w:rPr>
+        <w:t>"</w:t>
+      </w:r>
+      <w:proofErr w:type="gramStart"/>
+      <w:r>
+        <w:rPr>
+          <w:rFonts w:ascii="Consolas" w:eastAsia="Times New Roman" w:hAnsi="Consolas" w:cs="Times New Roman"/>
+          <w:color w:val="7EE787"/>
+          <w:sz w:val="21"/>
+          <w:szCs w:val="21"/>
+          <w:lang w:eastAsia="en-IN"/>
+        </w:rPr>
+        <w:t>type</w:t>
+      </w:r>
+      <w:proofErr w:type="gramEnd"/>
+      <w:r>
+        <w:rPr>
+          <w:rFonts w:ascii="Consolas" w:eastAsia="Times New Roman" w:hAnsi="Consolas" w:cs="Times New Roman"/>
+          <w:color w:val="7EE787"/>
+          <w:sz w:val="21"/>
+          <w:szCs w:val="21"/>
+          <w:lang w:eastAsia="en-IN"/>
+        </w:rPr>
+        <w:t>"</w:t>
+      </w:r>
+      <w:r>
+        <w:rPr>
+          <w:rFonts w:ascii="Consolas" w:eastAsia="Times New Roman" w:hAnsi="Consolas" w:cs="Times New Roman"/>
+          <w:color w:val="BBBEBF"/>
+          <w:sz w:val="21"/>
+          <w:szCs w:val="21"/>
+          <w:lang w:eastAsia="en-IN"/>
+        </w:rPr>
+        <w:t xml:space="preserve">: </w:t>
+      </w:r>
+      <w:r>
+        <w:rPr>
+          <w:rFonts w:ascii="Consolas" w:eastAsia="Times New Roman" w:hAnsi="Consolas" w:cs="Times New Roman"/>
+          <w:color w:val="A5D6FF"/>
+          <w:sz w:val="21"/>
+          <w:szCs w:val="21"/>
+          <w:lang w:eastAsia="en-IN"/>
+        </w:rPr>
+        <w:t>"</w:t>
+      </w:r>
+      <w:proofErr w:type="spellStart"/>
+      <w:r>
+        <w:rPr>
+          <w:rFonts w:ascii="Consolas" w:eastAsia="Times New Roman" w:hAnsi="Consolas" w:cs="Times New Roman"/>
+          <w:color w:val="A5D6FF"/>
+          <w:sz w:val="21"/>
+          <w:szCs w:val="21"/>
+          <w:lang w:eastAsia="en-IN"/>
+        </w:rPr>
+        <w:t>commonjs</w:t>
+      </w:r>
+      <w:proofErr w:type="spellEnd"/>
+      <w:r>
+        <w:rPr>
+          <w:rFonts w:ascii="Consolas" w:eastAsia="Times New Roman" w:hAnsi="Consolas" w:cs="Times New Roman"/>
+          <w:color w:val="A5D6FF"/>
+          <w:sz w:val="21"/>
+          <w:szCs w:val="21"/>
+          <w:lang w:eastAsia="en-IN"/>
+        </w:rPr>
+        <w:t>"</w:t>
+      </w:r>
+      <w:r>
+        <w:rPr>
+          <w:rFonts w:ascii="Consolas" w:eastAsia="Times New Roman" w:hAnsi="Consolas" w:cs="Times New Roman"/>
+          <w:color w:val="BBBEBF"/>
+          <w:sz w:val="21"/>
+          <w:szCs w:val="21"/>
+          <w:lang w:eastAsia="en-IN"/>
+        </w:rPr>
+        <w:t>,</w:t>
+      </w:r>
+    </w:p>
+    <w:p>
+      <w:pPr>
+        <w:shd w:val="clear" w:color="auto" w:fill="121314"/>
+        <w:spacing w:after="0" w:line="285" w:lineRule="atLeast"/>
+        <w:rPr>
+          <w:rFonts w:ascii="Consolas" w:eastAsia="Times New Roman" w:hAnsi="Consolas" w:cs="Times New Roman"/>
+          <w:color w:val="BBBEBF"/>
+          <w:sz w:val="21"/>
+          <w:szCs w:val="21"/>
+          <w:lang w:eastAsia="en-IN"/>
+        </w:rPr>
+      </w:pPr>
+      <w:r>
+        <w:rPr>
+          <w:rFonts w:ascii="Consolas" w:eastAsia="Times New Roman" w:hAnsi="Consolas" w:cs="Times New Roman"/>
+          <w:color w:val="BBBEBF"/>
+          <w:sz w:val="21"/>
+          <w:szCs w:val="21"/>
+          <w:lang w:eastAsia="en-IN"/>
+        </w:rPr>
+        <w:t xml:space="preserve">  </w:t>
+      </w:r>
+      <w:r>
+        <w:rPr>
+          <w:rFonts w:ascii="Consolas" w:eastAsia="Times New Roman" w:hAnsi="Consolas" w:cs="Times New Roman"/>
+          <w:color w:val="7EE787"/>
+          <w:sz w:val="21"/>
+          <w:szCs w:val="21"/>
+          <w:lang w:eastAsia="en-IN"/>
+        </w:rPr>
+        <w:t>"</w:t>
+      </w:r>
+      <w:proofErr w:type="gramStart"/>
+      <w:r>
+        <w:rPr>
+          <w:rFonts w:ascii="Consolas" w:eastAsia="Times New Roman" w:hAnsi="Consolas" w:cs="Times New Roman"/>
+          <w:color w:val="7EE787"/>
+          <w:sz w:val="21"/>
+          <w:szCs w:val="21"/>
+          <w:lang w:eastAsia="en-IN"/>
+        </w:rPr>
+        <w:t>dependencies</w:t>
+      </w:r>
+      <w:proofErr w:type="gramEnd"/>
+      <w:r>
+        <w:rPr>
+          <w:rFonts w:ascii="Consolas" w:eastAsia="Times New Roman" w:hAnsi="Consolas" w:cs="Times New Roman"/>
+          <w:color w:val="7EE787"/>
+          <w:sz w:val="21"/>
+          <w:szCs w:val="21"/>
+          <w:lang w:eastAsia="en-IN"/>
+        </w:rPr>
+        <w:t>"</w:t>
+      </w:r>
+      <w:r>
+        <w:rPr>
+          <w:rFonts w:ascii="Consolas" w:eastAsia="Times New Roman" w:hAnsi="Consolas" w:cs="Times New Roman"/>
+          <w:color w:val="BBBEBF"/>
+          <w:sz w:val="21"/>
+          <w:szCs w:val="21"/>
+          <w:lang w:eastAsia="en-IN"/>
+        </w:rPr>
+        <w:t>: {</w:t>
+      </w:r>
+    </w:p>
+    <w:p>
+      <w:pPr>
+        <w:shd w:val="clear" w:color="auto" w:fill="121314"/>
+        <w:spacing w:after="0" w:line="285" w:lineRule="atLeast"/>
+        <w:rPr>
+          <w:rFonts w:ascii="Consolas" w:eastAsia="Times New Roman" w:hAnsi="Consolas" w:cs="Times New Roman"/>
+          <w:color w:val="BBBEBF"/>
+          <w:sz w:val="21"/>
+          <w:szCs w:val="21"/>
+          <w:lang w:eastAsia="en-IN"/>
+        </w:rPr>
+      </w:pPr>
+      <w:r>
+        <w:rPr>
+          <w:rFonts w:ascii="Consolas" w:eastAsia="Times New Roman" w:hAnsi="Consolas" w:cs="Times New Roman"/>
+          <w:color w:val="BBBEBF"/>
+          <w:sz w:val="21"/>
+          <w:szCs w:val="21"/>
+          <w:lang w:eastAsia="en-IN"/>
+        </w:rPr>
+        <w:t xml:space="preserve">    </w:t>
+      </w:r>
+      <w:r>
+        <w:rPr>
+          <w:rFonts w:ascii="Consolas" w:eastAsia="Times New Roman" w:hAnsi="Consolas" w:cs="Times New Roman"/>
+          <w:color w:val="7EE787"/>
+          <w:sz w:val="21"/>
+          <w:szCs w:val="21"/>
+          <w:lang w:eastAsia="en-IN"/>
+        </w:rPr>
+        <w:t>"</w:t>
+      </w:r>
+      <w:proofErr w:type="spellStart"/>
+      <w:proofErr w:type="gramStart"/>
+      <w:r>
+        <w:rPr>
+          <w:rFonts w:ascii="Consolas" w:eastAsia="Times New Roman" w:hAnsi="Consolas" w:cs="Times New Roman"/>
+          <w:color w:val="7EE787"/>
+          <w:sz w:val="21"/>
+          <w:szCs w:val="21"/>
+          <w:lang w:eastAsia="en-IN"/>
+        </w:rPr>
+        <w:t>axios</w:t>
+      </w:r>
+      <w:proofErr w:type="spellEnd"/>
+      <w:proofErr w:type="gramEnd"/>
+      <w:r>
+        <w:rPr>
+          <w:rFonts w:ascii="Consolas" w:eastAsia="Times New Roman" w:hAnsi="Consolas" w:cs="Times New Roman"/>
+          <w:color w:val="7EE787"/>
+          <w:sz w:val="21"/>
+          <w:szCs w:val="21"/>
+          <w:lang w:eastAsia="en-IN"/>
+        </w:rPr>
+        <w:t>"</w:t>
+      </w:r>
+      <w:r>
+        <w:rPr>
+          <w:rFonts w:ascii="Consolas" w:eastAsia="Times New Roman" w:hAnsi="Consolas" w:cs="Times New Roman"/>
+          <w:color w:val="BBBEBF"/>
+          <w:sz w:val="21"/>
+          <w:szCs w:val="21"/>
+          <w:lang w:eastAsia="en-IN"/>
+        </w:rPr>
+        <w:t xml:space="preserve">: </w:t>
+      </w:r>
+      <w:r>
+        <w:rPr>
+          <w:rFonts w:ascii="Consolas" w:eastAsia="Times New Roman" w:hAnsi="Consolas" w:cs="Times New Roman"/>
+          <w:color w:val="A5D6FF"/>
+          <w:sz w:val="21"/>
+          <w:szCs w:val="21"/>
+          <w:lang w:eastAsia="en-IN"/>
+        </w:rPr>
+        <w:t>"^1.19.0"</w:t>
+      </w:r>
+      <w:r>
+        <w:rPr>
+          <w:rFonts w:ascii="Consolas" w:eastAsia="Times New Roman" w:hAnsi="Consolas" w:cs="Times New Roman"/>
+          <w:color w:val="BBBEBF"/>
+          <w:sz w:val="21"/>
+          <w:szCs w:val="21"/>
+          <w:lang w:eastAsia="en-IN"/>
+        </w:rPr>
+        <w:t>,</w:t>
+      </w:r>
+    </w:p>
+    <w:p>
+      <w:pPr>
+        <w:shd w:val="clear" w:color="auto" w:fill="121314"/>
+        <w:spacing w:after="0" w:line="285" w:lineRule="atLeast"/>
+        <w:rPr>
+          <w:rFonts w:ascii="Consolas" w:eastAsia="Times New Roman" w:hAnsi="Consolas" w:cs="Times New Roman"/>
+          <w:color w:val="BBBEBF"/>
+          <w:sz w:val="21"/>
+          <w:szCs w:val="21"/>
+          <w:lang w:eastAsia="en-IN"/>
+        </w:rPr>
+      </w:pPr>
+      <w:r>
+        <w:rPr>
+          <w:rFonts w:ascii="Consolas" w:eastAsia="Times New Roman" w:hAnsi="Consolas" w:cs="Times New Roman"/>
+          <w:color w:val="BBBEBF"/>
+          <w:sz w:val="21"/>
+          <w:szCs w:val="21"/>
+          <w:lang w:eastAsia="en-IN"/>
+        </w:rPr>
+        <w:t xml:space="preserve">    </w:t>
+      </w:r>
+      <w:r>
+        <w:rPr>
+          <w:rFonts w:ascii="Consolas" w:eastAsia="Times New Roman" w:hAnsi="Consolas" w:cs="Times New Roman"/>
+          <w:color w:val="7EE787"/>
+          <w:sz w:val="21"/>
+          <w:szCs w:val="21"/>
+          <w:lang w:eastAsia="en-IN"/>
+        </w:rPr>
+        <w:t>"body-parser"</w:t>
+      </w:r>
+      <w:r>
+        <w:rPr>
+          <w:rFonts w:ascii="Consolas" w:eastAsia="Times New Roman" w:hAnsi="Consolas" w:cs="Times New Roman"/>
+          <w:color w:val="BBBEBF"/>
+          <w:sz w:val="21"/>
+          <w:szCs w:val="21"/>
+          <w:lang w:eastAsia="en-IN"/>
+        </w:rPr>
+        <w:t xml:space="preserve">: </w:t>
+      </w:r>
+      <w:r>
+        <w:rPr>
+          <w:rFonts w:ascii="Consolas" w:eastAsia="Times New Roman" w:hAnsi="Consolas" w:cs="Times New Roman"/>
+          <w:color w:val="A5D6FF"/>
+          <w:sz w:val="21"/>
+          <w:szCs w:val="21"/>
+          <w:lang w:eastAsia="en-IN"/>
+        </w:rPr>
+        <w:t>"^2.3.0"</w:t>
+      </w:r>
+      <w:r>
+        <w:rPr>
+          <w:rFonts w:ascii="Consolas" w:eastAsia="Times New Roman" w:hAnsi="Consolas" w:cs="Times New Roman"/>
+          <w:color w:val="BBBEBF"/>
+          <w:sz w:val="21"/>
+          <w:szCs w:val="21"/>
+          <w:lang w:eastAsia="en-IN"/>
+        </w:rPr>
+        <w:t>,</w:t>
+      </w:r>
+    </w:p>
+    <w:p>
+      <w:pPr>
+        <w:shd w:val="clear" w:color="auto" w:fill="121314"/>
+        <w:spacing w:after="0" w:line="285" w:lineRule="atLeast"/>
+        <w:rPr>
+          <w:rFonts w:ascii="Consolas" w:eastAsia="Times New Roman" w:hAnsi="Consolas" w:cs="Times New Roman"/>
+          <w:color w:val="BBBEBF"/>
+          <w:sz w:val="21"/>
+          <w:szCs w:val="21"/>
+          <w:lang w:eastAsia="en-IN"/>
+        </w:rPr>
+      </w:pPr>
+      <w:r>
+        <w:rPr>
+          <w:rFonts w:ascii="Consolas" w:eastAsia="Times New Roman" w:hAnsi="Consolas" w:cs="Times New Roman"/>
+          <w:color w:val="BBBEBF"/>
+          <w:sz w:val="21"/>
+          <w:szCs w:val="21"/>
+          <w:lang w:eastAsia="en-IN"/>
+        </w:rPr>
+        <w:t xml:space="preserve">    </w:t>
+      </w:r>
+      <w:r>
+        <w:rPr>
+          <w:rFonts w:ascii="Consolas" w:eastAsia="Times New Roman" w:hAnsi="Consolas" w:cs="Times New Roman"/>
+          <w:color w:val="7EE787"/>
+          <w:sz w:val="21"/>
+          <w:szCs w:val="21"/>
+          <w:lang w:eastAsia="en-IN"/>
+        </w:rPr>
+        <w:t>"</w:t>
+      </w:r>
+      <w:proofErr w:type="gramStart"/>
+      <w:r>
+        <w:rPr>
+          <w:rFonts w:ascii="Consolas" w:eastAsia="Times New Roman" w:hAnsi="Consolas" w:cs="Times New Roman"/>
+          <w:color w:val="7EE787"/>
+          <w:sz w:val="21"/>
+          <w:szCs w:val="21"/>
+          <w:lang w:eastAsia="en-IN"/>
+        </w:rPr>
+        <w:t>express</w:t>
+      </w:r>
+      <w:proofErr w:type="gramEnd"/>
+      <w:r>
+        <w:rPr>
+          <w:rFonts w:ascii="Consolas" w:eastAsia="Times New Roman" w:hAnsi="Consolas" w:cs="Times New Roman"/>
+          <w:color w:val="7EE787"/>
+          <w:sz w:val="21"/>
+          <w:szCs w:val="21"/>
+          <w:lang w:eastAsia="en-IN"/>
+        </w:rPr>
+        <w:t>"</w:t>
+      </w:r>
+      <w:r>
+        <w:rPr>
+          <w:rFonts w:ascii="Consolas" w:eastAsia="Times New Roman" w:hAnsi="Consolas" w:cs="Times New Roman"/>
+          <w:color w:val="BBBEBF"/>
+          <w:sz w:val="21"/>
+          <w:szCs w:val="21"/>
+          <w:lang w:eastAsia="en-IN"/>
+        </w:rPr>
+        <w:t xml:space="preserve">: </w:t>
+      </w:r>
+      <w:r>
+        <w:rPr>
+          <w:rFonts w:ascii="Consolas" w:eastAsia="Times New Roman" w:hAnsi="Consolas" w:cs="Times New Roman"/>
+          <w:color w:val="A5D6FF"/>
+          <w:sz w:val="21"/>
+          <w:szCs w:val="21"/>
+          <w:lang w:eastAsia="en-IN"/>
+        </w:rPr>
+        <w:t>"^5.2.1"</w:t>
+      </w:r>
+    </w:p>
+    <w:p>
+      <w:pPr>
+        <w:shd w:val="clear" w:color="auto" w:fill="121314"/>
+        <w:spacing w:after="0" w:line="285" w:lineRule="atLeast"/>
+        <w:rPr>
+          <w:rFonts w:ascii="Consolas" w:eastAsia="Times New Roman" w:hAnsi="Consolas" w:cs="Times New Roman"/>
+          <w:color w:val="BBBEBF"/>
+          <w:sz w:val="21"/>
+          <w:szCs w:val="21"/>
+          <w:lang w:eastAsia="en-IN"/>
+        </w:rPr>
+      </w:pPr>
+      <w:r>
+        <w:rPr>
+          <w:rFonts w:ascii="Consolas" w:eastAsia="Times New Roman" w:hAnsi="Consolas" w:cs="Times New Roman"/>
+          <w:color w:val="BBBEBF"/>
+          <w:sz w:val="21"/>
+          <w:szCs w:val="21"/>
+          <w:lang w:eastAsia="en-IN"/>
+        </w:rPr>
+        <w:t>  }</w:t>
+      </w:r>
+    </w:p>
+    <w:p>
+      <w:pPr>
+        <w:shd w:val="clear" w:color="auto" w:fill="121314"/>
+        <w:spacing w:after="0" w:line="285" w:lineRule="atLeast"/>
+        <w:rPr>
+          <w:rFonts w:ascii="Consolas" w:eastAsia="Times New Roman" w:hAnsi="Consolas" w:cs="Times New Roman"/>
+          <w:color w:val="BBBEBF"/>
+          <w:sz w:val="21"/>
+          <w:szCs w:val="21"/>
+          <w:lang w:eastAsia="en-IN"/>
+        </w:rPr>
+      </w:pPr>
+      <w:r>
+        <w:rPr>
+          <w:rFonts w:ascii="Consolas" w:eastAsia="Times New Roman" w:hAnsi="Consolas" w:cs="Times New Roman"/>
+          <w:color w:val="BBBEBF"/>
+          <w:sz w:val="21"/>
+          <w:szCs w:val="21"/>
+          <w:lang w:eastAsia="en-IN"/>
+        </w:rPr>
+        <w:t>}</w:t>
+      </w:r>
+    </w:p>
+    <w:p>
+      <w:pPr>
+        <w:shd w:val="clear" w:color="auto" w:fill="121314"/>
+        <w:spacing w:after="0" w:line="285" w:lineRule="atLeast"/>
+        <w:rPr>
+          <w:rFonts w:ascii="Consolas" w:eastAsia="Times New Roman" w:hAnsi="Consolas" w:cs="Times New Roman"/>
+          <w:color w:val="BBBEBF"/>
+          <w:sz w:val="21"/>
+          <w:szCs w:val="21"/>
+          <w:lang w:eastAsia="en-IN"/>
+        </w:rPr>
+      </w:pPr>
+    </w:p>
+    <w:p>
+      <w:pPr>
+        <w:shd w:val="clear" w:color="auto" w:fill="121314"/>
+        <w:spacing w:after="0" w:line="285" w:lineRule="atLeast"/>
+        <w:rPr>
+          <w:rFonts w:ascii="Consolas" w:eastAsia="Times New Roman" w:hAnsi="Consolas" w:cs="Times New Roman"/>
+          <w:color w:val="BBBEBF"/>
+          <w:sz w:val="21"/>
+          <w:szCs w:val="21"/>
+          <w:lang w:eastAsia="en-IN"/>
+        </w:rPr>
+      </w:pPr>
+    </w:p>
+    <w:p>
+      <w:pPr>
+        <w:shd w:val="clear" w:color="auto" w:fill="121314"/>
+        <w:spacing w:line="285" w:lineRule="atLeast"/>
+        <w:rPr>
+          <w:rFonts w:ascii="Consolas" w:eastAsia="Times New Roman" w:hAnsi="Consolas" w:cs="Times New Roman"/>
+          <w:color w:val="BBBEBF"/>
+          <w:sz w:val="21"/>
+          <w:szCs w:val="21"/>
+          <w:lang w:eastAsia="en-IN"/>
+        </w:rPr>
+      </w:pPr>
+      <w:r>
+        <w:rPr>
+          <w:rFonts w:ascii="Arial" w:hAnsi="Arial" w:cs="Arial"/>
+          <w:sz w:val="23"/>
+          <w:szCs w:val="23"/>
+          <w:shd w:val="clear" w:color="auto" w:fill="FFFFFF"/>
+        </w:rPr>
+        <w:br/>
+      </w:r>
+      <w:r>
+        <w:rPr>
+          <w:rFonts w:ascii="Arial" w:hAnsi="Arial" w:cs="Arial"/>
+          <w:sz w:val="23"/>
+          <w:szCs w:val="23"/>
+          <w:shd w:val="clear" w:color="auto" w:fill="FFFFFF"/>
+        </w:rPr>
+        <w:br/>
+      </w:r>
+      <w:proofErr w:type="spellStart"/>
+      <w:proofErr w:type="gramStart"/>
+      <w:r>
+        <w:rPr>
+          <w:rFonts w:ascii="Consolas" w:eastAsia="Times New Roman" w:hAnsi="Consolas" w:cs="Times New Roman"/>
+          <w:color w:val="FF7B72"/>
+          <w:sz w:val="21"/>
+          <w:szCs w:val="21"/>
+          <w:lang w:eastAsia="en-IN"/>
+        </w:rPr>
+        <w:t>const</w:t>
+      </w:r>
+      <w:proofErr w:type="spellEnd"/>
+      <w:proofErr w:type="gramEnd"/>
+      <w:r>
+        <w:rPr>
+          <w:rFonts w:ascii="Consolas" w:eastAsia="Times New Roman" w:hAnsi="Consolas" w:cs="Times New Roman"/>
+          <w:color w:val="BBBEBF"/>
+          <w:sz w:val="21"/>
+          <w:szCs w:val="21"/>
+          <w:lang w:eastAsia="en-IN"/>
+        </w:rPr>
+        <w:t xml:space="preserve"> </w:t>
+      </w:r>
+      <w:r>
+        <w:rPr>
+          <w:rFonts w:ascii="Consolas" w:eastAsia="Times New Roman" w:hAnsi="Consolas" w:cs="Times New Roman"/>
+          <w:color w:val="D2A8FF"/>
+          <w:sz w:val="21"/>
+          <w:szCs w:val="21"/>
+          <w:lang w:eastAsia="en-IN"/>
+        </w:rPr>
+        <w:t>express</w:t>
+      </w:r>
+      <w:r>
+        <w:rPr>
+          <w:rFonts w:ascii="Consolas" w:eastAsia="Times New Roman" w:hAnsi="Consolas" w:cs="Times New Roman"/>
+          <w:color w:val="BBBEBF"/>
+          <w:sz w:val="21"/>
+          <w:szCs w:val="21"/>
+          <w:lang w:eastAsia="en-IN"/>
+        </w:rPr>
+        <w:t xml:space="preserve"> </w:t>
+      </w:r>
+      <w:r>
+        <w:rPr>
+          <w:rFonts w:ascii="Consolas" w:eastAsia="Times New Roman" w:hAnsi="Consolas" w:cs="Times New Roman"/>
+          <w:color w:val="D4D4D4"/>
+          <w:sz w:val="21"/>
+          <w:szCs w:val="21"/>
+          <w:lang w:eastAsia="en-IN"/>
+        </w:rPr>
+        <w:t>=</w:t>
+      </w:r>
+      <w:r>
+        <w:rPr>
+          <w:rFonts w:ascii="Consolas" w:eastAsia="Times New Roman" w:hAnsi="Consolas" w:cs="Times New Roman"/>
+          <w:color w:val="BBBEBF"/>
+          <w:sz w:val="21"/>
+          <w:szCs w:val="21"/>
+          <w:lang w:eastAsia="en-IN"/>
+        </w:rPr>
+        <w:t xml:space="preserve"> </w:t>
+      </w:r>
+      <w:r>
+        <w:rPr>
+          <w:rFonts w:ascii="Consolas" w:eastAsia="Times New Roman" w:hAnsi="Consolas" w:cs="Times New Roman"/>
+          <w:color w:val="D2A8FF"/>
+          <w:sz w:val="21"/>
+          <w:szCs w:val="21"/>
+          <w:lang w:eastAsia="en-IN"/>
+        </w:rPr>
+        <w:t>require</w:t>
+      </w:r>
+      <w:r>
+        <w:rPr>
+          <w:rFonts w:ascii="Consolas" w:eastAsia="Times New Roman" w:hAnsi="Consolas" w:cs="Times New Roman"/>
+          <w:color w:val="BBBEBF"/>
+          <w:sz w:val="21"/>
+          <w:szCs w:val="21"/>
+          <w:lang w:eastAsia="en-IN"/>
+        </w:rPr>
+        <w:t>(</w:t>
+      </w:r>
+      <w:r>
+        <w:rPr>
+          <w:rFonts w:ascii="Consolas" w:eastAsia="Times New Roman" w:hAnsi="Consolas" w:cs="Times New Roman"/>
+          <w:color w:val="A5D6FF"/>
+          <w:sz w:val="21"/>
+          <w:szCs w:val="21"/>
+          <w:lang w:eastAsia="en-IN"/>
+        </w:rPr>
+        <w:t>'express'</w:t>
+      </w:r>
+      <w:r>
+        <w:rPr>
+          <w:rFonts w:ascii="Consolas" w:eastAsia="Times New Roman" w:hAnsi="Consolas" w:cs="Times New Roman"/>
+          <w:color w:val="BBBEBF"/>
+          <w:sz w:val="21"/>
+          <w:szCs w:val="21"/>
+          <w:lang w:eastAsia="en-IN"/>
+        </w:rPr>
+        <w:t>);</w:t>
+      </w:r>
+    </w:p>
+    <w:p>
+      <w:pPr>
+        <w:shd w:val="clear" w:color="auto" w:fill="121314"/>
+        <w:spacing w:after="0" w:line="285" w:lineRule="atLeast"/>
+        <w:rPr>
+          <w:rFonts w:ascii="Consolas" w:eastAsia="Times New Roman" w:hAnsi="Consolas" w:cs="Times New Roman"/>
+          <w:color w:val="BBBEBF"/>
+          <w:sz w:val="21"/>
+          <w:szCs w:val="21"/>
+          <w:lang w:eastAsia="en-IN"/>
+        </w:rPr>
+      </w:pPr>
+      <w:proofErr w:type="spellStart"/>
+      <w:proofErr w:type="gramStart"/>
+      <w:r>
+        <w:rPr>
+          <w:rFonts w:ascii="Consolas" w:eastAsia="Times New Roman" w:hAnsi="Consolas" w:cs="Times New Roman"/>
+          <w:color w:val="FF7B72"/>
+          <w:sz w:val="21"/>
+          <w:szCs w:val="21"/>
+          <w:lang w:eastAsia="en-IN"/>
+        </w:rPr>
+        <w:t>const</w:t>
+      </w:r>
+      <w:proofErr w:type="spellEnd"/>
+      <w:proofErr w:type="gramEnd"/>
+      <w:r>
+        <w:rPr>
+          <w:rFonts w:ascii="Consolas" w:eastAsia="Times New Roman" w:hAnsi="Consolas" w:cs="Times New Roman"/>
+          <w:color w:val="BBBEBF"/>
+          <w:sz w:val="21"/>
+          <w:szCs w:val="21"/>
+          <w:lang w:eastAsia="en-IN"/>
+        </w:rPr>
+        <w:t xml:space="preserve"> </w:t>
+      </w:r>
+      <w:proofErr w:type="spellStart"/>
+      <w:r>
+        <w:rPr>
+          <w:rFonts w:ascii="Consolas" w:eastAsia="Times New Roman" w:hAnsi="Consolas" w:cs="Times New Roman"/>
+          <w:color w:val="79C0FF"/>
+          <w:sz w:val="21"/>
+          <w:szCs w:val="21"/>
+          <w:lang w:eastAsia="en-IN"/>
+        </w:rPr>
+        <w:t>bodyParser</w:t>
+      </w:r>
+      <w:proofErr w:type="spellEnd"/>
+      <w:r>
+        <w:rPr>
+          <w:rFonts w:ascii="Consolas" w:eastAsia="Times New Roman" w:hAnsi="Consolas" w:cs="Times New Roman"/>
+          <w:color w:val="BBBEBF"/>
+          <w:sz w:val="21"/>
+          <w:szCs w:val="21"/>
+          <w:lang w:eastAsia="en-IN"/>
+        </w:rPr>
+        <w:t xml:space="preserve"> </w:t>
+      </w:r>
+      <w:r>
+        <w:rPr>
+          <w:rFonts w:ascii="Consolas" w:eastAsia="Times New Roman" w:hAnsi="Consolas" w:cs="Times New Roman"/>
+          <w:color w:val="D4D4D4"/>
+          <w:sz w:val="21"/>
+          <w:szCs w:val="21"/>
+          <w:lang w:eastAsia="en-IN"/>
+        </w:rPr>
+        <w:t>=</w:t>
+      </w:r>
+      <w:r>
+        <w:rPr>
+          <w:rFonts w:ascii="Consolas" w:eastAsia="Times New Roman" w:hAnsi="Consolas" w:cs="Times New Roman"/>
+          <w:color w:val="BBBEBF"/>
+          <w:sz w:val="21"/>
+          <w:szCs w:val="21"/>
+          <w:lang w:eastAsia="en-IN"/>
+        </w:rPr>
+        <w:t xml:space="preserve"> </w:t>
+      </w:r>
+      <w:r>
+        <w:rPr>
+          <w:rFonts w:ascii="Consolas" w:eastAsia="Times New Roman" w:hAnsi="Consolas" w:cs="Times New Roman"/>
+          <w:color w:val="D2A8FF"/>
+          <w:sz w:val="21"/>
+          <w:szCs w:val="21"/>
+          <w:lang w:eastAsia="en-IN"/>
+        </w:rPr>
+        <w:t>require</w:t>
+      </w:r>
+      <w:r>
+        <w:rPr>
+          <w:rFonts w:ascii="Consolas" w:eastAsia="Times New Roman" w:hAnsi="Consolas" w:cs="Times New Roman"/>
+          <w:color w:val="BBBEBF"/>
+          <w:sz w:val="21"/>
+          <w:szCs w:val="21"/>
+          <w:lang w:eastAsia="en-IN"/>
+        </w:rPr>
+        <w:t>(</w:t>
+      </w:r>
+      <w:r>
+        <w:rPr>
+          <w:rFonts w:ascii="Consolas" w:eastAsia="Times New Roman" w:hAnsi="Consolas" w:cs="Times New Roman"/>
+          <w:color w:val="A5D6FF"/>
+          <w:sz w:val="21"/>
+          <w:szCs w:val="21"/>
+          <w:lang w:eastAsia="en-IN"/>
+        </w:rPr>
+        <w:t>'body-parser'</w:t>
+      </w:r>
+      <w:r>
+        <w:rPr>
+          <w:rFonts w:ascii="Consolas" w:eastAsia="Times New Roman" w:hAnsi="Consolas" w:cs="Times New Roman"/>
+          <w:color w:val="BBBEBF"/>
+          <w:sz w:val="21"/>
+          <w:szCs w:val="21"/>
+          <w:lang w:eastAsia="en-IN"/>
+        </w:rPr>
+        <w:t>);</w:t>
+      </w:r>
+    </w:p>
+    <w:p>
+      <w:pPr>
+        <w:shd w:val="clear" w:color="auto" w:fill="121314"/>
+        <w:spacing w:after="0" w:line="285" w:lineRule="atLeast"/>
+        <w:rPr>
+          <w:rFonts w:ascii="Consolas" w:eastAsia="Times New Roman" w:hAnsi="Consolas" w:cs="Times New Roman"/>
+          <w:color w:val="BBBEBF"/>
+          <w:sz w:val="21"/>
+          <w:szCs w:val="21"/>
+          <w:lang w:eastAsia="en-IN"/>
+        </w:rPr>
+      </w:pPr>
+      <w:proofErr w:type="spellStart"/>
+      <w:proofErr w:type="gramStart"/>
+      <w:r>
+        <w:rPr>
+          <w:rFonts w:ascii="Consolas" w:eastAsia="Times New Roman" w:hAnsi="Consolas" w:cs="Times New Roman"/>
+          <w:color w:val="FF7B72"/>
+          <w:sz w:val="21"/>
+          <w:szCs w:val="21"/>
+          <w:lang w:eastAsia="en-IN"/>
+        </w:rPr>
+        <w:t>const</w:t>
+      </w:r>
+      <w:proofErr w:type="spellEnd"/>
+      <w:proofErr w:type="gramEnd"/>
+      <w:r>
+        <w:rPr>
+          <w:rFonts w:ascii="Consolas" w:eastAsia="Times New Roman" w:hAnsi="Consolas" w:cs="Times New Roman"/>
+          <w:color w:val="BBBEBF"/>
+          <w:sz w:val="21"/>
+          <w:szCs w:val="21"/>
+          <w:lang w:eastAsia="en-IN"/>
+        </w:rPr>
+        <w:t xml:space="preserve"> </w:t>
+      </w:r>
+      <w:r>
+        <w:rPr>
+          <w:rFonts w:ascii="Consolas" w:eastAsia="Times New Roman" w:hAnsi="Consolas" w:cs="Times New Roman"/>
+          <w:color w:val="79C0FF"/>
+          <w:sz w:val="21"/>
+          <w:szCs w:val="21"/>
+          <w:lang w:eastAsia="en-IN"/>
+        </w:rPr>
+        <w:t>app</w:t>
+      </w:r>
+      <w:r>
+        <w:rPr>
+          <w:rFonts w:ascii="Consolas" w:eastAsia="Times New Roman" w:hAnsi="Consolas" w:cs="Times New Roman"/>
+          <w:color w:val="BBBEBF"/>
+          <w:sz w:val="21"/>
+          <w:szCs w:val="21"/>
+          <w:lang w:eastAsia="en-IN"/>
+        </w:rPr>
+        <w:t xml:space="preserve"> </w:t>
+      </w:r>
+      <w:r>
+        <w:rPr>
+          <w:rFonts w:ascii="Consolas" w:eastAsia="Times New Roman" w:hAnsi="Consolas" w:cs="Times New Roman"/>
+          <w:color w:val="D4D4D4"/>
+          <w:sz w:val="21"/>
+          <w:szCs w:val="21"/>
+          <w:lang w:eastAsia="en-IN"/>
+        </w:rPr>
+        <w:t>=</w:t>
+      </w:r>
+      <w:r>
+        <w:rPr>
+          <w:rFonts w:ascii="Consolas" w:eastAsia="Times New Roman" w:hAnsi="Consolas" w:cs="Times New Roman"/>
+          <w:color w:val="BBBEBF"/>
+          <w:sz w:val="21"/>
+          <w:szCs w:val="21"/>
+          <w:lang w:eastAsia="en-IN"/>
+        </w:rPr>
+        <w:t xml:space="preserve"> </w:t>
+      </w:r>
+      <w:r>
+        <w:rPr>
+          <w:rFonts w:ascii="Consolas" w:eastAsia="Times New Roman" w:hAnsi="Consolas" w:cs="Times New Roman"/>
+          <w:color w:val="D2A8FF"/>
+          <w:sz w:val="21"/>
+          <w:szCs w:val="21"/>
+          <w:lang w:eastAsia="en-IN"/>
+        </w:rPr>
+        <w:t>express</w:t>
+      </w:r>
+      <w:r>
+        <w:rPr>
+          <w:rFonts w:ascii="Consolas" w:eastAsia="Times New Roman" w:hAnsi="Consolas" w:cs="Times New Roman"/>
+          <w:color w:val="BBBEBF"/>
+          <w:sz w:val="21"/>
+          <w:szCs w:val="21"/>
+          <w:lang w:eastAsia="en-IN"/>
+        </w:rPr>
+        <w:t>();</w:t>
+      </w:r>
+    </w:p>
+    <w:p>
+      <w:pPr>
+        <w:shd w:val="clear" w:color="auto" w:fill="121314"/>
+        <w:spacing w:after="0" w:line="285" w:lineRule="atLeast"/>
+        <w:rPr>
+          <w:rFonts w:ascii="Consolas" w:eastAsia="Times New Roman" w:hAnsi="Consolas" w:cs="Times New Roman"/>
+          <w:color w:val="BBBEBF"/>
+          <w:sz w:val="21"/>
+          <w:szCs w:val="21"/>
+          <w:lang w:eastAsia="en-IN"/>
+        </w:rPr>
+      </w:pPr>
+      <w:proofErr w:type="spellStart"/>
+      <w:proofErr w:type="gramStart"/>
+      <w:r>
+        <w:rPr>
+          <w:rFonts w:ascii="Consolas" w:eastAsia="Times New Roman" w:hAnsi="Consolas" w:cs="Times New Roman"/>
+          <w:color w:val="FF7B72"/>
+          <w:sz w:val="21"/>
+          <w:szCs w:val="21"/>
+          <w:lang w:eastAsia="en-IN"/>
+        </w:rPr>
+        <w:t>const</w:t>
+      </w:r>
+      <w:proofErr w:type="spellEnd"/>
+      <w:proofErr w:type="gramEnd"/>
+      <w:r>
+        <w:rPr>
+          <w:rFonts w:ascii="Consolas" w:eastAsia="Times New Roman" w:hAnsi="Consolas" w:cs="Times New Roman"/>
+          <w:color w:val="BBBEBF"/>
+          <w:sz w:val="21"/>
+          <w:szCs w:val="21"/>
+          <w:lang w:eastAsia="en-IN"/>
+        </w:rPr>
+        <w:t xml:space="preserve"> </w:t>
+      </w:r>
+      <w:r>
+        <w:rPr>
+          <w:rFonts w:ascii="Consolas" w:eastAsia="Times New Roman" w:hAnsi="Consolas" w:cs="Times New Roman"/>
+          <w:color w:val="79C0FF"/>
+          <w:sz w:val="21"/>
+          <w:szCs w:val="21"/>
+          <w:lang w:eastAsia="en-IN"/>
+        </w:rPr>
+        <w:t>port</w:t>
+      </w:r>
+      <w:r>
+        <w:rPr>
+          <w:rFonts w:ascii="Consolas" w:eastAsia="Times New Roman" w:hAnsi="Consolas" w:cs="Times New Roman"/>
+          <w:color w:val="BBBEBF"/>
+          <w:sz w:val="21"/>
+          <w:szCs w:val="21"/>
+          <w:lang w:eastAsia="en-IN"/>
+        </w:rPr>
+        <w:t xml:space="preserve"> </w:t>
+      </w:r>
+      <w:r>
+        <w:rPr>
+          <w:rFonts w:ascii="Consolas" w:eastAsia="Times New Roman" w:hAnsi="Consolas" w:cs="Times New Roman"/>
+          <w:color w:val="D4D4D4"/>
+          <w:sz w:val="21"/>
+          <w:szCs w:val="21"/>
+          <w:lang w:eastAsia="en-IN"/>
+        </w:rPr>
+        <w:t>=</w:t>
+      </w:r>
+      <w:r>
+        <w:rPr>
+          <w:rFonts w:ascii="Consolas" w:eastAsia="Times New Roman" w:hAnsi="Consolas" w:cs="Times New Roman"/>
+          <w:color w:val="BBBEBF"/>
+          <w:sz w:val="21"/>
+          <w:szCs w:val="21"/>
+          <w:lang w:eastAsia="en-IN"/>
+        </w:rPr>
+        <w:t xml:space="preserve"> </w:t>
+      </w:r>
+      <w:r>
+        <w:rPr>
+          <w:rFonts w:ascii="Consolas" w:eastAsia="Times New Roman" w:hAnsi="Consolas" w:cs="Times New Roman"/>
+          <w:color w:val="B5CEA8"/>
+          <w:sz w:val="21"/>
+          <w:szCs w:val="21"/>
+          <w:lang w:eastAsia="en-IN"/>
+        </w:rPr>
+        <w:t>3000</w:t>
+      </w:r>
+      <w:r>
+        <w:rPr>
+          <w:rFonts w:ascii="Consolas" w:eastAsia="Times New Roman" w:hAnsi="Consolas" w:cs="Times New Roman"/>
+          <w:color w:val="BBBEBF"/>
+          <w:sz w:val="21"/>
+          <w:szCs w:val="21"/>
+          <w:lang w:eastAsia="en-IN"/>
+        </w:rPr>
+        <w:t>;</w:t>
+      </w:r>
+    </w:p>
+    <w:p>
+      <w:pPr>
+        <w:shd w:val="clear" w:color="auto" w:fill="121314"/>
+        <w:spacing w:after="0" w:line="285" w:lineRule="atLeast"/>
+        <w:rPr>
+          <w:rFonts w:ascii="Consolas" w:eastAsia="Times New Roman" w:hAnsi="Consolas" w:cs="Times New Roman"/>
+          <w:color w:val="BBBEBF"/>
+          <w:sz w:val="21"/>
+          <w:szCs w:val="21"/>
+          <w:lang w:eastAsia="en-IN"/>
+        </w:rPr>
+      </w:pPr>
+    </w:p>
+    <w:p>
+      <w:pPr>
+        <w:shd w:val="clear" w:color="auto" w:fill="121314"/>
+        <w:spacing w:after="0" w:line="285" w:lineRule="atLeast"/>
+        <w:rPr>
+          <w:rFonts w:ascii="Consolas" w:eastAsia="Times New Roman" w:hAnsi="Consolas" w:cs="Times New Roman"/>
+          <w:color w:val="BBBEBF"/>
+          <w:sz w:val="21"/>
+          <w:szCs w:val="21"/>
+          <w:lang w:eastAsia="en-IN"/>
+        </w:rPr>
+      </w:pPr>
+      <w:proofErr w:type="spellStart"/>
+      <w:proofErr w:type="gramStart"/>
+      <w:r>
+        <w:rPr>
+          <w:rFonts w:ascii="Consolas" w:eastAsia="Times New Roman" w:hAnsi="Consolas" w:cs="Times New Roman"/>
+          <w:color w:val="79C0FF"/>
+          <w:sz w:val="21"/>
+          <w:szCs w:val="21"/>
+          <w:lang w:eastAsia="en-IN"/>
+        </w:rPr>
+        <w:t>app</w:t>
+      </w:r>
+      <w:r>
+        <w:rPr>
+          <w:rFonts w:ascii="Consolas" w:eastAsia="Times New Roman" w:hAnsi="Consolas" w:cs="Times New Roman"/>
+          <w:color w:val="BBBEBF"/>
+          <w:sz w:val="21"/>
+          <w:szCs w:val="21"/>
+          <w:lang w:eastAsia="en-IN"/>
+        </w:rPr>
+        <w:t>.</w:t>
+      </w:r>
+      <w:r>
+        <w:rPr>
+          <w:rFonts w:ascii="Consolas" w:eastAsia="Times New Roman" w:hAnsi="Consolas" w:cs="Times New Roman"/>
+          <w:color w:val="D2A8FF"/>
+          <w:sz w:val="21"/>
+          <w:szCs w:val="21"/>
+          <w:lang w:eastAsia="en-IN"/>
+        </w:rPr>
+        <w:t>use</w:t>
+      </w:r>
+      <w:proofErr w:type="spellEnd"/>
+      <w:r>
+        <w:rPr>
+          <w:rFonts w:ascii="Consolas" w:eastAsia="Times New Roman" w:hAnsi="Consolas" w:cs="Times New Roman"/>
+          <w:color w:val="BBBEBF"/>
+          <w:sz w:val="21"/>
+          <w:szCs w:val="21"/>
+          <w:lang w:eastAsia="en-IN"/>
+        </w:rPr>
+        <w:t>(</w:t>
+      </w:r>
+      <w:proofErr w:type="spellStart"/>
+      <w:proofErr w:type="gramEnd"/>
+      <w:r>
+        <w:rPr>
+          <w:rFonts w:ascii="Consolas" w:eastAsia="Times New Roman" w:hAnsi="Consolas" w:cs="Times New Roman"/>
+          <w:color w:val="79C0FF"/>
+          <w:sz w:val="21"/>
+          <w:szCs w:val="21"/>
+          <w:lang w:eastAsia="en-IN"/>
+        </w:rPr>
+        <w:t>bodyParser</w:t>
+      </w:r>
+      <w:r>
+        <w:rPr>
+          <w:rFonts w:ascii="Consolas" w:eastAsia="Times New Roman" w:hAnsi="Consolas" w:cs="Times New Roman"/>
+          <w:color w:val="BBBEBF"/>
+          <w:sz w:val="21"/>
+          <w:szCs w:val="21"/>
+          <w:lang w:eastAsia="en-IN"/>
+        </w:rPr>
+        <w:t>.</w:t>
+      </w:r>
+      <w:r>
+        <w:rPr>
+          <w:rFonts w:ascii="Consolas" w:eastAsia="Times New Roman" w:hAnsi="Consolas" w:cs="Times New Roman"/>
+          <w:color w:val="D2A8FF"/>
+          <w:sz w:val="21"/>
+          <w:szCs w:val="21"/>
+          <w:lang w:eastAsia="en-IN"/>
+        </w:rPr>
+        <w:t>urlencoded</w:t>
+      </w:r>
+      <w:proofErr w:type="spellEnd"/>
+      <w:r>
+        <w:rPr>
+          <w:rFonts w:ascii="Consolas" w:eastAsia="Times New Roman" w:hAnsi="Consolas" w:cs="Times New Roman"/>
+          <w:color w:val="BBBEBF"/>
+          <w:sz w:val="21"/>
+          <w:szCs w:val="21"/>
+          <w:lang w:eastAsia="en-IN"/>
+        </w:rPr>
+        <w:t xml:space="preserve">({ </w:t>
+      </w:r>
+      <w:r>
+        <w:rPr>
+          <w:rFonts w:ascii="Consolas" w:eastAsia="Times New Roman" w:hAnsi="Consolas" w:cs="Times New Roman"/>
+          <w:color w:val="C9D1D9"/>
+          <w:sz w:val="21"/>
+          <w:szCs w:val="21"/>
+          <w:lang w:eastAsia="en-IN"/>
+        </w:rPr>
+        <w:t>extended</w:t>
+      </w:r>
+      <w:r>
+        <w:rPr>
+          <w:rFonts w:ascii="Consolas" w:eastAsia="Times New Roman" w:hAnsi="Consolas" w:cs="Times New Roman"/>
+          <w:color w:val="9CDCFE"/>
+          <w:sz w:val="21"/>
+          <w:szCs w:val="21"/>
+          <w:lang w:eastAsia="en-IN"/>
+        </w:rPr>
+        <w:t>:</w:t>
+      </w:r>
+      <w:r>
+        <w:rPr>
+          <w:rFonts w:ascii="Consolas" w:eastAsia="Times New Roman" w:hAnsi="Consolas" w:cs="Times New Roman"/>
+          <w:color w:val="C9D1D9"/>
+          <w:sz w:val="21"/>
+          <w:szCs w:val="21"/>
+          <w:lang w:eastAsia="en-IN"/>
+        </w:rPr>
+        <w:t xml:space="preserve"> </w:t>
+      </w:r>
+      <w:r>
+        <w:rPr>
+          <w:rFonts w:ascii="Consolas" w:eastAsia="Times New Roman" w:hAnsi="Consolas" w:cs="Times New Roman"/>
+          <w:color w:val="569CD6"/>
+          <w:sz w:val="21"/>
+          <w:szCs w:val="21"/>
+          <w:lang w:eastAsia="en-IN"/>
+        </w:rPr>
+        <w:t>true</w:t>
+      </w:r>
+      <w:r>
+        <w:rPr>
+          <w:rFonts w:ascii="Consolas" w:eastAsia="Times New Roman" w:hAnsi="Consolas" w:cs="Times New Roman"/>
+          <w:color w:val="C9D1D9"/>
+          <w:sz w:val="21"/>
+          <w:szCs w:val="21"/>
+          <w:lang w:eastAsia="en-IN"/>
+        </w:rPr>
+        <w:t xml:space="preserve"> </w:t>
+      </w:r>
+      <w:r>
+        <w:rPr>
+          <w:rFonts w:ascii="Consolas" w:eastAsia="Times New Roman" w:hAnsi="Consolas" w:cs="Times New Roman"/>
+          <w:color w:val="BBBEBF"/>
+          <w:sz w:val="21"/>
+          <w:szCs w:val="21"/>
+          <w:lang w:eastAsia="en-IN"/>
+        </w:rPr>
+        <w:t>}));</w:t>
+      </w:r>
+    </w:p>
+    <w:p>
+      <w:pPr>
+        <w:shd w:val="clear" w:color="auto" w:fill="121314"/>
+        <w:spacing w:after="0" w:line="285" w:lineRule="atLeast"/>
+        <w:rPr>
+          <w:rFonts w:ascii="Consolas" w:eastAsia="Times New Roman" w:hAnsi="Consolas" w:cs="Times New Roman"/>
+          <w:color w:val="BBBEBF"/>
+          <w:sz w:val="21"/>
+          <w:szCs w:val="21"/>
+          <w:lang w:eastAsia="en-IN"/>
+        </w:rPr>
+      </w:pPr>
+    </w:p>
+    <w:p>
+      <w:pPr>
+        <w:shd w:val="clear" w:color="auto" w:fill="121314"/>
+        <w:spacing w:after="0" w:line="285" w:lineRule="atLeast"/>
+        <w:rPr>
+          <w:rFonts w:ascii="Consolas" w:eastAsia="Times New Roman" w:hAnsi="Consolas" w:cs="Times New Roman"/>
+          <w:color w:val="BBBEBF"/>
+          <w:sz w:val="21"/>
+          <w:szCs w:val="21"/>
+          <w:lang w:eastAsia="en-IN"/>
+        </w:rPr>
+      </w:pPr>
+      <w:r>
+        <w:rPr>
+          <w:rFonts w:ascii="Consolas" w:eastAsia="Times New Roman" w:hAnsi="Consolas" w:cs="Times New Roman"/>
+          <w:color w:val="8B949E"/>
+          <w:sz w:val="21"/>
+          <w:szCs w:val="21"/>
+          <w:lang w:eastAsia="en-IN"/>
+        </w:rPr>
+        <w:t>// Serve form</w:t>
+      </w:r>
+    </w:p>
+    <w:p>
+      <w:pPr>
+        <w:shd w:val="clear" w:color="auto" w:fill="121314"/>
+        <w:spacing w:after="0" w:line="285" w:lineRule="atLeast"/>
+        <w:rPr>
+          <w:rFonts w:ascii="Consolas" w:eastAsia="Times New Roman" w:hAnsi="Consolas" w:cs="Times New Roman"/>
+          <w:color w:val="BBBEBF"/>
+          <w:sz w:val="21"/>
+          <w:szCs w:val="21"/>
+          <w:lang w:eastAsia="en-IN"/>
+        </w:rPr>
+      </w:pPr>
+      <w:proofErr w:type="spellStart"/>
+      <w:proofErr w:type="gramStart"/>
+      <w:r>
+        <w:rPr>
+          <w:rFonts w:ascii="Consolas" w:eastAsia="Times New Roman" w:hAnsi="Consolas" w:cs="Times New Roman"/>
+          <w:color w:val="79C0FF"/>
+          <w:sz w:val="21"/>
+          <w:szCs w:val="21"/>
+          <w:lang w:eastAsia="en-IN"/>
+        </w:rPr>
+        <w:t>app</w:t>
+      </w:r>
+      <w:r>
+        <w:rPr>
+          <w:rFonts w:ascii="Consolas" w:eastAsia="Times New Roman" w:hAnsi="Consolas" w:cs="Times New Roman"/>
+          <w:color w:val="BBBEBF"/>
+          <w:sz w:val="21"/>
+          <w:szCs w:val="21"/>
+          <w:lang w:eastAsia="en-IN"/>
+        </w:rPr>
+        <w:t>.</w:t>
+      </w:r>
+      <w:r>
+        <w:rPr>
+          <w:rFonts w:ascii="Consolas" w:eastAsia="Times New Roman" w:hAnsi="Consolas" w:cs="Times New Roman"/>
+          <w:color w:val="D2A8FF"/>
+          <w:sz w:val="21"/>
+          <w:szCs w:val="21"/>
+          <w:lang w:eastAsia="en-IN"/>
+        </w:rPr>
+        <w:t>get</w:t>
+      </w:r>
+      <w:proofErr w:type="spellEnd"/>
+      <w:r>
+        <w:rPr>
+          <w:rFonts w:ascii="Consolas" w:eastAsia="Times New Roman" w:hAnsi="Consolas" w:cs="Times New Roman"/>
+          <w:color w:val="BBBEBF"/>
+          <w:sz w:val="21"/>
+          <w:szCs w:val="21"/>
+          <w:lang w:eastAsia="en-IN"/>
+        </w:rPr>
+        <w:t>(</w:t>
+      </w:r>
+      <w:proofErr w:type="gramEnd"/>
+      <w:r>
+        <w:rPr>
+          <w:rFonts w:ascii="Consolas" w:eastAsia="Times New Roman" w:hAnsi="Consolas" w:cs="Times New Roman"/>
+          <w:color w:val="A5D6FF"/>
+          <w:sz w:val="21"/>
+          <w:szCs w:val="21"/>
+          <w:lang w:eastAsia="en-IN"/>
+        </w:rPr>
+        <w:t>'/'</w:t>
+      </w:r>
+      <w:r>
+        <w:rPr>
+          <w:rFonts w:ascii="Consolas" w:eastAsia="Times New Roman" w:hAnsi="Consolas" w:cs="Times New Roman"/>
+          <w:color w:val="BBBEBF"/>
+          <w:sz w:val="21"/>
+          <w:szCs w:val="21"/>
+          <w:lang w:eastAsia="en-IN"/>
+        </w:rPr>
+        <w:t>, (</w:t>
+      </w:r>
+      <w:proofErr w:type="spellStart"/>
+      <w:r>
+        <w:rPr>
+          <w:rFonts w:ascii="Consolas" w:eastAsia="Times New Roman" w:hAnsi="Consolas" w:cs="Times New Roman"/>
+          <w:color w:val="FFA657"/>
+          <w:sz w:val="21"/>
+          <w:szCs w:val="21"/>
+          <w:lang w:eastAsia="en-IN"/>
+        </w:rPr>
+        <w:t>req</w:t>
+      </w:r>
+      <w:proofErr w:type="spellEnd"/>
+      <w:r>
+        <w:rPr>
+          <w:rFonts w:ascii="Consolas" w:eastAsia="Times New Roman" w:hAnsi="Consolas" w:cs="Times New Roman"/>
+          <w:color w:val="BBBEBF"/>
+          <w:sz w:val="21"/>
+          <w:szCs w:val="21"/>
+          <w:lang w:eastAsia="en-IN"/>
+        </w:rPr>
+        <w:t xml:space="preserve">, </w:t>
+      </w:r>
+      <w:r>
+        <w:rPr>
+          <w:rFonts w:ascii="Consolas" w:eastAsia="Times New Roman" w:hAnsi="Consolas" w:cs="Times New Roman"/>
+          <w:color w:val="FFA657"/>
+          <w:sz w:val="21"/>
+          <w:szCs w:val="21"/>
+          <w:lang w:eastAsia="en-IN"/>
+        </w:rPr>
+        <w:t>res</w:t>
+      </w:r>
+      <w:r>
+        <w:rPr>
+          <w:rFonts w:ascii="Consolas" w:eastAsia="Times New Roman" w:hAnsi="Consolas" w:cs="Times New Roman"/>
+          <w:color w:val="BBBEBF"/>
+          <w:sz w:val="21"/>
+          <w:szCs w:val="21"/>
+          <w:lang w:eastAsia="en-IN"/>
+        </w:rPr>
+        <w:t xml:space="preserve">) </w:t>
+      </w:r>
+      <w:r>
+        <w:rPr>
+          <w:rFonts w:ascii="Consolas" w:eastAsia="Times New Roman" w:hAnsi="Consolas" w:cs="Times New Roman"/>
+          <w:color w:val="FF7B72"/>
+          <w:sz w:val="21"/>
+          <w:szCs w:val="21"/>
+          <w:lang w:eastAsia="en-IN"/>
+        </w:rPr>
+        <w:t>=&gt;</w:t>
+      </w:r>
+      <w:r>
+        <w:rPr>
+          <w:rFonts w:ascii="Consolas" w:eastAsia="Times New Roman" w:hAnsi="Consolas" w:cs="Times New Roman"/>
+          <w:color w:val="BBBEBF"/>
+          <w:sz w:val="21"/>
+          <w:szCs w:val="21"/>
+          <w:lang w:eastAsia="en-IN"/>
+        </w:rPr>
+        <w:t xml:space="preserve"> </w:t>
+      </w:r>
+      <w:r>
+        <w:rPr>
+          <w:rFonts w:ascii="Consolas" w:eastAsia="Times New Roman" w:hAnsi="Consolas" w:cs="Times New Roman"/>
+          <w:color w:val="C9D1D9"/>
+          <w:sz w:val="21"/>
+          <w:szCs w:val="21"/>
+          <w:lang w:eastAsia="en-IN"/>
+        </w:rPr>
+        <w:t>{</w:t>
+      </w:r>
+    </w:p>
+    <w:p>
+      <w:pPr>
+        <w:shd w:val="clear" w:color="auto" w:fill="121314"/>
+        <w:spacing w:after="0" w:line="285" w:lineRule="atLeast"/>
+        <w:rPr>
+          <w:rFonts w:ascii="Consolas" w:eastAsia="Times New Roman" w:hAnsi="Consolas" w:cs="Times New Roman"/>
+          <w:color w:val="BBBEBF"/>
+          <w:sz w:val="21"/>
+          <w:szCs w:val="21"/>
+          <w:lang w:eastAsia="en-IN"/>
+        </w:rPr>
+      </w:pPr>
+      <w:r>
+        <w:rPr>
+          <w:rFonts w:ascii="Consolas" w:eastAsia="Times New Roman" w:hAnsi="Consolas" w:cs="Times New Roman"/>
+          <w:color w:val="C9D1D9"/>
+          <w:sz w:val="21"/>
+          <w:szCs w:val="21"/>
+          <w:lang w:eastAsia="en-IN"/>
+        </w:rPr>
+        <w:t xml:space="preserve">  </w:t>
+      </w:r>
+      <w:proofErr w:type="spellStart"/>
+      <w:proofErr w:type="gramStart"/>
+      <w:r>
+        <w:rPr>
+          <w:rFonts w:ascii="Consolas" w:eastAsia="Times New Roman" w:hAnsi="Consolas" w:cs="Times New Roman"/>
+          <w:color w:val="FFA657"/>
+          <w:sz w:val="21"/>
+          <w:szCs w:val="21"/>
+          <w:lang w:eastAsia="en-IN"/>
+        </w:rPr>
+        <w:t>res</w:t>
+      </w:r>
+      <w:r>
+        <w:rPr>
+          <w:rFonts w:ascii="Consolas" w:eastAsia="Times New Roman" w:hAnsi="Consolas" w:cs="Times New Roman"/>
+          <w:color w:val="C9D1D9"/>
+          <w:sz w:val="21"/>
+          <w:szCs w:val="21"/>
+          <w:lang w:eastAsia="en-IN"/>
+        </w:rPr>
+        <w:t>.</w:t>
+      </w:r>
+      <w:r>
+        <w:rPr>
+          <w:rFonts w:ascii="Consolas" w:eastAsia="Times New Roman" w:hAnsi="Consolas" w:cs="Times New Roman"/>
+          <w:color w:val="D2A8FF"/>
+          <w:sz w:val="21"/>
+          <w:szCs w:val="21"/>
+          <w:lang w:eastAsia="en-IN"/>
+        </w:rPr>
+        <w:t>send</w:t>
+      </w:r>
+      <w:proofErr w:type="spellEnd"/>
+      <w:r>
+        <w:rPr>
+          <w:rFonts w:ascii="Consolas" w:eastAsia="Times New Roman" w:hAnsi="Consolas" w:cs="Times New Roman"/>
+          <w:color w:val="C9D1D9"/>
+          <w:sz w:val="21"/>
+          <w:szCs w:val="21"/>
+          <w:lang w:eastAsia="en-IN"/>
+        </w:rPr>
+        <w:t>(</w:t>
+      </w:r>
+      <w:r>
+        <w:rPr>
+          <w:rFonts w:ascii="Consolas" w:eastAsia="Times New Roman" w:hAnsi="Consolas" w:cs="Times New Roman"/>
+          <w:color w:val="A5D6FF"/>
+          <w:sz w:val="21"/>
+          <w:szCs w:val="21"/>
+          <w:lang w:eastAsia="en-IN"/>
+        </w:rPr>
+        <w:t>`</w:t>
+      </w:r>
+      <w:proofErr w:type="gramEnd"/>
+    </w:p>
+    <w:p>
+      <w:pPr>
+        <w:shd w:val="clear" w:color="auto" w:fill="121314"/>
+        <w:spacing w:after="0" w:line="285" w:lineRule="atLeast"/>
+        <w:rPr>
+          <w:rFonts w:ascii="Consolas" w:eastAsia="Times New Roman" w:hAnsi="Consolas" w:cs="Times New Roman"/>
+          <w:color w:val="BBBEBF"/>
+          <w:sz w:val="21"/>
+          <w:szCs w:val="21"/>
+          <w:lang w:eastAsia="en-IN"/>
+        </w:rPr>
+      </w:pPr>
+      <w:r>
+        <w:rPr>
+          <w:rFonts w:ascii="Consolas" w:eastAsia="Times New Roman" w:hAnsi="Consolas" w:cs="Times New Roman"/>
+          <w:color w:val="A5D6FF"/>
+          <w:sz w:val="21"/>
+          <w:szCs w:val="21"/>
+          <w:lang w:eastAsia="en-IN"/>
+        </w:rPr>
+        <w:t>    &lt;form action="/submit" method="POST"&gt;</w:t>
+      </w:r>
+    </w:p>
+    <w:p>
+      <w:pPr>
+        <w:shd w:val="clear" w:color="auto" w:fill="121314"/>
+        <w:spacing w:after="0" w:line="285" w:lineRule="atLeast"/>
+        <w:rPr>
+          <w:rFonts w:ascii="Consolas" w:eastAsia="Times New Roman" w:hAnsi="Consolas" w:cs="Times New Roman"/>
+          <w:color w:val="BBBEBF"/>
+          <w:sz w:val="21"/>
+          <w:szCs w:val="21"/>
+          <w:lang w:eastAsia="en-IN"/>
+        </w:rPr>
+      </w:pPr>
+      <w:r>
+        <w:rPr>
+          <w:rFonts w:ascii="Consolas" w:eastAsia="Times New Roman" w:hAnsi="Consolas" w:cs="Times New Roman"/>
+          <w:color w:val="A5D6FF"/>
+          <w:sz w:val="21"/>
+          <w:szCs w:val="21"/>
+          <w:lang w:eastAsia="en-IN"/>
+        </w:rPr>
+        <w:t>      &lt;</w:t>
+      </w:r>
+      <w:proofErr w:type="gramStart"/>
+      <w:r>
+        <w:rPr>
+          <w:rFonts w:ascii="Consolas" w:eastAsia="Times New Roman" w:hAnsi="Consolas" w:cs="Times New Roman"/>
+          <w:color w:val="A5D6FF"/>
+          <w:sz w:val="21"/>
+          <w:szCs w:val="21"/>
+          <w:lang w:eastAsia="en-IN"/>
+        </w:rPr>
+        <w:t>label&gt;</w:t>
+      </w:r>
+      <w:proofErr w:type="gramEnd"/>
+      <w:r>
+        <w:rPr>
+          <w:rFonts w:ascii="Consolas" w:eastAsia="Times New Roman" w:hAnsi="Consolas" w:cs="Times New Roman"/>
+          <w:color w:val="A5D6FF"/>
+          <w:sz w:val="21"/>
+          <w:szCs w:val="21"/>
+          <w:lang w:eastAsia="en-IN"/>
+        </w:rPr>
+        <w:t>Item Name:&lt;/label&gt;</w:t>
+      </w:r>
+    </w:p>
+    <w:p>
+      <w:pPr>
+        <w:shd w:val="clear" w:color="auto" w:fill="121314"/>
+        <w:spacing w:after="0" w:line="285" w:lineRule="atLeast"/>
+        <w:rPr>
+          <w:rFonts w:ascii="Consolas" w:eastAsia="Times New Roman" w:hAnsi="Consolas" w:cs="Times New Roman"/>
+          <w:color w:val="BBBEBF"/>
+          <w:sz w:val="21"/>
+          <w:szCs w:val="21"/>
+          <w:lang w:eastAsia="en-IN"/>
+        </w:rPr>
+      </w:pPr>
+      <w:r>
+        <w:rPr>
+          <w:rFonts w:ascii="Consolas" w:eastAsia="Times New Roman" w:hAnsi="Consolas" w:cs="Times New Roman"/>
+          <w:color w:val="A5D6FF"/>
+          <w:sz w:val="21"/>
+          <w:szCs w:val="21"/>
+          <w:lang w:eastAsia="en-IN"/>
+        </w:rPr>
+        <w:t>      &lt;input type="text" name="</w:t>
+      </w:r>
+      <w:proofErr w:type="spellStart"/>
+      <w:r>
+        <w:rPr>
+          <w:rFonts w:ascii="Consolas" w:eastAsia="Times New Roman" w:hAnsi="Consolas" w:cs="Times New Roman"/>
+          <w:color w:val="A5D6FF"/>
+          <w:sz w:val="21"/>
+          <w:szCs w:val="21"/>
+          <w:lang w:eastAsia="en-IN"/>
+        </w:rPr>
+        <w:t>itemName</w:t>
+      </w:r>
+      <w:proofErr w:type="spellEnd"/>
+      <w:r>
+        <w:rPr>
+          <w:rFonts w:ascii="Consolas" w:eastAsia="Times New Roman" w:hAnsi="Consolas" w:cs="Times New Roman"/>
+          <w:color w:val="A5D6FF"/>
+          <w:sz w:val="21"/>
+          <w:szCs w:val="21"/>
+          <w:lang w:eastAsia="en-IN"/>
+        </w:rPr>
+        <w:t>" required&gt;&lt;</w:t>
+      </w:r>
+      <w:proofErr w:type="spellStart"/>
+      <w:r>
+        <w:rPr>
+          <w:rFonts w:ascii="Consolas" w:eastAsia="Times New Roman" w:hAnsi="Consolas" w:cs="Times New Roman"/>
+          <w:color w:val="A5D6FF"/>
+          <w:sz w:val="21"/>
+          <w:szCs w:val="21"/>
+          <w:lang w:eastAsia="en-IN"/>
+        </w:rPr>
+        <w:t>br</w:t>
+      </w:r>
+      <w:proofErr w:type="spellEnd"/>
+      <w:r>
+        <w:rPr>
+          <w:rFonts w:ascii="Consolas" w:eastAsia="Times New Roman" w:hAnsi="Consolas" w:cs="Times New Roman"/>
+          <w:color w:val="A5D6FF"/>
+          <w:sz w:val="21"/>
+          <w:szCs w:val="21"/>
+          <w:lang w:eastAsia="en-IN"/>
+        </w:rPr>
+        <w:t>&gt;</w:t>
+      </w:r>
+    </w:p>
+    <w:p>
+      <w:pPr>
+        <w:shd w:val="clear" w:color="auto" w:fill="121314"/>
+        <w:spacing w:after="0" w:line="285" w:lineRule="atLeast"/>
+        <w:rPr>
+          <w:rFonts w:ascii="Consolas" w:eastAsia="Times New Roman" w:hAnsi="Consolas" w:cs="Times New Roman"/>
+          <w:color w:val="BBBEBF"/>
+          <w:sz w:val="21"/>
+          <w:szCs w:val="21"/>
+          <w:lang w:eastAsia="en-IN"/>
+        </w:rPr>
+      </w:pPr>
+      <w:r>
+        <w:rPr>
+          <w:rFonts w:ascii="Consolas" w:eastAsia="Times New Roman" w:hAnsi="Consolas" w:cs="Times New Roman"/>
+          <w:color w:val="A5D6FF"/>
+          <w:sz w:val="21"/>
+          <w:szCs w:val="21"/>
+          <w:lang w:eastAsia="en-IN"/>
+        </w:rPr>
+        <w:t>      &lt;</w:t>
+      </w:r>
+      <w:proofErr w:type="gramStart"/>
+      <w:r>
+        <w:rPr>
+          <w:rFonts w:ascii="Consolas" w:eastAsia="Times New Roman" w:hAnsi="Consolas" w:cs="Times New Roman"/>
+          <w:color w:val="A5D6FF"/>
+          <w:sz w:val="21"/>
+          <w:szCs w:val="21"/>
+          <w:lang w:eastAsia="en-IN"/>
+        </w:rPr>
+        <w:t>label&gt;</w:t>
+      </w:r>
+      <w:proofErr w:type="gramEnd"/>
+      <w:r>
+        <w:rPr>
+          <w:rFonts w:ascii="Consolas" w:eastAsia="Times New Roman" w:hAnsi="Consolas" w:cs="Times New Roman"/>
+          <w:color w:val="A5D6FF"/>
+          <w:sz w:val="21"/>
+          <w:szCs w:val="21"/>
+          <w:lang w:eastAsia="en-IN"/>
+        </w:rPr>
+        <w:t>Item Description:&lt;/label&gt;</w:t>
+      </w:r>
+    </w:p>
+    <w:p>
+      <w:pPr>
+        <w:shd w:val="clear" w:color="auto" w:fill="121314"/>
+        <w:spacing w:after="0" w:line="285" w:lineRule="atLeast"/>
+        <w:rPr>
+          <w:rFonts w:ascii="Consolas" w:eastAsia="Times New Roman" w:hAnsi="Consolas" w:cs="Times New Roman"/>
+          <w:color w:val="BBBEBF"/>
+          <w:sz w:val="21"/>
+          <w:szCs w:val="21"/>
+          <w:lang w:eastAsia="en-IN"/>
+        </w:rPr>
+      </w:pPr>
+      <w:r>
+        <w:rPr>
+          <w:rFonts w:ascii="Consolas" w:eastAsia="Times New Roman" w:hAnsi="Consolas" w:cs="Times New Roman"/>
+          <w:color w:val="A5D6FF"/>
+          <w:sz w:val="21"/>
+          <w:szCs w:val="21"/>
+          <w:lang w:eastAsia="en-IN"/>
+        </w:rPr>
+        <w:t>      &lt;</w:t>
+      </w:r>
+      <w:proofErr w:type="spellStart"/>
+      <w:r>
+        <w:rPr>
+          <w:rFonts w:ascii="Consolas" w:eastAsia="Times New Roman" w:hAnsi="Consolas" w:cs="Times New Roman"/>
+          <w:color w:val="A5D6FF"/>
+          <w:sz w:val="21"/>
+          <w:szCs w:val="21"/>
+          <w:lang w:eastAsia="en-IN"/>
+        </w:rPr>
+        <w:t>textarea</w:t>
+      </w:r>
+      <w:proofErr w:type="spellEnd"/>
+      <w:r>
+        <w:rPr>
+          <w:rFonts w:ascii="Consolas" w:eastAsia="Times New Roman" w:hAnsi="Consolas" w:cs="Times New Roman"/>
+          <w:color w:val="A5D6FF"/>
+          <w:sz w:val="21"/>
+          <w:szCs w:val="21"/>
+          <w:lang w:eastAsia="en-IN"/>
+        </w:rPr>
+        <w:t xml:space="preserve"> name="</w:t>
+      </w:r>
+      <w:proofErr w:type="spellStart"/>
+      <w:r>
+        <w:rPr>
+          <w:rFonts w:ascii="Consolas" w:eastAsia="Times New Roman" w:hAnsi="Consolas" w:cs="Times New Roman"/>
+          <w:color w:val="A5D6FF"/>
+          <w:sz w:val="21"/>
+          <w:szCs w:val="21"/>
+          <w:lang w:eastAsia="en-IN"/>
+        </w:rPr>
+        <w:t>itemDescription</w:t>
+      </w:r>
+      <w:proofErr w:type="spellEnd"/>
+      <w:r>
+        <w:rPr>
+          <w:rFonts w:ascii="Consolas" w:eastAsia="Times New Roman" w:hAnsi="Consolas" w:cs="Times New Roman"/>
+          <w:color w:val="A5D6FF"/>
+          <w:sz w:val="21"/>
+          <w:szCs w:val="21"/>
+          <w:lang w:eastAsia="en-IN"/>
+        </w:rPr>
+        <w:t>" required&gt;&lt;/</w:t>
+      </w:r>
+      <w:proofErr w:type="spellStart"/>
+      <w:r>
+        <w:rPr>
+          <w:rFonts w:ascii="Consolas" w:eastAsia="Times New Roman" w:hAnsi="Consolas" w:cs="Times New Roman"/>
+          <w:color w:val="A5D6FF"/>
+          <w:sz w:val="21"/>
+          <w:szCs w:val="21"/>
+          <w:lang w:eastAsia="en-IN"/>
+        </w:rPr>
+        <w:t>textarea</w:t>
+      </w:r>
+      <w:proofErr w:type="spellEnd"/>
+      <w:r>
+        <w:rPr>
+          <w:rFonts w:ascii="Consolas" w:eastAsia="Times New Roman" w:hAnsi="Consolas" w:cs="Times New Roman"/>
+          <w:color w:val="A5D6FF"/>
+          <w:sz w:val="21"/>
+          <w:szCs w:val="21"/>
+          <w:lang w:eastAsia="en-IN"/>
+        </w:rPr>
+        <w:t>&gt;&lt;</w:t>
+      </w:r>
+      <w:proofErr w:type="spellStart"/>
+      <w:r>
+        <w:rPr>
+          <w:rFonts w:ascii="Consolas" w:eastAsia="Times New Roman" w:hAnsi="Consolas" w:cs="Times New Roman"/>
+          <w:color w:val="A5D6FF"/>
+          <w:sz w:val="21"/>
+          <w:szCs w:val="21"/>
+          <w:lang w:eastAsia="en-IN"/>
+        </w:rPr>
+        <w:t>br</w:t>
+      </w:r>
+      <w:proofErr w:type="spellEnd"/>
+      <w:r>
+        <w:rPr>
+          <w:rFonts w:ascii="Consolas" w:eastAsia="Times New Roman" w:hAnsi="Consolas" w:cs="Times New Roman"/>
+          <w:color w:val="A5D6FF"/>
+          <w:sz w:val="21"/>
+          <w:szCs w:val="21"/>
+          <w:lang w:eastAsia="en-IN"/>
+        </w:rPr>
+        <w:t>&gt;</w:t>
+      </w:r>
+    </w:p>
+    <w:p>
+      <w:pPr>
+        <w:shd w:val="clear" w:color="auto" w:fill="121314"/>
+        <w:spacing w:after="0" w:line="285" w:lineRule="atLeast"/>
+        <w:rPr>
+          <w:rFonts w:ascii="Consolas" w:eastAsia="Times New Roman" w:hAnsi="Consolas" w:cs="Times New Roman"/>
+          <w:color w:val="BBBEBF"/>
+          <w:sz w:val="21"/>
+          <w:szCs w:val="21"/>
+          <w:lang w:eastAsia="en-IN"/>
+        </w:rPr>
+      </w:pPr>
+      <w:r>
+        <w:rPr>
+          <w:rFonts w:ascii="Consolas" w:eastAsia="Times New Roman" w:hAnsi="Consolas" w:cs="Times New Roman"/>
+          <w:color w:val="A5D6FF"/>
+          <w:sz w:val="21"/>
+          <w:szCs w:val="21"/>
+          <w:lang w:eastAsia="en-IN"/>
+        </w:rPr>
+        <w:t>      &lt;button type="submit"&gt;Submit&lt;/button&gt;</w:t>
+      </w:r>
+    </w:p>
+    <w:p>
+      <w:pPr>
+        <w:shd w:val="clear" w:color="auto" w:fill="121314"/>
+        <w:spacing w:after="0" w:line="285" w:lineRule="atLeast"/>
+        <w:rPr>
+          <w:rFonts w:ascii="Consolas" w:eastAsia="Times New Roman" w:hAnsi="Consolas" w:cs="Times New Roman"/>
+          <w:color w:val="BBBEBF"/>
+          <w:sz w:val="21"/>
+          <w:szCs w:val="21"/>
+          <w:lang w:eastAsia="en-IN"/>
+        </w:rPr>
+      </w:pPr>
+      <w:r>
+        <w:rPr>
+          <w:rFonts w:ascii="Consolas" w:eastAsia="Times New Roman" w:hAnsi="Consolas" w:cs="Times New Roman"/>
+          <w:color w:val="A5D6FF"/>
+          <w:sz w:val="21"/>
+          <w:szCs w:val="21"/>
+          <w:lang w:eastAsia="en-IN"/>
+        </w:rPr>
+        <w:t>    &lt;/form&gt;</w:t>
+      </w:r>
+    </w:p>
+    <w:p>
+      <w:pPr>
+        <w:shd w:val="clear" w:color="auto" w:fill="121314"/>
+        <w:spacing w:after="0" w:line="285" w:lineRule="atLeast"/>
+        <w:rPr>
+          <w:rFonts w:ascii="Consolas" w:eastAsia="Times New Roman" w:hAnsi="Consolas" w:cs="Times New Roman"/>
+          <w:color w:val="BBBEBF"/>
+          <w:sz w:val="21"/>
+          <w:szCs w:val="21"/>
+          <w:lang w:eastAsia="en-IN"/>
+        </w:rPr>
+      </w:pPr>
+      <w:r>
+        <w:rPr>
+          <w:rFonts w:ascii="Consolas" w:eastAsia="Times New Roman" w:hAnsi="Consolas" w:cs="Times New Roman"/>
+          <w:color w:val="A5D6FF"/>
+          <w:sz w:val="21"/>
+          <w:szCs w:val="21"/>
+          <w:lang w:eastAsia="en-IN"/>
+        </w:rPr>
+        <w:t>  `</w:t>
+      </w:r>
+      <w:r>
+        <w:rPr>
+          <w:rFonts w:ascii="Consolas" w:eastAsia="Times New Roman" w:hAnsi="Consolas" w:cs="Times New Roman"/>
+          <w:color w:val="C9D1D9"/>
+          <w:sz w:val="21"/>
+          <w:szCs w:val="21"/>
+          <w:lang w:eastAsia="en-IN"/>
+        </w:rPr>
+        <w:t>);</w:t>
+      </w:r>
+    </w:p>
+    <w:p>
+      <w:pPr>
+        <w:shd w:val="clear" w:color="auto" w:fill="121314"/>
+        <w:spacing w:after="0" w:line="285" w:lineRule="atLeast"/>
+        <w:rPr>
+          <w:rFonts w:ascii="Consolas" w:eastAsia="Times New Roman" w:hAnsi="Consolas" w:cs="Times New Roman"/>
+          <w:color w:val="BBBEBF"/>
+          <w:sz w:val="21"/>
+          <w:szCs w:val="21"/>
+          <w:lang w:eastAsia="en-IN"/>
+        </w:rPr>
+      </w:pPr>
+      <w:r>
+        <w:rPr>
+          <w:rFonts w:ascii="Consolas" w:eastAsia="Times New Roman" w:hAnsi="Consolas" w:cs="Times New Roman"/>
+          <w:color w:val="C9D1D9"/>
+          <w:sz w:val="21"/>
+          <w:szCs w:val="21"/>
+          <w:lang w:eastAsia="en-IN"/>
+        </w:rPr>
+        <w:t>}</w:t>
+      </w:r>
+      <w:r>
+        <w:rPr>
+          <w:rFonts w:ascii="Consolas" w:eastAsia="Times New Roman" w:hAnsi="Consolas" w:cs="Times New Roman"/>
+          <w:color w:val="BBBEBF"/>
+          <w:sz w:val="21"/>
+          <w:szCs w:val="21"/>
+          <w:lang w:eastAsia="en-IN"/>
+        </w:rPr>
+        <w:t>);</w:t>
+      </w:r>
+    </w:p>
+    <w:p>
+      <w:pPr>
+        <w:shd w:val="clear" w:color="auto" w:fill="121314"/>
+        <w:spacing w:after="0" w:line="285" w:lineRule="atLeast"/>
+        <w:rPr>
+          <w:rFonts w:ascii="Consolas" w:eastAsia="Times New Roman" w:hAnsi="Consolas" w:cs="Times New Roman"/>
+          <w:color w:val="BBBEBF"/>
+          <w:sz w:val="21"/>
+          <w:szCs w:val="21"/>
+          <w:lang w:eastAsia="en-IN"/>
+        </w:rPr>
+      </w:pPr>
+    </w:p>
+    <w:p>
+      <w:pPr>
+        <w:shd w:val="clear" w:color="auto" w:fill="121314"/>
+        <w:spacing w:after="0" w:line="285" w:lineRule="atLeast"/>
+        <w:rPr>
+          <w:rFonts w:ascii="Consolas" w:eastAsia="Times New Roman" w:hAnsi="Consolas" w:cs="Times New Roman"/>
+          <w:color w:val="BBBEBF"/>
+          <w:sz w:val="21"/>
+          <w:szCs w:val="21"/>
+          <w:lang w:eastAsia="en-IN"/>
+        </w:rPr>
+      </w:pPr>
+      <w:r>
+        <w:rPr>
+          <w:rFonts w:ascii="Consolas" w:eastAsia="Times New Roman" w:hAnsi="Consolas" w:cs="Times New Roman"/>
+          <w:color w:val="8B949E"/>
+          <w:sz w:val="21"/>
+          <w:szCs w:val="21"/>
+          <w:lang w:eastAsia="en-IN"/>
+        </w:rPr>
+        <w:t>// Forward form data to Flask backend</w:t>
+      </w:r>
+    </w:p>
+    <w:p>
+      <w:pPr>
+        <w:shd w:val="clear" w:color="auto" w:fill="121314"/>
+        <w:spacing w:after="0" w:line="285" w:lineRule="atLeast"/>
+        <w:rPr>
+          <w:rFonts w:ascii="Consolas" w:eastAsia="Times New Roman" w:hAnsi="Consolas" w:cs="Times New Roman"/>
+          <w:color w:val="BBBEBF"/>
+          <w:sz w:val="21"/>
+          <w:szCs w:val="21"/>
+          <w:lang w:eastAsia="en-IN"/>
+        </w:rPr>
+      </w:pPr>
+      <w:proofErr w:type="spellStart"/>
+      <w:proofErr w:type="gramStart"/>
+      <w:r>
+        <w:rPr>
+          <w:rFonts w:ascii="Consolas" w:eastAsia="Times New Roman" w:hAnsi="Consolas" w:cs="Times New Roman"/>
+          <w:color w:val="FF7B72"/>
+          <w:sz w:val="21"/>
+          <w:szCs w:val="21"/>
+          <w:lang w:eastAsia="en-IN"/>
+        </w:rPr>
+        <w:t>const</w:t>
+      </w:r>
+      <w:proofErr w:type="spellEnd"/>
+      <w:proofErr w:type="gramEnd"/>
+      <w:r>
+        <w:rPr>
+          <w:rFonts w:ascii="Consolas" w:eastAsia="Times New Roman" w:hAnsi="Consolas" w:cs="Times New Roman"/>
+          <w:color w:val="BBBEBF"/>
+          <w:sz w:val="21"/>
+          <w:szCs w:val="21"/>
+          <w:lang w:eastAsia="en-IN"/>
+        </w:rPr>
+        <w:t xml:space="preserve"> </w:t>
+      </w:r>
+      <w:proofErr w:type="spellStart"/>
+      <w:r>
+        <w:rPr>
+          <w:rFonts w:ascii="Consolas" w:eastAsia="Times New Roman" w:hAnsi="Consolas" w:cs="Times New Roman"/>
+          <w:color w:val="79C0FF"/>
+          <w:sz w:val="21"/>
+          <w:szCs w:val="21"/>
+          <w:lang w:eastAsia="en-IN"/>
+        </w:rPr>
+        <w:t>axios</w:t>
+      </w:r>
+      <w:proofErr w:type="spellEnd"/>
+      <w:r>
+        <w:rPr>
+          <w:rFonts w:ascii="Consolas" w:eastAsia="Times New Roman" w:hAnsi="Consolas" w:cs="Times New Roman"/>
+          <w:color w:val="BBBEBF"/>
+          <w:sz w:val="21"/>
+          <w:szCs w:val="21"/>
+          <w:lang w:eastAsia="en-IN"/>
+        </w:rPr>
+        <w:t xml:space="preserve"> </w:t>
+      </w:r>
+      <w:r>
+        <w:rPr>
+          <w:rFonts w:ascii="Consolas" w:eastAsia="Times New Roman" w:hAnsi="Consolas" w:cs="Times New Roman"/>
+          <w:color w:val="D4D4D4"/>
+          <w:sz w:val="21"/>
+          <w:szCs w:val="21"/>
+          <w:lang w:eastAsia="en-IN"/>
+        </w:rPr>
+        <w:t>=</w:t>
+      </w:r>
+      <w:r>
+        <w:rPr>
+          <w:rFonts w:ascii="Consolas" w:eastAsia="Times New Roman" w:hAnsi="Consolas" w:cs="Times New Roman"/>
+          <w:color w:val="BBBEBF"/>
+          <w:sz w:val="21"/>
+          <w:szCs w:val="21"/>
+          <w:lang w:eastAsia="en-IN"/>
+        </w:rPr>
+        <w:t xml:space="preserve"> </w:t>
+      </w:r>
+      <w:r>
+        <w:rPr>
+          <w:rFonts w:ascii="Consolas" w:eastAsia="Times New Roman" w:hAnsi="Consolas" w:cs="Times New Roman"/>
+          <w:color w:val="D2A8FF"/>
+          <w:sz w:val="21"/>
+          <w:szCs w:val="21"/>
+          <w:lang w:eastAsia="en-IN"/>
+        </w:rPr>
+        <w:t>require</w:t>
+      </w:r>
+      <w:r>
+        <w:rPr>
+          <w:rFonts w:ascii="Consolas" w:eastAsia="Times New Roman" w:hAnsi="Consolas" w:cs="Times New Roman"/>
+          <w:color w:val="BBBEBF"/>
+          <w:sz w:val="21"/>
+          <w:szCs w:val="21"/>
+          <w:lang w:eastAsia="en-IN"/>
+        </w:rPr>
+        <w:t>(</w:t>
+      </w:r>
+      <w:r>
+        <w:rPr>
+          <w:rFonts w:ascii="Consolas" w:eastAsia="Times New Roman" w:hAnsi="Consolas" w:cs="Times New Roman"/>
+          <w:color w:val="A5D6FF"/>
+          <w:sz w:val="21"/>
+          <w:szCs w:val="21"/>
+          <w:lang w:eastAsia="en-IN"/>
+        </w:rPr>
+        <w:t>'</w:t>
+      </w:r>
+      <w:proofErr w:type="spellStart"/>
+      <w:r>
+        <w:rPr>
+          <w:rFonts w:ascii="Consolas" w:eastAsia="Times New Roman" w:hAnsi="Consolas" w:cs="Times New Roman"/>
+          <w:color w:val="A5D6FF"/>
+          <w:sz w:val="21"/>
+          <w:szCs w:val="21"/>
+          <w:lang w:eastAsia="en-IN"/>
+        </w:rPr>
+        <w:t>axios</w:t>
+      </w:r>
+      <w:proofErr w:type="spellEnd"/>
+      <w:r>
+        <w:rPr>
+          <w:rFonts w:ascii="Consolas" w:eastAsia="Times New Roman" w:hAnsi="Consolas" w:cs="Times New Roman"/>
+          <w:color w:val="A5D6FF"/>
+          <w:sz w:val="21"/>
+          <w:szCs w:val="21"/>
+          <w:lang w:eastAsia="en-IN"/>
+        </w:rPr>
+        <w:t>'</w:t>
+      </w:r>
+      <w:r>
+        <w:rPr>
+          <w:rFonts w:ascii="Consolas" w:eastAsia="Times New Roman" w:hAnsi="Consolas" w:cs="Times New Roman"/>
+          <w:color w:val="BBBEBF"/>
+          <w:sz w:val="21"/>
+          <w:szCs w:val="21"/>
+          <w:lang w:eastAsia="en-IN"/>
+        </w:rPr>
+        <w:t>);</w:t>
+      </w:r>
+    </w:p>
+    <w:p>
+      <w:pPr>
+        <w:shd w:val="clear" w:color="auto" w:fill="121314"/>
+        <w:spacing w:after="0" w:line="285" w:lineRule="atLeast"/>
+        <w:rPr>
+          <w:rFonts w:ascii="Consolas" w:eastAsia="Times New Roman" w:hAnsi="Consolas" w:cs="Times New Roman"/>
+          <w:color w:val="BBBEBF"/>
+          <w:sz w:val="21"/>
+          <w:szCs w:val="21"/>
+          <w:lang w:eastAsia="en-IN"/>
+        </w:rPr>
+      </w:pPr>
+      <w:proofErr w:type="spellStart"/>
+      <w:proofErr w:type="gramStart"/>
+      <w:r>
+        <w:rPr>
+          <w:rFonts w:ascii="Consolas" w:eastAsia="Times New Roman" w:hAnsi="Consolas" w:cs="Times New Roman"/>
+          <w:color w:val="79C0FF"/>
+          <w:sz w:val="21"/>
+          <w:szCs w:val="21"/>
+          <w:lang w:eastAsia="en-IN"/>
+        </w:rPr>
+        <w:t>app</w:t>
+      </w:r>
+      <w:r>
+        <w:rPr>
+          <w:rFonts w:ascii="Consolas" w:eastAsia="Times New Roman" w:hAnsi="Consolas" w:cs="Times New Roman"/>
+          <w:color w:val="BBBEBF"/>
+          <w:sz w:val="21"/>
+          <w:szCs w:val="21"/>
+          <w:lang w:eastAsia="en-IN"/>
+        </w:rPr>
+        <w:t>.</w:t>
+      </w:r>
+      <w:r>
+        <w:rPr>
+          <w:rFonts w:ascii="Consolas" w:eastAsia="Times New Roman" w:hAnsi="Consolas" w:cs="Times New Roman"/>
+          <w:color w:val="D2A8FF"/>
+          <w:sz w:val="21"/>
+          <w:szCs w:val="21"/>
+          <w:lang w:eastAsia="en-IN"/>
+        </w:rPr>
+        <w:t>post</w:t>
+      </w:r>
+      <w:proofErr w:type="spellEnd"/>
+      <w:r>
+        <w:rPr>
+          <w:rFonts w:ascii="Consolas" w:eastAsia="Times New Roman" w:hAnsi="Consolas" w:cs="Times New Roman"/>
+          <w:color w:val="BBBEBF"/>
+          <w:sz w:val="21"/>
+          <w:szCs w:val="21"/>
+          <w:lang w:eastAsia="en-IN"/>
+        </w:rPr>
+        <w:t>(</w:t>
+      </w:r>
+      <w:proofErr w:type="gramEnd"/>
+      <w:r>
+        <w:rPr>
+          <w:rFonts w:ascii="Consolas" w:eastAsia="Times New Roman" w:hAnsi="Consolas" w:cs="Times New Roman"/>
+          <w:color w:val="A5D6FF"/>
+          <w:sz w:val="21"/>
+          <w:szCs w:val="21"/>
+          <w:lang w:eastAsia="en-IN"/>
+        </w:rPr>
+        <w:t>'/submit'</w:t>
+      </w:r>
+      <w:r>
+        <w:rPr>
+          <w:rFonts w:ascii="Consolas" w:eastAsia="Times New Roman" w:hAnsi="Consolas" w:cs="Times New Roman"/>
+          <w:color w:val="BBBEBF"/>
+          <w:sz w:val="21"/>
+          <w:szCs w:val="21"/>
+          <w:lang w:eastAsia="en-IN"/>
+        </w:rPr>
+        <w:t xml:space="preserve">, </w:t>
+      </w:r>
+      <w:proofErr w:type="spellStart"/>
+      <w:r>
+        <w:rPr>
+          <w:rFonts w:ascii="Consolas" w:eastAsia="Times New Roman" w:hAnsi="Consolas" w:cs="Times New Roman"/>
+          <w:color w:val="569CD6"/>
+          <w:sz w:val="21"/>
+          <w:szCs w:val="21"/>
+          <w:lang w:eastAsia="en-IN"/>
+        </w:rPr>
+        <w:t>async</w:t>
+      </w:r>
+      <w:proofErr w:type="spellEnd"/>
+      <w:r>
+        <w:rPr>
+          <w:rFonts w:ascii="Consolas" w:eastAsia="Times New Roman" w:hAnsi="Consolas" w:cs="Times New Roman"/>
+          <w:color w:val="BBBEBF"/>
+          <w:sz w:val="21"/>
+          <w:szCs w:val="21"/>
+          <w:lang w:eastAsia="en-IN"/>
+        </w:rPr>
+        <w:t xml:space="preserve"> (</w:t>
+      </w:r>
+      <w:proofErr w:type="spellStart"/>
+      <w:r>
+        <w:rPr>
+          <w:rFonts w:ascii="Consolas" w:eastAsia="Times New Roman" w:hAnsi="Consolas" w:cs="Times New Roman"/>
+          <w:color w:val="FFA657"/>
+          <w:sz w:val="21"/>
+          <w:szCs w:val="21"/>
+          <w:lang w:eastAsia="en-IN"/>
+        </w:rPr>
+        <w:t>req</w:t>
+      </w:r>
+      <w:proofErr w:type="spellEnd"/>
+      <w:r>
+        <w:rPr>
+          <w:rFonts w:ascii="Consolas" w:eastAsia="Times New Roman" w:hAnsi="Consolas" w:cs="Times New Roman"/>
+          <w:color w:val="BBBEBF"/>
+          <w:sz w:val="21"/>
+          <w:szCs w:val="21"/>
+          <w:lang w:eastAsia="en-IN"/>
+        </w:rPr>
+        <w:t xml:space="preserve">, </w:t>
+      </w:r>
+      <w:r>
+        <w:rPr>
+          <w:rFonts w:ascii="Consolas" w:eastAsia="Times New Roman" w:hAnsi="Consolas" w:cs="Times New Roman"/>
+          <w:color w:val="FFA657"/>
+          <w:sz w:val="21"/>
+          <w:szCs w:val="21"/>
+          <w:lang w:eastAsia="en-IN"/>
+        </w:rPr>
+        <w:t>res</w:t>
+      </w:r>
+      <w:r>
+        <w:rPr>
+          <w:rFonts w:ascii="Consolas" w:eastAsia="Times New Roman" w:hAnsi="Consolas" w:cs="Times New Roman"/>
+          <w:color w:val="BBBEBF"/>
+          <w:sz w:val="21"/>
+          <w:szCs w:val="21"/>
+          <w:lang w:eastAsia="en-IN"/>
+        </w:rPr>
+        <w:t xml:space="preserve">) </w:t>
+      </w:r>
+      <w:r>
+        <w:rPr>
+          <w:rFonts w:ascii="Consolas" w:eastAsia="Times New Roman" w:hAnsi="Consolas" w:cs="Times New Roman"/>
+          <w:color w:val="FF7B72"/>
+          <w:sz w:val="21"/>
+          <w:szCs w:val="21"/>
+          <w:lang w:eastAsia="en-IN"/>
+        </w:rPr>
+        <w:t>=&gt;</w:t>
+      </w:r>
+      <w:r>
+        <w:rPr>
+          <w:rFonts w:ascii="Consolas" w:eastAsia="Times New Roman" w:hAnsi="Consolas" w:cs="Times New Roman"/>
+          <w:color w:val="BBBEBF"/>
+          <w:sz w:val="21"/>
+          <w:szCs w:val="21"/>
+          <w:lang w:eastAsia="en-IN"/>
+        </w:rPr>
+        <w:t xml:space="preserve"> </w:t>
+      </w:r>
+      <w:r>
+        <w:rPr>
+          <w:rFonts w:ascii="Consolas" w:eastAsia="Times New Roman" w:hAnsi="Consolas" w:cs="Times New Roman"/>
+          <w:color w:val="C9D1D9"/>
+          <w:sz w:val="21"/>
+          <w:szCs w:val="21"/>
+          <w:lang w:eastAsia="en-IN"/>
+        </w:rPr>
+        <w:t>{</w:t>
+      </w:r>
+    </w:p>
+    <w:p>
+      <w:pPr>
+        <w:shd w:val="clear" w:color="auto" w:fill="121314"/>
+        <w:spacing w:after="0" w:line="285" w:lineRule="atLeast"/>
+        <w:rPr>
+          <w:rFonts w:ascii="Consolas" w:eastAsia="Times New Roman" w:hAnsi="Consolas" w:cs="Times New Roman"/>
+          <w:color w:val="BBBEBF"/>
+          <w:sz w:val="21"/>
+          <w:szCs w:val="21"/>
+          <w:lang w:eastAsia="en-IN"/>
+        </w:rPr>
+      </w:pPr>
+      <w:r>
+        <w:rPr>
+          <w:rFonts w:ascii="Consolas" w:eastAsia="Times New Roman" w:hAnsi="Consolas" w:cs="Times New Roman"/>
+          <w:color w:val="C9D1D9"/>
+          <w:sz w:val="21"/>
+          <w:szCs w:val="21"/>
+          <w:lang w:eastAsia="en-IN"/>
+        </w:rPr>
+        <w:lastRenderedPageBreak/>
+        <w:t xml:space="preserve">  </w:t>
+      </w:r>
+      <w:proofErr w:type="gramStart"/>
+      <w:r>
+        <w:rPr>
+          <w:rFonts w:ascii="Consolas" w:eastAsia="Times New Roman" w:hAnsi="Consolas" w:cs="Times New Roman"/>
+          <w:color w:val="C586C0"/>
+          <w:sz w:val="21"/>
+          <w:szCs w:val="21"/>
+          <w:lang w:eastAsia="en-IN"/>
+        </w:rPr>
+        <w:t>try</w:t>
+      </w:r>
+      <w:proofErr w:type="gramEnd"/>
+      <w:r>
+        <w:rPr>
+          <w:rFonts w:ascii="Consolas" w:eastAsia="Times New Roman" w:hAnsi="Consolas" w:cs="Times New Roman"/>
+          <w:color w:val="C9D1D9"/>
+          <w:sz w:val="21"/>
+          <w:szCs w:val="21"/>
+          <w:lang w:eastAsia="en-IN"/>
+        </w:rPr>
+        <w:t xml:space="preserve"> {</w:t>
+      </w:r>
+    </w:p>
+    <w:p>
+      <w:pPr>
+        <w:shd w:val="clear" w:color="auto" w:fill="121314"/>
+        <w:spacing w:after="0" w:line="285" w:lineRule="atLeast"/>
+        <w:rPr>
+          <w:rFonts w:ascii="Consolas" w:eastAsia="Times New Roman" w:hAnsi="Consolas" w:cs="Times New Roman"/>
+          <w:color w:val="BBBEBF"/>
+          <w:sz w:val="21"/>
+          <w:szCs w:val="21"/>
+          <w:lang w:eastAsia="en-IN"/>
+        </w:rPr>
+      </w:pPr>
+      <w:r>
+        <w:rPr>
+          <w:rFonts w:ascii="Consolas" w:eastAsia="Times New Roman" w:hAnsi="Consolas" w:cs="Times New Roman"/>
+          <w:color w:val="C9D1D9"/>
+          <w:sz w:val="21"/>
+          <w:szCs w:val="21"/>
+          <w:lang w:eastAsia="en-IN"/>
+        </w:rPr>
+        <w:t xml:space="preserve">    </w:t>
+      </w:r>
+      <w:proofErr w:type="spellStart"/>
+      <w:proofErr w:type="gramStart"/>
+      <w:r>
+        <w:rPr>
+          <w:rFonts w:ascii="Consolas" w:eastAsia="Times New Roman" w:hAnsi="Consolas" w:cs="Times New Roman"/>
+          <w:color w:val="FF7B72"/>
+          <w:sz w:val="21"/>
+          <w:szCs w:val="21"/>
+          <w:lang w:eastAsia="en-IN"/>
+        </w:rPr>
+        <w:t>const</w:t>
+      </w:r>
+      <w:proofErr w:type="spellEnd"/>
+      <w:proofErr w:type="gramEnd"/>
+      <w:r>
+        <w:rPr>
+          <w:rFonts w:ascii="Consolas" w:eastAsia="Times New Roman" w:hAnsi="Consolas" w:cs="Times New Roman"/>
+          <w:color w:val="C9D1D9"/>
+          <w:sz w:val="21"/>
+          <w:szCs w:val="21"/>
+          <w:lang w:eastAsia="en-IN"/>
+        </w:rPr>
+        <w:t xml:space="preserve"> </w:t>
+      </w:r>
+      <w:r>
+        <w:rPr>
+          <w:rFonts w:ascii="Consolas" w:eastAsia="Times New Roman" w:hAnsi="Consolas" w:cs="Times New Roman"/>
+          <w:color w:val="79C0FF"/>
+          <w:sz w:val="21"/>
+          <w:szCs w:val="21"/>
+          <w:lang w:eastAsia="en-IN"/>
+        </w:rPr>
+        <w:t>response</w:t>
+      </w:r>
+      <w:r>
+        <w:rPr>
+          <w:rFonts w:ascii="Consolas" w:eastAsia="Times New Roman" w:hAnsi="Consolas" w:cs="Times New Roman"/>
+          <w:color w:val="C9D1D9"/>
+          <w:sz w:val="21"/>
+          <w:szCs w:val="21"/>
+          <w:lang w:eastAsia="en-IN"/>
+        </w:rPr>
+        <w:t xml:space="preserve"> </w:t>
+      </w:r>
+      <w:r>
+        <w:rPr>
+          <w:rFonts w:ascii="Consolas" w:eastAsia="Times New Roman" w:hAnsi="Consolas" w:cs="Times New Roman"/>
+          <w:color w:val="D4D4D4"/>
+          <w:sz w:val="21"/>
+          <w:szCs w:val="21"/>
+          <w:lang w:eastAsia="en-IN"/>
+        </w:rPr>
+        <w:t>=</w:t>
+      </w:r>
+      <w:r>
+        <w:rPr>
+          <w:rFonts w:ascii="Consolas" w:eastAsia="Times New Roman" w:hAnsi="Consolas" w:cs="Times New Roman"/>
+          <w:color w:val="C9D1D9"/>
+          <w:sz w:val="21"/>
+          <w:szCs w:val="21"/>
+          <w:lang w:eastAsia="en-IN"/>
+        </w:rPr>
+        <w:t xml:space="preserve"> </w:t>
+      </w:r>
+      <w:r>
+        <w:rPr>
+          <w:rFonts w:ascii="Consolas" w:eastAsia="Times New Roman" w:hAnsi="Consolas" w:cs="Times New Roman"/>
+          <w:color w:val="C586C0"/>
+          <w:sz w:val="21"/>
+          <w:szCs w:val="21"/>
+          <w:lang w:eastAsia="en-IN"/>
+        </w:rPr>
+        <w:t>await</w:t>
+      </w:r>
+      <w:r>
+        <w:rPr>
+          <w:rFonts w:ascii="Consolas" w:eastAsia="Times New Roman" w:hAnsi="Consolas" w:cs="Times New Roman"/>
+          <w:color w:val="C9D1D9"/>
+          <w:sz w:val="21"/>
+          <w:szCs w:val="21"/>
+          <w:lang w:eastAsia="en-IN"/>
+        </w:rPr>
+        <w:t xml:space="preserve"> </w:t>
+      </w:r>
+      <w:proofErr w:type="spellStart"/>
+      <w:r>
+        <w:rPr>
+          <w:rFonts w:ascii="Consolas" w:eastAsia="Times New Roman" w:hAnsi="Consolas" w:cs="Times New Roman"/>
+          <w:color w:val="79C0FF"/>
+          <w:sz w:val="21"/>
+          <w:szCs w:val="21"/>
+          <w:lang w:eastAsia="en-IN"/>
+        </w:rPr>
+        <w:t>axios</w:t>
+      </w:r>
+      <w:r>
+        <w:rPr>
+          <w:rFonts w:ascii="Consolas" w:eastAsia="Times New Roman" w:hAnsi="Consolas" w:cs="Times New Roman"/>
+          <w:color w:val="C9D1D9"/>
+          <w:sz w:val="21"/>
+          <w:szCs w:val="21"/>
+          <w:lang w:eastAsia="en-IN"/>
+        </w:rPr>
+        <w:t>.</w:t>
+      </w:r>
+      <w:r>
+        <w:rPr>
+          <w:rFonts w:ascii="Consolas" w:eastAsia="Times New Roman" w:hAnsi="Consolas" w:cs="Times New Roman"/>
+          <w:color w:val="D2A8FF"/>
+          <w:sz w:val="21"/>
+          <w:szCs w:val="21"/>
+          <w:lang w:eastAsia="en-IN"/>
+        </w:rPr>
+        <w:t>post</w:t>
+      </w:r>
+      <w:proofErr w:type="spellEnd"/>
+      <w:r>
+        <w:rPr>
+          <w:rFonts w:ascii="Consolas" w:eastAsia="Times New Roman" w:hAnsi="Consolas" w:cs="Times New Roman"/>
+          <w:color w:val="C9D1D9"/>
+          <w:sz w:val="21"/>
+          <w:szCs w:val="21"/>
+          <w:lang w:eastAsia="en-IN"/>
+        </w:rPr>
+        <w:t>(</w:t>
+      </w:r>
+      <w:r>
+        <w:rPr>
+          <w:rFonts w:ascii="Consolas" w:eastAsia="Times New Roman" w:hAnsi="Consolas" w:cs="Times New Roman"/>
+          <w:color w:val="A5D6FF"/>
+          <w:sz w:val="21"/>
+          <w:szCs w:val="21"/>
+          <w:lang w:eastAsia="en-IN"/>
+        </w:rPr>
+        <w:t>'http://backend:5000/</w:t>
+      </w:r>
+      <w:proofErr w:type="spellStart"/>
+      <w:r>
+        <w:rPr>
+          <w:rFonts w:ascii="Consolas" w:eastAsia="Times New Roman" w:hAnsi="Consolas" w:cs="Times New Roman"/>
+          <w:color w:val="A5D6FF"/>
+          <w:sz w:val="21"/>
+          <w:szCs w:val="21"/>
+          <w:lang w:eastAsia="en-IN"/>
+        </w:rPr>
+        <w:t>submit_todo_item</w:t>
+      </w:r>
+      <w:proofErr w:type="spellEnd"/>
+      <w:r>
+        <w:rPr>
+          <w:rFonts w:ascii="Consolas" w:eastAsia="Times New Roman" w:hAnsi="Consolas" w:cs="Times New Roman"/>
+          <w:color w:val="A5D6FF"/>
+          <w:sz w:val="21"/>
+          <w:szCs w:val="21"/>
+          <w:lang w:eastAsia="en-IN"/>
+        </w:rPr>
+        <w:t>'</w:t>
+      </w:r>
+      <w:r>
+        <w:rPr>
+          <w:rFonts w:ascii="Consolas" w:eastAsia="Times New Roman" w:hAnsi="Consolas" w:cs="Times New Roman"/>
+          <w:color w:val="C9D1D9"/>
+          <w:sz w:val="21"/>
+          <w:szCs w:val="21"/>
+          <w:lang w:eastAsia="en-IN"/>
+        </w:rPr>
+        <w:t xml:space="preserve">, </w:t>
+      </w:r>
+      <w:proofErr w:type="spellStart"/>
+      <w:r>
+        <w:rPr>
+          <w:rFonts w:ascii="Consolas" w:eastAsia="Times New Roman" w:hAnsi="Consolas" w:cs="Times New Roman"/>
+          <w:color w:val="FFA657"/>
+          <w:sz w:val="21"/>
+          <w:szCs w:val="21"/>
+          <w:lang w:eastAsia="en-IN"/>
+        </w:rPr>
+        <w:t>req</w:t>
+      </w:r>
+      <w:r>
+        <w:rPr>
+          <w:rFonts w:ascii="Consolas" w:eastAsia="Times New Roman" w:hAnsi="Consolas" w:cs="Times New Roman"/>
+          <w:color w:val="C9D1D9"/>
+          <w:sz w:val="21"/>
+          <w:szCs w:val="21"/>
+          <w:lang w:eastAsia="en-IN"/>
+        </w:rPr>
+        <w:t>.body</w:t>
+      </w:r>
+      <w:proofErr w:type="spellEnd"/>
+      <w:r>
+        <w:rPr>
+          <w:rFonts w:ascii="Consolas" w:eastAsia="Times New Roman" w:hAnsi="Consolas" w:cs="Times New Roman"/>
+          <w:color w:val="C9D1D9"/>
+          <w:sz w:val="21"/>
+          <w:szCs w:val="21"/>
+          <w:lang w:eastAsia="en-IN"/>
+        </w:rPr>
+        <w:t>);</w:t>
+      </w:r>
+    </w:p>
+    <w:p>
+      <w:pPr>
+        <w:shd w:val="clear" w:color="auto" w:fill="121314"/>
+        <w:spacing w:after="0" w:line="285" w:lineRule="atLeast"/>
+        <w:rPr>
+          <w:rFonts w:ascii="Consolas" w:eastAsia="Times New Roman" w:hAnsi="Consolas" w:cs="Times New Roman"/>
+          <w:color w:val="BBBEBF"/>
+          <w:sz w:val="21"/>
+          <w:szCs w:val="21"/>
+          <w:lang w:eastAsia="en-IN"/>
+        </w:rPr>
+      </w:pPr>
+      <w:r>
+        <w:rPr>
+          <w:rFonts w:ascii="Consolas" w:eastAsia="Times New Roman" w:hAnsi="Consolas" w:cs="Times New Roman"/>
+          <w:color w:val="C9D1D9"/>
+          <w:sz w:val="21"/>
+          <w:szCs w:val="21"/>
+          <w:lang w:eastAsia="en-IN"/>
+        </w:rPr>
+        <w:t xml:space="preserve">    </w:t>
+      </w:r>
+      <w:proofErr w:type="spellStart"/>
+      <w:proofErr w:type="gramStart"/>
+      <w:r>
+        <w:rPr>
+          <w:rFonts w:ascii="Consolas" w:eastAsia="Times New Roman" w:hAnsi="Consolas" w:cs="Times New Roman"/>
+          <w:color w:val="FFA657"/>
+          <w:sz w:val="21"/>
+          <w:szCs w:val="21"/>
+          <w:lang w:eastAsia="en-IN"/>
+        </w:rPr>
+        <w:t>res</w:t>
+      </w:r>
+      <w:r>
+        <w:rPr>
+          <w:rFonts w:ascii="Consolas" w:eastAsia="Times New Roman" w:hAnsi="Consolas" w:cs="Times New Roman"/>
+          <w:color w:val="C9D1D9"/>
+          <w:sz w:val="21"/>
+          <w:szCs w:val="21"/>
+          <w:lang w:eastAsia="en-IN"/>
+        </w:rPr>
+        <w:t>.</w:t>
+      </w:r>
+      <w:r>
+        <w:rPr>
+          <w:rFonts w:ascii="Consolas" w:eastAsia="Times New Roman" w:hAnsi="Consolas" w:cs="Times New Roman"/>
+          <w:color w:val="D2A8FF"/>
+          <w:sz w:val="21"/>
+          <w:szCs w:val="21"/>
+          <w:lang w:eastAsia="en-IN"/>
+        </w:rPr>
+        <w:t>send</w:t>
+      </w:r>
+      <w:proofErr w:type="spellEnd"/>
+      <w:r>
+        <w:rPr>
+          <w:rFonts w:ascii="Consolas" w:eastAsia="Times New Roman" w:hAnsi="Consolas" w:cs="Times New Roman"/>
+          <w:color w:val="C9D1D9"/>
+          <w:sz w:val="21"/>
+          <w:szCs w:val="21"/>
+          <w:lang w:eastAsia="en-IN"/>
+        </w:rPr>
+        <w:t>(</w:t>
+      </w:r>
+      <w:proofErr w:type="spellStart"/>
+      <w:proofErr w:type="gramEnd"/>
+      <w:r>
+        <w:rPr>
+          <w:rFonts w:ascii="Consolas" w:eastAsia="Times New Roman" w:hAnsi="Consolas" w:cs="Times New Roman"/>
+          <w:color w:val="79C0FF"/>
+          <w:sz w:val="21"/>
+          <w:szCs w:val="21"/>
+          <w:lang w:eastAsia="en-IN"/>
+        </w:rPr>
+        <w:t>response</w:t>
+      </w:r>
+      <w:r>
+        <w:rPr>
+          <w:rFonts w:ascii="Consolas" w:eastAsia="Times New Roman" w:hAnsi="Consolas" w:cs="Times New Roman"/>
+          <w:color w:val="C9D1D9"/>
+          <w:sz w:val="21"/>
+          <w:szCs w:val="21"/>
+          <w:lang w:eastAsia="en-IN"/>
+        </w:rPr>
+        <w:t>.data</w:t>
+      </w:r>
+      <w:proofErr w:type="spellEnd"/>
+      <w:r>
+        <w:rPr>
+          <w:rFonts w:ascii="Consolas" w:eastAsia="Times New Roman" w:hAnsi="Consolas" w:cs="Times New Roman"/>
+          <w:color w:val="C9D1D9"/>
+          <w:sz w:val="21"/>
+          <w:szCs w:val="21"/>
+          <w:lang w:eastAsia="en-IN"/>
+        </w:rPr>
+        <w:t>);</w:t>
+      </w:r>
+    </w:p>
+    <w:p>
+      <w:pPr>
+        <w:shd w:val="clear" w:color="auto" w:fill="121314"/>
+        <w:spacing w:after="0" w:line="285" w:lineRule="atLeast"/>
+        <w:rPr>
+          <w:rFonts w:ascii="Consolas" w:eastAsia="Times New Roman" w:hAnsi="Consolas" w:cs="Times New Roman"/>
+          <w:color w:val="BBBEBF"/>
+          <w:sz w:val="21"/>
+          <w:szCs w:val="21"/>
+          <w:lang w:eastAsia="en-IN"/>
+        </w:rPr>
+      </w:pPr>
+      <w:r>
+        <w:rPr>
+          <w:rFonts w:ascii="Consolas" w:eastAsia="Times New Roman" w:hAnsi="Consolas" w:cs="Times New Roman"/>
+          <w:color w:val="C9D1D9"/>
+          <w:sz w:val="21"/>
+          <w:szCs w:val="21"/>
+          <w:lang w:eastAsia="en-IN"/>
+        </w:rPr>
+        <w:t xml:space="preserve">  } </w:t>
+      </w:r>
+      <w:r>
+        <w:rPr>
+          <w:rFonts w:ascii="Consolas" w:eastAsia="Times New Roman" w:hAnsi="Consolas" w:cs="Times New Roman"/>
+          <w:color w:val="C586C0"/>
+          <w:sz w:val="21"/>
+          <w:szCs w:val="21"/>
+          <w:lang w:eastAsia="en-IN"/>
+        </w:rPr>
+        <w:t>catch</w:t>
+      </w:r>
+      <w:r>
+        <w:rPr>
+          <w:rFonts w:ascii="Consolas" w:eastAsia="Times New Roman" w:hAnsi="Consolas" w:cs="Times New Roman"/>
+          <w:color w:val="C9D1D9"/>
+          <w:sz w:val="21"/>
+          <w:szCs w:val="21"/>
+          <w:lang w:eastAsia="en-IN"/>
+        </w:rPr>
+        <w:t xml:space="preserve"> (error) {</w:t>
+      </w:r>
+    </w:p>
+    <w:p>
+      <w:pPr>
+        <w:shd w:val="clear" w:color="auto" w:fill="121314"/>
+        <w:spacing w:after="0" w:line="285" w:lineRule="atLeast"/>
+        <w:rPr>
+          <w:rFonts w:ascii="Consolas" w:eastAsia="Times New Roman" w:hAnsi="Consolas" w:cs="Times New Roman"/>
+          <w:color w:val="BBBEBF"/>
+          <w:sz w:val="21"/>
+          <w:szCs w:val="21"/>
+          <w:lang w:eastAsia="en-IN"/>
+        </w:rPr>
+      </w:pPr>
+      <w:r>
+        <w:rPr>
+          <w:rFonts w:ascii="Consolas" w:eastAsia="Times New Roman" w:hAnsi="Consolas" w:cs="Times New Roman"/>
+          <w:color w:val="C9D1D9"/>
+          <w:sz w:val="21"/>
+          <w:szCs w:val="21"/>
+          <w:lang w:eastAsia="en-IN"/>
+        </w:rPr>
+        <w:t xml:space="preserve">    </w:t>
+      </w:r>
+      <w:proofErr w:type="spellStart"/>
+      <w:proofErr w:type="gramStart"/>
+      <w:r>
+        <w:rPr>
+          <w:rFonts w:ascii="Consolas" w:eastAsia="Times New Roman" w:hAnsi="Consolas" w:cs="Times New Roman"/>
+          <w:color w:val="FFA657"/>
+          <w:sz w:val="21"/>
+          <w:szCs w:val="21"/>
+          <w:lang w:eastAsia="en-IN"/>
+        </w:rPr>
+        <w:t>res</w:t>
+      </w:r>
+      <w:r>
+        <w:rPr>
+          <w:rFonts w:ascii="Consolas" w:eastAsia="Times New Roman" w:hAnsi="Consolas" w:cs="Times New Roman"/>
+          <w:color w:val="C9D1D9"/>
+          <w:sz w:val="21"/>
+          <w:szCs w:val="21"/>
+          <w:lang w:eastAsia="en-IN"/>
+        </w:rPr>
+        <w:t>.</w:t>
+      </w:r>
+      <w:r>
+        <w:rPr>
+          <w:rFonts w:ascii="Consolas" w:eastAsia="Times New Roman" w:hAnsi="Consolas" w:cs="Times New Roman"/>
+          <w:color w:val="D2A8FF"/>
+          <w:sz w:val="21"/>
+          <w:szCs w:val="21"/>
+          <w:lang w:eastAsia="en-IN"/>
+        </w:rPr>
+        <w:t>send</w:t>
+      </w:r>
+      <w:proofErr w:type="spellEnd"/>
+      <w:r>
+        <w:rPr>
+          <w:rFonts w:ascii="Consolas" w:eastAsia="Times New Roman" w:hAnsi="Consolas" w:cs="Times New Roman"/>
+          <w:color w:val="C9D1D9"/>
+          <w:sz w:val="21"/>
+          <w:szCs w:val="21"/>
+          <w:lang w:eastAsia="en-IN"/>
+        </w:rPr>
+        <w:t>(</w:t>
+      </w:r>
+      <w:proofErr w:type="spellStart"/>
+      <w:proofErr w:type="gramEnd"/>
+      <w:r>
+        <w:rPr>
+          <w:rFonts w:ascii="Consolas" w:eastAsia="Times New Roman" w:hAnsi="Consolas" w:cs="Times New Roman"/>
+          <w:color w:val="C9D1D9"/>
+          <w:sz w:val="21"/>
+          <w:szCs w:val="21"/>
+          <w:lang w:eastAsia="en-IN"/>
+        </w:rPr>
+        <w:t>error.message</w:t>
+      </w:r>
+      <w:proofErr w:type="spellEnd"/>
+      <w:r>
+        <w:rPr>
+          <w:rFonts w:ascii="Consolas" w:eastAsia="Times New Roman" w:hAnsi="Consolas" w:cs="Times New Roman"/>
+          <w:color w:val="C9D1D9"/>
+          <w:sz w:val="21"/>
+          <w:szCs w:val="21"/>
+          <w:lang w:eastAsia="en-IN"/>
+        </w:rPr>
+        <w:t>);</w:t>
+      </w:r>
+    </w:p>
+    <w:p>
+      <w:pPr>
+        <w:shd w:val="clear" w:color="auto" w:fill="121314"/>
+        <w:spacing w:after="0" w:line="285" w:lineRule="atLeast"/>
+        <w:rPr>
+          <w:rFonts w:ascii="Consolas" w:eastAsia="Times New Roman" w:hAnsi="Consolas" w:cs="Times New Roman"/>
+          <w:color w:val="BBBEBF"/>
+          <w:sz w:val="21"/>
+          <w:szCs w:val="21"/>
+          <w:lang w:eastAsia="en-IN"/>
+        </w:rPr>
+      </w:pPr>
+      <w:r>
+        <w:rPr>
+          <w:rFonts w:ascii="Consolas" w:eastAsia="Times New Roman" w:hAnsi="Consolas" w:cs="Times New Roman"/>
+          <w:color w:val="C9D1D9"/>
+          <w:sz w:val="21"/>
+          <w:szCs w:val="21"/>
+          <w:lang w:eastAsia="en-IN"/>
+        </w:rPr>
+        <w:t>  }</w:t>
+      </w:r>
+    </w:p>
+    <w:p>
+      <w:pPr>
+        <w:shd w:val="clear" w:color="auto" w:fill="121314"/>
+        <w:spacing w:after="0" w:line="285" w:lineRule="atLeast"/>
+        <w:rPr>
+          <w:rFonts w:ascii="Consolas" w:eastAsia="Times New Roman" w:hAnsi="Consolas" w:cs="Times New Roman"/>
+          <w:color w:val="BBBEBF"/>
+          <w:sz w:val="21"/>
+          <w:szCs w:val="21"/>
+          <w:lang w:eastAsia="en-IN"/>
+        </w:rPr>
+      </w:pPr>
+      <w:r>
+        <w:rPr>
+          <w:rFonts w:ascii="Consolas" w:eastAsia="Times New Roman" w:hAnsi="Consolas" w:cs="Times New Roman"/>
+          <w:color w:val="C9D1D9"/>
+          <w:sz w:val="21"/>
+          <w:szCs w:val="21"/>
+          <w:lang w:eastAsia="en-IN"/>
+        </w:rPr>
+        <w:t>}</w:t>
+      </w:r>
+      <w:r>
+        <w:rPr>
+          <w:rFonts w:ascii="Consolas" w:eastAsia="Times New Roman" w:hAnsi="Consolas" w:cs="Times New Roman"/>
+          <w:color w:val="BBBEBF"/>
+          <w:sz w:val="21"/>
+          <w:szCs w:val="21"/>
+          <w:lang w:eastAsia="en-IN"/>
+        </w:rPr>
+        <w:t>);</w:t>
+      </w:r>
+    </w:p>
+    <w:p>
+      <w:pPr>
+        <w:shd w:val="clear" w:color="auto" w:fill="121314"/>
+        <w:spacing w:after="0" w:line="285" w:lineRule="atLeast"/>
+        <w:rPr>
+          <w:rFonts w:ascii="Consolas" w:eastAsia="Times New Roman" w:hAnsi="Consolas" w:cs="Times New Roman"/>
+          <w:color w:val="BBBEBF"/>
+          <w:sz w:val="21"/>
+          <w:szCs w:val="21"/>
+          <w:lang w:eastAsia="en-IN"/>
+        </w:rPr>
+      </w:pPr>
+    </w:p>
+    <w:p>
+      <w:pPr>
+        <w:shd w:val="clear" w:color="auto" w:fill="121314"/>
+        <w:spacing w:after="0" w:line="285" w:lineRule="atLeast"/>
+        <w:rPr>
+          <w:rFonts w:ascii="Consolas" w:eastAsia="Times New Roman" w:hAnsi="Consolas" w:cs="Times New Roman"/>
+          <w:color w:val="BBBEBF"/>
+          <w:sz w:val="21"/>
+          <w:szCs w:val="21"/>
+          <w:lang w:eastAsia="en-IN"/>
+        </w:rPr>
+      </w:pPr>
+      <w:proofErr w:type="spellStart"/>
+      <w:proofErr w:type="gramStart"/>
+      <w:r>
+        <w:rPr>
+          <w:rFonts w:ascii="Consolas" w:eastAsia="Times New Roman" w:hAnsi="Consolas" w:cs="Times New Roman"/>
+          <w:color w:val="79C0FF"/>
+          <w:sz w:val="21"/>
+          <w:szCs w:val="21"/>
+          <w:lang w:eastAsia="en-IN"/>
+        </w:rPr>
+        <w:t>app</w:t>
+      </w:r>
+      <w:r>
+        <w:rPr>
+          <w:rFonts w:ascii="Consolas" w:eastAsia="Times New Roman" w:hAnsi="Consolas" w:cs="Times New Roman"/>
+          <w:color w:val="BBBEBF"/>
+          <w:sz w:val="21"/>
+          <w:szCs w:val="21"/>
+          <w:lang w:eastAsia="en-IN"/>
+        </w:rPr>
+        <w:t>.</w:t>
+      </w:r>
+      <w:r>
+        <w:rPr>
+          <w:rFonts w:ascii="Consolas" w:eastAsia="Times New Roman" w:hAnsi="Consolas" w:cs="Times New Roman"/>
+          <w:color w:val="D2A8FF"/>
+          <w:sz w:val="21"/>
+          <w:szCs w:val="21"/>
+          <w:lang w:eastAsia="en-IN"/>
+        </w:rPr>
+        <w:t>listen</w:t>
+      </w:r>
+      <w:proofErr w:type="spellEnd"/>
+      <w:r>
+        <w:rPr>
+          <w:rFonts w:ascii="Consolas" w:eastAsia="Times New Roman" w:hAnsi="Consolas" w:cs="Times New Roman"/>
+          <w:color w:val="BBBEBF"/>
+          <w:sz w:val="21"/>
+          <w:szCs w:val="21"/>
+          <w:lang w:eastAsia="en-IN"/>
+        </w:rPr>
+        <w:t>(</w:t>
+      </w:r>
+      <w:proofErr w:type="gramEnd"/>
+      <w:r>
+        <w:rPr>
+          <w:rFonts w:ascii="Consolas" w:eastAsia="Times New Roman" w:hAnsi="Consolas" w:cs="Times New Roman"/>
+          <w:color w:val="79C0FF"/>
+          <w:sz w:val="21"/>
+          <w:szCs w:val="21"/>
+          <w:lang w:eastAsia="en-IN"/>
+        </w:rPr>
+        <w:t>port</w:t>
+      </w:r>
+      <w:r>
+        <w:rPr>
+          <w:rFonts w:ascii="Consolas" w:eastAsia="Times New Roman" w:hAnsi="Consolas" w:cs="Times New Roman"/>
+          <w:color w:val="BBBEBF"/>
+          <w:sz w:val="21"/>
+          <w:szCs w:val="21"/>
+          <w:lang w:eastAsia="en-IN"/>
+        </w:rPr>
+        <w:t xml:space="preserve">, () </w:t>
+      </w:r>
+      <w:r>
+        <w:rPr>
+          <w:rFonts w:ascii="Consolas" w:eastAsia="Times New Roman" w:hAnsi="Consolas" w:cs="Times New Roman"/>
+          <w:color w:val="FF7B72"/>
+          <w:sz w:val="21"/>
+          <w:szCs w:val="21"/>
+          <w:lang w:eastAsia="en-IN"/>
+        </w:rPr>
+        <w:t>=&gt;</w:t>
+      </w:r>
+      <w:r>
+        <w:rPr>
+          <w:rFonts w:ascii="Consolas" w:eastAsia="Times New Roman" w:hAnsi="Consolas" w:cs="Times New Roman"/>
+          <w:color w:val="BBBEBF"/>
+          <w:sz w:val="21"/>
+          <w:szCs w:val="21"/>
+          <w:lang w:eastAsia="en-IN"/>
+        </w:rPr>
+        <w:t xml:space="preserve"> </w:t>
+      </w:r>
+      <w:r>
+        <w:rPr>
+          <w:rFonts w:ascii="Consolas" w:eastAsia="Times New Roman" w:hAnsi="Consolas" w:cs="Times New Roman"/>
+          <w:color w:val="79C0FF"/>
+          <w:sz w:val="21"/>
+          <w:szCs w:val="21"/>
+          <w:lang w:eastAsia="en-IN"/>
+        </w:rPr>
+        <w:t>console</w:t>
+      </w:r>
+      <w:r>
+        <w:rPr>
+          <w:rFonts w:ascii="Consolas" w:eastAsia="Times New Roman" w:hAnsi="Consolas" w:cs="Times New Roman"/>
+          <w:color w:val="BBBEBF"/>
+          <w:sz w:val="21"/>
+          <w:szCs w:val="21"/>
+          <w:lang w:eastAsia="en-IN"/>
+        </w:rPr>
+        <w:t>.</w:t>
+      </w:r>
+      <w:r>
+        <w:rPr>
+          <w:rFonts w:ascii="Consolas" w:eastAsia="Times New Roman" w:hAnsi="Consolas" w:cs="Times New Roman"/>
+          <w:color w:val="D2A8FF"/>
+          <w:sz w:val="21"/>
+          <w:szCs w:val="21"/>
+          <w:lang w:eastAsia="en-IN"/>
+        </w:rPr>
+        <w:t>log</w:t>
+      </w:r>
+      <w:r>
+        <w:rPr>
+          <w:rFonts w:ascii="Consolas" w:eastAsia="Times New Roman" w:hAnsi="Consolas" w:cs="Times New Roman"/>
+          <w:color w:val="BBBEBF"/>
+          <w:sz w:val="21"/>
+          <w:szCs w:val="21"/>
+          <w:lang w:eastAsia="en-IN"/>
+        </w:rPr>
+        <w:t>(</w:t>
+      </w:r>
+      <w:r>
+        <w:rPr>
+          <w:rFonts w:ascii="Consolas" w:eastAsia="Times New Roman" w:hAnsi="Consolas" w:cs="Times New Roman"/>
+          <w:color w:val="A5D6FF"/>
+          <w:sz w:val="21"/>
+          <w:szCs w:val="21"/>
+          <w:lang w:eastAsia="en-IN"/>
+        </w:rPr>
+        <w:t xml:space="preserve">`Frontend running on port </w:t>
+      </w:r>
+      <w:r>
+        <w:rPr>
+          <w:rFonts w:ascii="Consolas" w:eastAsia="Times New Roman" w:hAnsi="Consolas" w:cs="Times New Roman"/>
+          <w:color w:val="569CD6"/>
+          <w:sz w:val="21"/>
+          <w:szCs w:val="21"/>
+          <w:lang w:eastAsia="en-IN"/>
+        </w:rPr>
+        <w:t>${</w:t>
+      </w:r>
+      <w:r>
+        <w:rPr>
+          <w:rFonts w:ascii="Consolas" w:eastAsia="Times New Roman" w:hAnsi="Consolas" w:cs="Times New Roman"/>
+          <w:color w:val="79C0FF"/>
+          <w:sz w:val="21"/>
+          <w:szCs w:val="21"/>
+          <w:lang w:eastAsia="en-IN"/>
+        </w:rPr>
+        <w:t>port</w:t>
+      </w:r>
+      <w:r>
+        <w:rPr>
+          <w:rFonts w:ascii="Consolas" w:eastAsia="Times New Roman" w:hAnsi="Consolas" w:cs="Times New Roman"/>
+          <w:color w:val="569CD6"/>
+          <w:sz w:val="21"/>
+          <w:szCs w:val="21"/>
+          <w:lang w:eastAsia="en-IN"/>
+        </w:rPr>
+        <w:t>}</w:t>
+      </w:r>
+      <w:r>
+        <w:rPr>
+          <w:rFonts w:ascii="Consolas" w:eastAsia="Times New Roman" w:hAnsi="Consolas" w:cs="Times New Roman"/>
+          <w:color w:val="A5D6FF"/>
+          <w:sz w:val="21"/>
+          <w:szCs w:val="21"/>
+          <w:lang w:eastAsia="en-IN"/>
+        </w:rPr>
+        <w:t>`</w:t>
+      </w:r>
+      <w:r>
+        <w:rPr>
+          <w:rFonts w:ascii="Consolas" w:eastAsia="Times New Roman" w:hAnsi="Consolas" w:cs="Times New Roman"/>
+          <w:color w:val="BBBEBF"/>
+          <w:sz w:val="21"/>
+          <w:szCs w:val="21"/>
+          <w:lang w:eastAsia="en-IN"/>
+        </w:rPr>
+        <w:t>));</w:t>
+      </w:r>
+    </w:p>
+    <w:p>
+      <w:pPr>
+        <w:shd w:val="clear" w:color="auto" w:fill="121314"/>
+        <w:spacing w:after="0" w:line="285" w:lineRule="atLeast"/>
+        <w:rPr>
+          <w:rFonts w:ascii="Consolas" w:eastAsia="Times New Roman" w:hAnsi="Consolas" w:cs="Times New Roman"/>
+          <w:color w:val="BBBEBF"/>
+          <w:sz w:val="21"/>
+          <w:szCs w:val="21"/>
+          <w:lang w:eastAsia="en-IN"/>
+        </w:rPr>
+      </w:pPr>
+    </w:p>
+    <w:p>
+      <w:pPr>
+        <w:rPr>
+          <w:rFonts w:ascii="Arial" w:hAnsi="Arial" w:cs="Arial"/>
+          <w:sz w:val="23"/>
+          <w:szCs w:val="23"/>
+          <w:shd w:val="clear" w:color="auto" w:fill="FFFFFF"/>
+        </w:rPr>
+      </w:pPr>
+      <w:r>
+        <w:rPr>
+          <w:rFonts w:ascii="Arial" w:hAnsi="Arial" w:cs="Arial"/>
+          <w:sz w:val="23"/>
+          <w:szCs w:val="23"/>
+          <w:shd w:val="clear" w:color="auto" w:fill="FFFFFF"/>
+        </w:rPr>
+        <w:br/>
+      </w:r>
+    </w:p>
+    <w:p>
+      <w:pPr>
+        <w:rPr>
+          <w:rFonts w:ascii="Arial" w:hAnsi="Arial" w:cs="Arial"/>
+          <w:sz w:val="23"/>
+          <w:szCs w:val="23"/>
+          <w:shd w:val="clear" w:color="auto" w:fill="FFFFFF"/>
+        </w:rPr>
+      </w:pPr>
+      <w:r>
+        <w:rPr>
+          <w:rFonts w:ascii="Arial" w:hAnsi="Arial" w:cs="Arial"/>
+          <w:sz w:val="23"/>
+          <w:szCs w:val="23"/>
+          <w:shd w:val="clear" w:color="auto" w:fill="FFFFFF"/>
+        </w:rPr>
+        <w:t>8. Backend code is non-functional (critical bug</w:t>
+      </w:r>
+      <w:proofErr w:type="gramStart"/>
+      <w:r>
+        <w:rPr>
+          <w:rFonts w:ascii="Arial" w:hAnsi="Arial" w:cs="Arial"/>
+          <w:sz w:val="23"/>
+          <w:szCs w:val="23"/>
+          <w:shd w:val="clear" w:color="auto" w:fill="FFFFFF"/>
+        </w:rPr>
+        <w:t>)</w:t>
+      </w:r>
+      <w:proofErr w:type="gramEnd"/>
+      <w:r>
+        <w:rPr>
+          <w:rFonts w:ascii="Arial" w:hAnsi="Arial" w:cs="Arial"/>
+          <w:sz w:val="23"/>
+          <w:szCs w:val="23"/>
+          <w:shd w:val="clear" w:color="auto" w:fill="FFFFFF"/>
+        </w:rPr>
+        <w:br/>
+        <w:t xml:space="preserve">ANS : </w:t>
+      </w:r>
+      <w:r>
+        <w:rPr>
+          <w:rFonts w:ascii="Arial" w:hAnsi="Arial" w:cs="Arial"/>
+          <w:sz w:val="23"/>
+          <w:szCs w:val="23"/>
+          <w:shd w:val="clear" w:color="auto" w:fill="FFFFFF"/>
+        </w:rPr>
+        <w:br/>
+      </w:r>
+      <w:r>
+        <w:t>Don't use:</w:t>
+      </w:r>
+    </w:p>
+    <w:p>
+      <w:pPr>
+        <w:rPr>
+          <w:rFonts w:ascii="Arial" w:hAnsi="Arial" w:cs="Arial"/>
+          <w:sz w:val="23"/>
+          <w:szCs w:val="23"/>
+          <w:shd w:val="clear" w:color="auto" w:fill="FFFFFF"/>
+        </w:rPr>
+      </w:pPr>
+      <w:proofErr w:type="spellStart"/>
+      <w:proofErr w:type="gramStart"/>
+      <w:r>
+        <w:rPr>
+          <w:rFonts w:ascii="Arial" w:hAnsi="Arial" w:cs="Arial"/>
+          <w:sz w:val="23"/>
+          <w:szCs w:val="23"/>
+          <w:shd w:val="clear" w:color="auto" w:fill="FFFFFF"/>
+        </w:rPr>
+        <w:t>app.run</w:t>
+      </w:r>
+      <w:proofErr w:type="spellEnd"/>
+      <w:r>
+        <w:rPr>
+          <w:rFonts w:ascii="Arial" w:hAnsi="Arial" w:cs="Arial"/>
+          <w:sz w:val="23"/>
+          <w:szCs w:val="23"/>
+          <w:shd w:val="clear" w:color="auto" w:fill="FFFFFF"/>
+        </w:rPr>
+        <w:t>(</w:t>
+      </w:r>
+      <w:proofErr w:type="gramEnd"/>
+      <w:r>
+        <w:rPr>
+          <w:rFonts w:ascii="Arial" w:hAnsi="Arial" w:cs="Arial"/>
+          <w:sz w:val="23"/>
+          <w:szCs w:val="23"/>
+          <w:shd w:val="clear" w:color="auto" w:fill="FFFFFF"/>
+        </w:rPr>
+        <w:t>host="127.0.0.1", port=5000)</w:t>
+      </w:r>
+      <w:r>
+        <w:rPr>
+          <w:rFonts w:ascii="Arial" w:hAnsi="Arial" w:cs="Arial"/>
+          <w:sz w:val="23"/>
+          <w:szCs w:val="23"/>
+          <w:shd w:val="clear" w:color="auto" w:fill="FFFFFF"/>
+        </w:rPr>
+        <w:t xml:space="preserve"> </w:t>
+      </w:r>
+      <w:r>
+        <w:rPr>
+          <w:rFonts w:ascii="Arial" w:hAnsi="Arial" w:cs="Arial"/>
+          <w:sz w:val="23"/>
+          <w:szCs w:val="23"/>
+          <w:shd w:val="clear" w:color="auto" w:fill="FFFFFF"/>
+        </w:rPr>
+        <w:br/>
+      </w:r>
+      <w:r>
+        <w:t xml:space="preserve">Inside </w:t>
+      </w:r>
+      <w:proofErr w:type="spellStart"/>
+      <w:r>
+        <w:t>Docker</w:t>
+      </w:r>
+      <w:proofErr w:type="spellEnd"/>
+      <w:r>
+        <w:t>, use:</w:t>
+      </w:r>
     </w:p>
     <w:p>
       <w:pPr>
@@ -533,17 +7000,1095 @@
           <w:lang w:val="en-GB"/>
         </w:rPr>
       </w:pPr>
+      <w:proofErr w:type="spellStart"/>
+      <w:proofErr w:type="gramStart"/>
+      <w:r>
+        <w:rPr>
+          <w:rFonts w:ascii="Arial" w:hAnsi="Arial" w:cs="Arial"/>
+          <w:sz w:val="23"/>
+          <w:szCs w:val="23"/>
+          <w:shd w:val="clear" w:color="auto" w:fill="FFFFFF"/>
+        </w:rPr>
+        <w:t>app.run</w:t>
+      </w:r>
+      <w:proofErr w:type="spellEnd"/>
+      <w:r>
+        <w:rPr>
+          <w:rFonts w:ascii="Arial" w:hAnsi="Arial" w:cs="Arial"/>
+          <w:sz w:val="23"/>
+          <w:szCs w:val="23"/>
+          <w:shd w:val="clear" w:color="auto" w:fill="FFFFFF"/>
+        </w:rPr>
+        <w:t>(</w:t>
+      </w:r>
+      <w:proofErr w:type="gramEnd"/>
+      <w:r>
+        <w:rPr>
+          <w:rFonts w:ascii="Arial" w:hAnsi="Arial" w:cs="Arial"/>
+          <w:sz w:val="23"/>
+          <w:szCs w:val="23"/>
+          <w:shd w:val="clear" w:color="auto" w:fill="FFFFFF"/>
+        </w:rPr>
+        <w:t>host="0.0.0.0", port=5000)</w:t>
+      </w:r>
+      <w:r>
+        <w:rPr>
+          <w:rFonts w:ascii="Arial" w:hAnsi="Arial" w:cs="Arial"/>
+          <w:sz w:val="23"/>
+          <w:szCs w:val="23"/>
+          <w:shd w:val="clear" w:color="auto" w:fill="FFFFFF"/>
+        </w:rPr>
+        <w:br/>
+      </w:r>
+    </w:p>
+    <w:p>
+      <w:pPr>
+        <w:rPr>
+          <w:lang w:val="en-GB"/>
+        </w:rPr>
+      </w:pPr>
+    </w:p>
+    <w:p>
+      <w:pPr>
+        <w:shd w:val="clear" w:color="auto" w:fill="121314"/>
+        <w:spacing w:after="0" w:line="285" w:lineRule="atLeast"/>
+        <w:rPr>
+          <w:rFonts w:ascii="Consolas" w:eastAsia="Times New Roman" w:hAnsi="Consolas" w:cs="Times New Roman"/>
+          <w:color w:val="BBBEBF"/>
+          <w:sz w:val="21"/>
+          <w:szCs w:val="21"/>
+          <w:lang w:eastAsia="en-IN"/>
+        </w:rPr>
+      </w:pPr>
+      <w:proofErr w:type="gramStart"/>
+      <w:r>
+        <w:rPr>
+          <w:rFonts w:ascii="Consolas" w:eastAsia="Times New Roman" w:hAnsi="Consolas" w:cs="Times New Roman"/>
+          <w:color w:val="7EE787"/>
+          <w:sz w:val="21"/>
+          <w:szCs w:val="21"/>
+          <w:lang w:eastAsia="en-IN"/>
+        </w:rPr>
+        <w:t>version</w:t>
+      </w:r>
+      <w:proofErr w:type="gramEnd"/>
+      <w:r>
+        <w:rPr>
+          <w:rFonts w:ascii="Consolas" w:eastAsia="Times New Roman" w:hAnsi="Consolas" w:cs="Times New Roman"/>
+          <w:color w:val="BBBEBF"/>
+          <w:sz w:val="21"/>
+          <w:szCs w:val="21"/>
+          <w:lang w:eastAsia="en-IN"/>
+        </w:rPr>
+        <w:t xml:space="preserve">: </w:t>
+      </w:r>
+      <w:r>
+        <w:rPr>
+          <w:rFonts w:ascii="Consolas" w:eastAsia="Times New Roman" w:hAnsi="Consolas" w:cs="Times New Roman"/>
+          <w:color w:val="A5D6FF"/>
+          <w:sz w:val="21"/>
+          <w:szCs w:val="21"/>
+          <w:lang w:eastAsia="en-IN"/>
+        </w:rPr>
+        <w:t>"3"</w:t>
+      </w:r>
+    </w:p>
+    <w:p>
+      <w:pPr>
+        <w:shd w:val="clear" w:color="auto" w:fill="121314"/>
+        <w:spacing w:after="0" w:line="285" w:lineRule="atLeast"/>
+        <w:rPr>
+          <w:rFonts w:ascii="Consolas" w:eastAsia="Times New Roman" w:hAnsi="Consolas" w:cs="Times New Roman"/>
+          <w:color w:val="BBBEBF"/>
+          <w:sz w:val="21"/>
+          <w:szCs w:val="21"/>
+          <w:lang w:eastAsia="en-IN"/>
+        </w:rPr>
+      </w:pPr>
+      <w:proofErr w:type="gramStart"/>
+      <w:r>
+        <w:rPr>
+          <w:rFonts w:ascii="Consolas" w:eastAsia="Times New Roman" w:hAnsi="Consolas" w:cs="Times New Roman"/>
+          <w:color w:val="7EE787"/>
+          <w:sz w:val="21"/>
+          <w:szCs w:val="21"/>
+          <w:lang w:eastAsia="en-IN"/>
+        </w:rPr>
+        <w:t>services</w:t>
+      </w:r>
+      <w:proofErr w:type="gramEnd"/>
+      <w:r>
+        <w:rPr>
+          <w:rFonts w:ascii="Consolas" w:eastAsia="Times New Roman" w:hAnsi="Consolas" w:cs="Times New Roman"/>
+          <w:color w:val="BBBEBF"/>
+          <w:sz w:val="21"/>
+          <w:szCs w:val="21"/>
+          <w:lang w:eastAsia="en-IN"/>
+        </w:rPr>
+        <w:t>:</w:t>
+      </w:r>
+    </w:p>
+    <w:p>
+      <w:pPr>
+        <w:shd w:val="clear" w:color="auto" w:fill="121314"/>
+        <w:spacing w:after="0" w:line="285" w:lineRule="atLeast"/>
+        <w:rPr>
+          <w:rFonts w:ascii="Consolas" w:eastAsia="Times New Roman" w:hAnsi="Consolas" w:cs="Times New Roman"/>
+          <w:color w:val="BBBEBF"/>
+          <w:sz w:val="21"/>
+          <w:szCs w:val="21"/>
+          <w:lang w:eastAsia="en-IN"/>
+        </w:rPr>
+      </w:pPr>
+      <w:r>
+        <w:rPr>
+          <w:rFonts w:ascii="Consolas" w:eastAsia="Times New Roman" w:hAnsi="Consolas" w:cs="Times New Roman"/>
+          <w:color w:val="BBBEBF"/>
+          <w:sz w:val="21"/>
+          <w:szCs w:val="21"/>
+          <w:lang w:eastAsia="en-IN"/>
+        </w:rPr>
+        <w:t xml:space="preserve">  </w:t>
+      </w:r>
+      <w:proofErr w:type="gramStart"/>
+      <w:r>
+        <w:rPr>
+          <w:rFonts w:ascii="Consolas" w:eastAsia="Times New Roman" w:hAnsi="Consolas" w:cs="Times New Roman"/>
+          <w:color w:val="7EE787"/>
+          <w:sz w:val="21"/>
+          <w:szCs w:val="21"/>
+          <w:lang w:eastAsia="en-IN"/>
+        </w:rPr>
+        <w:t>frontend</w:t>
+      </w:r>
+      <w:proofErr w:type="gramEnd"/>
+      <w:r>
+        <w:rPr>
+          <w:rFonts w:ascii="Consolas" w:eastAsia="Times New Roman" w:hAnsi="Consolas" w:cs="Times New Roman"/>
+          <w:color w:val="BBBEBF"/>
+          <w:sz w:val="21"/>
+          <w:szCs w:val="21"/>
+          <w:lang w:eastAsia="en-IN"/>
+        </w:rPr>
+        <w:t>:</w:t>
+      </w:r>
+    </w:p>
+    <w:p>
+      <w:pPr>
+        <w:shd w:val="clear" w:color="auto" w:fill="121314"/>
+        <w:spacing w:after="0" w:line="285" w:lineRule="atLeast"/>
+        <w:rPr>
+          <w:rFonts w:ascii="Consolas" w:eastAsia="Times New Roman" w:hAnsi="Consolas" w:cs="Times New Roman"/>
+          <w:color w:val="BBBEBF"/>
+          <w:sz w:val="21"/>
+          <w:szCs w:val="21"/>
+          <w:lang w:eastAsia="en-IN"/>
+        </w:rPr>
+      </w:pPr>
+      <w:r>
+        <w:rPr>
+          <w:rFonts w:ascii="Consolas" w:eastAsia="Times New Roman" w:hAnsi="Consolas" w:cs="Times New Roman"/>
+          <w:color w:val="BBBEBF"/>
+          <w:sz w:val="21"/>
+          <w:szCs w:val="21"/>
+          <w:lang w:eastAsia="en-IN"/>
+        </w:rPr>
+        <w:t xml:space="preserve">    </w:t>
+      </w:r>
+      <w:proofErr w:type="gramStart"/>
+      <w:r>
+        <w:rPr>
+          <w:rFonts w:ascii="Consolas" w:eastAsia="Times New Roman" w:hAnsi="Consolas" w:cs="Times New Roman"/>
+          <w:color w:val="7EE787"/>
+          <w:sz w:val="21"/>
+          <w:szCs w:val="21"/>
+          <w:lang w:eastAsia="en-IN"/>
+        </w:rPr>
+        <w:t>build</w:t>
+      </w:r>
+      <w:proofErr w:type="gramEnd"/>
+      <w:r>
+        <w:rPr>
+          <w:rFonts w:ascii="Consolas" w:eastAsia="Times New Roman" w:hAnsi="Consolas" w:cs="Times New Roman"/>
+          <w:color w:val="BBBEBF"/>
+          <w:sz w:val="21"/>
+          <w:szCs w:val="21"/>
+          <w:lang w:eastAsia="en-IN"/>
+        </w:rPr>
+        <w:t xml:space="preserve">: </w:t>
+      </w:r>
+      <w:r>
+        <w:rPr>
+          <w:rFonts w:ascii="Consolas" w:eastAsia="Times New Roman" w:hAnsi="Consolas" w:cs="Times New Roman"/>
+          <w:color w:val="A5D6FF"/>
+          <w:sz w:val="21"/>
+          <w:szCs w:val="21"/>
+          <w:lang w:eastAsia="en-IN"/>
+        </w:rPr>
+        <w:t>./frontend</w:t>
+      </w:r>
+    </w:p>
+    <w:p>
+      <w:pPr>
+        <w:shd w:val="clear" w:color="auto" w:fill="121314"/>
+        <w:spacing w:after="0" w:line="285" w:lineRule="atLeast"/>
+        <w:rPr>
+          <w:rFonts w:ascii="Consolas" w:eastAsia="Times New Roman" w:hAnsi="Consolas" w:cs="Times New Roman"/>
+          <w:color w:val="BBBEBF"/>
+          <w:sz w:val="21"/>
+          <w:szCs w:val="21"/>
+          <w:lang w:eastAsia="en-IN"/>
+        </w:rPr>
+      </w:pPr>
+      <w:r>
+        <w:rPr>
+          <w:rFonts w:ascii="Consolas" w:eastAsia="Times New Roman" w:hAnsi="Consolas" w:cs="Times New Roman"/>
+          <w:color w:val="BBBEBF"/>
+          <w:sz w:val="21"/>
+          <w:szCs w:val="21"/>
+          <w:lang w:eastAsia="en-IN"/>
+        </w:rPr>
+        <w:t xml:space="preserve">    </w:t>
+      </w:r>
+      <w:proofErr w:type="gramStart"/>
+      <w:r>
+        <w:rPr>
+          <w:rFonts w:ascii="Consolas" w:eastAsia="Times New Roman" w:hAnsi="Consolas" w:cs="Times New Roman"/>
+          <w:color w:val="7EE787"/>
+          <w:sz w:val="21"/>
+          <w:szCs w:val="21"/>
+          <w:lang w:eastAsia="en-IN"/>
+        </w:rPr>
+        <w:t>ports</w:t>
+      </w:r>
+      <w:proofErr w:type="gramEnd"/>
+      <w:r>
+        <w:rPr>
+          <w:rFonts w:ascii="Consolas" w:eastAsia="Times New Roman" w:hAnsi="Consolas" w:cs="Times New Roman"/>
+          <w:color w:val="BBBEBF"/>
+          <w:sz w:val="21"/>
+          <w:szCs w:val="21"/>
+          <w:lang w:eastAsia="en-IN"/>
+        </w:rPr>
+        <w:t>:</w:t>
+      </w:r>
+    </w:p>
+    <w:p>
+      <w:pPr>
+        <w:shd w:val="clear" w:color="auto" w:fill="121314"/>
+        <w:spacing w:after="0" w:line="285" w:lineRule="atLeast"/>
+        <w:rPr>
+          <w:rFonts w:ascii="Consolas" w:eastAsia="Times New Roman" w:hAnsi="Consolas" w:cs="Times New Roman"/>
+          <w:color w:val="BBBEBF"/>
+          <w:sz w:val="21"/>
+          <w:szCs w:val="21"/>
+          <w:lang w:eastAsia="en-IN"/>
+        </w:rPr>
+      </w:pPr>
+      <w:r>
+        <w:rPr>
+          <w:rFonts w:ascii="Consolas" w:eastAsia="Times New Roman" w:hAnsi="Consolas" w:cs="Times New Roman"/>
+          <w:color w:val="BBBEBF"/>
+          <w:sz w:val="21"/>
+          <w:szCs w:val="21"/>
+          <w:lang w:eastAsia="en-IN"/>
+        </w:rPr>
+        <w:t xml:space="preserve">      - </w:t>
+      </w:r>
+      <w:r>
+        <w:rPr>
+          <w:rFonts w:ascii="Consolas" w:eastAsia="Times New Roman" w:hAnsi="Consolas" w:cs="Times New Roman"/>
+          <w:color w:val="A5D6FF"/>
+          <w:sz w:val="21"/>
+          <w:szCs w:val="21"/>
+          <w:lang w:eastAsia="en-IN"/>
+        </w:rPr>
+        <w:t>"3000:3000"</w:t>
+      </w:r>
+    </w:p>
+    <w:p>
+      <w:pPr>
+        <w:shd w:val="clear" w:color="auto" w:fill="121314"/>
+        <w:spacing w:after="0" w:line="285" w:lineRule="atLeast"/>
+        <w:rPr>
+          <w:rFonts w:ascii="Consolas" w:eastAsia="Times New Roman" w:hAnsi="Consolas" w:cs="Times New Roman"/>
+          <w:color w:val="BBBEBF"/>
+          <w:sz w:val="21"/>
+          <w:szCs w:val="21"/>
+          <w:lang w:eastAsia="en-IN"/>
+        </w:rPr>
+      </w:pPr>
+      <w:r>
+        <w:rPr>
+          <w:rFonts w:ascii="Consolas" w:eastAsia="Times New Roman" w:hAnsi="Consolas" w:cs="Times New Roman"/>
+          <w:color w:val="BBBEBF"/>
+          <w:sz w:val="21"/>
+          <w:szCs w:val="21"/>
+          <w:lang w:eastAsia="en-IN"/>
+        </w:rPr>
+        <w:t xml:space="preserve">    </w:t>
+      </w:r>
+      <w:proofErr w:type="spellStart"/>
+      <w:r>
+        <w:rPr>
+          <w:rFonts w:ascii="Consolas" w:eastAsia="Times New Roman" w:hAnsi="Consolas" w:cs="Times New Roman"/>
+          <w:color w:val="7EE787"/>
+          <w:sz w:val="21"/>
+          <w:szCs w:val="21"/>
+          <w:lang w:eastAsia="en-IN"/>
+        </w:rPr>
+        <w:t>depends_on</w:t>
+      </w:r>
+      <w:proofErr w:type="spellEnd"/>
+      <w:r>
+        <w:rPr>
+          <w:rFonts w:ascii="Consolas" w:eastAsia="Times New Roman" w:hAnsi="Consolas" w:cs="Times New Roman"/>
+          <w:color w:val="BBBEBF"/>
+          <w:sz w:val="21"/>
+          <w:szCs w:val="21"/>
+          <w:lang w:eastAsia="en-IN"/>
+        </w:rPr>
+        <w:t>:</w:t>
+      </w:r>
+    </w:p>
+    <w:p>
+      <w:pPr>
+        <w:shd w:val="clear" w:color="auto" w:fill="121314"/>
+        <w:spacing w:after="0" w:line="285" w:lineRule="atLeast"/>
+        <w:rPr>
+          <w:rFonts w:ascii="Consolas" w:eastAsia="Times New Roman" w:hAnsi="Consolas" w:cs="Times New Roman"/>
+          <w:color w:val="BBBEBF"/>
+          <w:sz w:val="21"/>
+          <w:szCs w:val="21"/>
+          <w:lang w:eastAsia="en-IN"/>
+        </w:rPr>
+      </w:pPr>
+      <w:r>
+        <w:rPr>
+          <w:rFonts w:ascii="Consolas" w:eastAsia="Times New Roman" w:hAnsi="Consolas" w:cs="Times New Roman"/>
+          <w:color w:val="BBBEBF"/>
+          <w:sz w:val="21"/>
+          <w:szCs w:val="21"/>
+          <w:lang w:eastAsia="en-IN"/>
+        </w:rPr>
+        <w:t xml:space="preserve">      - </w:t>
+      </w:r>
+      <w:proofErr w:type="gramStart"/>
+      <w:r>
+        <w:rPr>
+          <w:rFonts w:ascii="Consolas" w:eastAsia="Times New Roman" w:hAnsi="Consolas" w:cs="Times New Roman"/>
+          <w:color w:val="A5D6FF"/>
+          <w:sz w:val="21"/>
+          <w:szCs w:val="21"/>
+          <w:lang w:eastAsia="en-IN"/>
+        </w:rPr>
+        <w:t>backend</w:t>
+      </w:r>
+      <w:proofErr w:type="gramEnd"/>
+    </w:p>
+    <w:p>
+      <w:pPr>
+        <w:shd w:val="clear" w:color="auto" w:fill="121314"/>
+        <w:spacing w:after="0" w:line="285" w:lineRule="atLeast"/>
+        <w:rPr>
+          <w:rFonts w:ascii="Consolas" w:eastAsia="Times New Roman" w:hAnsi="Consolas" w:cs="Times New Roman"/>
+          <w:color w:val="BBBEBF"/>
+          <w:sz w:val="21"/>
+          <w:szCs w:val="21"/>
+          <w:lang w:eastAsia="en-IN"/>
+        </w:rPr>
+      </w:pPr>
+      <w:r>
+        <w:rPr>
+          <w:rFonts w:ascii="Consolas" w:eastAsia="Times New Roman" w:hAnsi="Consolas" w:cs="Times New Roman"/>
+          <w:color w:val="BBBEBF"/>
+          <w:sz w:val="21"/>
+          <w:szCs w:val="21"/>
+          <w:lang w:eastAsia="en-IN"/>
+        </w:rPr>
+        <w:t xml:space="preserve">  </w:t>
+      </w:r>
+      <w:proofErr w:type="gramStart"/>
+      <w:r>
+        <w:rPr>
+          <w:rFonts w:ascii="Consolas" w:eastAsia="Times New Roman" w:hAnsi="Consolas" w:cs="Times New Roman"/>
+          <w:color w:val="7EE787"/>
+          <w:sz w:val="21"/>
+          <w:szCs w:val="21"/>
+          <w:lang w:eastAsia="en-IN"/>
+        </w:rPr>
+        <w:t>backend</w:t>
+      </w:r>
+      <w:proofErr w:type="gramEnd"/>
+      <w:r>
+        <w:rPr>
+          <w:rFonts w:ascii="Consolas" w:eastAsia="Times New Roman" w:hAnsi="Consolas" w:cs="Times New Roman"/>
+          <w:color w:val="BBBEBF"/>
+          <w:sz w:val="21"/>
+          <w:szCs w:val="21"/>
+          <w:lang w:eastAsia="en-IN"/>
+        </w:rPr>
+        <w:t>:</w:t>
+      </w:r>
+    </w:p>
+    <w:p>
+      <w:pPr>
+        <w:shd w:val="clear" w:color="auto" w:fill="121314"/>
+        <w:spacing w:after="0" w:line="285" w:lineRule="atLeast"/>
+        <w:rPr>
+          <w:rFonts w:ascii="Consolas" w:eastAsia="Times New Roman" w:hAnsi="Consolas" w:cs="Times New Roman"/>
+          <w:color w:val="BBBEBF"/>
+          <w:sz w:val="21"/>
+          <w:szCs w:val="21"/>
+          <w:lang w:eastAsia="en-IN"/>
+        </w:rPr>
+      </w:pPr>
+      <w:r>
+        <w:rPr>
+          <w:rFonts w:ascii="Consolas" w:eastAsia="Times New Roman" w:hAnsi="Consolas" w:cs="Times New Roman"/>
+          <w:color w:val="BBBEBF"/>
+          <w:sz w:val="21"/>
+          <w:szCs w:val="21"/>
+          <w:lang w:eastAsia="en-IN"/>
+        </w:rPr>
+        <w:t xml:space="preserve">    </w:t>
+      </w:r>
+      <w:proofErr w:type="gramStart"/>
+      <w:r>
+        <w:rPr>
+          <w:rFonts w:ascii="Consolas" w:eastAsia="Times New Roman" w:hAnsi="Consolas" w:cs="Times New Roman"/>
+          <w:color w:val="7EE787"/>
+          <w:sz w:val="21"/>
+          <w:szCs w:val="21"/>
+          <w:lang w:eastAsia="en-IN"/>
+        </w:rPr>
+        <w:t>build</w:t>
+      </w:r>
+      <w:proofErr w:type="gramEnd"/>
+      <w:r>
+        <w:rPr>
+          <w:rFonts w:ascii="Consolas" w:eastAsia="Times New Roman" w:hAnsi="Consolas" w:cs="Times New Roman"/>
+          <w:color w:val="BBBEBF"/>
+          <w:sz w:val="21"/>
+          <w:szCs w:val="21"/>
+          <w:lang w:eastAsia="en-IN"/>
+        </w:rPr>
+        <w:t xml:space="preserve">: </w:t>
+      </w:r>
+      <w:r>
+        <w:rPr>
+          <w:rFonts w:ascii="Consolas" w:eastAsia="Times New Roman" w:hAnsi="Consolas" w:cs="Times New Roman"/>
+          <w:color w:val="A5D6FF"/>
+          <w:sz w:val="21"/>
+          <w:szCs w:val="21"/>
+          <w:lang w:eastAsia="en-IN"/>
+        </w:rPr>
+        <w:t>./backend</w:t>
+      </w:r>
+    </w:p>
+    <w:p>
+      <w:pPr>
+        <w:shd w:val="clear" w:color="auto" w:fill="121314"/>
+        <w:spacing w:after="0" w:line="285" w:lineRule="atLeast"/>
+        <w:rPr>
+          <w:rFonts w:ascii="Consolas" w:eastAsia="Times New Roman" w:hAnsi="Consolas" w:cs="Times New Roman"/>
+          <w:color w:val="BBBEBF"/>
+          <w:sz w:val="21"/>
+          <w:szCs w:val="21"/>
+          <w:lang w:eastAsia="en-IN"/>
+        </w:rPr>
+      </w:pPr>
+      <w:r>
+        <w:rPr>
+          <w:rFonts w:ascii="Consolas" w:eastAsia="Times New Roman" w:hAnsi="Consolas" w:cs="Times New Roman"/>
+          <w:color w:val="BBBEBF"/>
+          <w:sz w:val="21"/>
+          <w:szCs w:val="21"/>
+          <w:lang w:eastAsia="en-IN"/>
+        </w:rPr>
+        <w:t xml:space="preserve">    </w:t>
+      </w:r>
+      <w:proofErr w:type="gramStart"/>
+      <w:r>
+        <w:rPr>
+          <w:rFonts w:ascii="Consolas" w:eastAsia="Times New Roman" w:hAnsi="Consolas" w:cs="Times New Roman"/>
+          <w:color w:val="7EE787"/>
+          <w:sz w:val="21"/>
+          <w:szCs w:val="21"/>
+          <w:lang w:eastAsia="en-IN"/>
+        </w:rPr>
+        <w:t>ports</w:t>
+      </w:r>
+      <w:proofErr w:type="gramEnd"/>
+      <w:r>
+        <w:rPr>
+          <w:rFonts w:ascii="Consolas" w:eastAsia="Times New Roman" w:hAnsi="Consolas" w:cs="Times New Roman"/>
+          <w:color w:val="BBBEBF"/>
+          <w:sz w:val="21"/>
+          <w:szCs w:val="21"/>
+          <w:lang w:eastAsia="en-IN"/>
+        </w:rPr>
+        <w:t>:</w:t>
+      </w:r>
+    </w:p>
+    <w:p>
+      <w:pPr>
+        <w:shd w:val="clear" w:color="auto" w:fill="121314"/>
+        <w:spacing w:after="0" w:line="285" w:lineRule="atLeast"/>
+        <w:rPr>
+          <w:rFonts w:ascii="Consolas" w:eastAsia="Times New Roman" w:hAnsi="Consolas" w:cs="Times New Roman"/>
+          <w:color w:val="BBBEBF"/>
+          <w:sz w:val="21"/>
+          <w:szCs w:val="21"/>
+          <w:lang w:eastAsia="en-IN"/>
+        </w:rPr>
+      </w:pPr>
+      <w:r>
+        <w:rPr>
+          <w:rFonts w:ascii="Consolas" w:eastAsia="Times New Roman" w:hAnsi="Consolas" w:cs="Times New Roman"/>
+          <w:color w:val="BBBEBF"/>
+          <w:sz w:val="21"/>
+          <w:szCs w:val="21"/>
+          <w:lang w:eastAsia="en-IN"/>
+        </w:rPr>
+        <w:t xml:space="preserve">      - </w:t>
+      </w:r>
+      <w:r>
+        <w:rPr>
+          <w:rFonts w:ascii="Consolas" w:eastAsia="Times New Roman" w:hAnsi="Consolas" w:cs="Times New Roman"/>
+          <w:color w:val="A5D6FF"/>
+          <w:sz w:val="21"/>
+          <w:szCs w:val="21"/>
+          <w:lang w:eastAsia="en-IN"/>
+        </w:rPr>
+        <w:t>"5000:5000"</w:t>
+      </w:r>
+    </w:p>
+    <w:p>
+      <w:pPr>
+        <w:shd w:val="clear" w:color="auto" w:fill="121314"/>
+        <w:spacing w:after="0" w:line="285" w:lineRule="atLeast"/>
+        <w:rPr>
+          <w:rFonts w:ascii="Consolas" w:eastAsia="Times New Roman" w:hAnsi="Consolas" w:cs="Times New Roman"/>
+          <w:color w:val="BBBEBF"/>
+          <w:sz w:val="21"/>
+          <w:szCs w:val="21"/>
+          <w:lang w:eastAsia="en-IN"/>
+        </w:rPr>
+      </w:pPr>
+      <w:r>
+        <w:rPr>
+          <w:rFonts w:ascii="Consolas" w:eastAsia="Times New Roman" w:hAnsi="Consolas" w:cs="Times New Roman"/>
+          <w:color w:val="BBBEBF"/>
+          <w:sz w:val="21"/>
+          <w:szCs w:val="21"/>
+          <w:lang w:eastAsia="en-IN"/>
+        </w:rPr>
+        <w:t xml:space="preserve">    </w:t>
+      </w:r>
+      <w:proofErr w:type="spellStart"/>
+      <w:r>
+        <w:rPr>
+          <w:rFonts w:ascii="Consolas" w:eastAsia="Times New Roman" w:hAnsi="Consolas" w:cs="Times New Roman"/>
+          <w:color w:val="7EE787"/>
+          <w:sz w:val="21"/>
+          <w:szCs w:val="21"/>
+          <w:lang w:eastAsia="en-IN"/>
+        </w:rPr>
+        <w:t>depends_on</w:t>
+      </w:r>
+      <w:proofErr w:type="spellEnd"/>
+      <w:r>
+        <w:rPr>
+          <w:rFonts w:ascii="Consolas" w:eastAsia="Times New Roman" w:hAnsi="Consolas" w:cs="Times New Roman"/>
+          <w:color w:val="BBBEBF"/>
+          <w:sz w:val="21"/>
+          <w:szCs w:val="21"/>
+          <w:lang w:eastAsia="en-IN"/>
+        </w:rPr>
+        <w:t>:</w:t>
+      </w:r>
+    </w:p>
+    <w:p>
+      <w:pPr>
+        <w:shd w:val="clear" w:color="auto" w:fill="121314"/>
+        <w:spacing w:after="0" w:line="285" w:lineRule="atLeast"/>
+        <w:rPr>
+          <w:rFonts w:ascii="Consolas" w:eastAsia="Times New Roman" w:hAnsi="Consolas" w:cs="Times New Roman"/>
+          <w:color w:val="BBBEBF"/>
+          <w:sz w:val="21"/>
+          <w:szCs w:val="21"/>
+          <w:lang w:eastAsia="en-IN"/>
+        </w:rPr>
+      </w:pPr>
+      <w:r>
+        <w:rPr>
+          <w:rFonts w:ascii="Consolas" w:eastAsia="Times New Roman" w:hAnsi="Consolas" w:cs="Times New Roman"/>
+          <w:color w:val="BBBEBF"/>
+          <w:sz w:val="21"/>
+          <w:szCs w:val="21"/>
+          <w:lang w:eastAsia="en-IN"/>
+        </w:rPr>
+        <w:t xml:space="preserve">      - </w:t>
+      </w:r>
+      <w:proofErr w:type="gramStart"/>
+      <w:r>
+        <w:rPr>
+          <w:rFonts w:ascii="Consolas" w:eastAsia="Times New Roman" w:hAnsi="Consolas" w:cs="Times New Roman"/>
+          <w:color w:val="A5D6FF"/>
+          <w:sz w:val="21"/>
+          <w:szCs w:val="21"/>
+          <w:lang w:eastAsia="en-IN"/>
+        </w:rPr>
+        <w:t>mongo</w:t>
+      </w:r>
+      <w:proofErr w:type="gramEnd"/>
+    </w:p>
+    <w:p>
+      <w:pPr>
+        <w:shd w:val="clear" w:color="auto" w:fill="121314"/>
+        <w:spacing w:after="0" w:line="285" w:lineRule="atLeast"/>
+        <w:rPr>
+          <w:rFonts w:ascii="Consolas" w:eastAsia="Times New Roman" w:hAnsi="Consolas" w:cs="Times New Roman"/>
+          <w:color w:val="BBBEBF"/>
+          <w:sz w:val="21"/>
+          <w:szCs w:val="21"/>
+          <w:lang w:eastAsia="en-IN"/>
+        </w:rPr>
+      </w:pPr>
+      <w:r>
+        <w:rPr>
+          <w:rFonts w:ascii="Consolas" w:eastAsia="Times New Roman" w:hAnsi="Consolas" w:cs="Times New Roman"/>
+          <w:color w:val="BBBEBF"/>
+          <w:sz w:val="21"/>
+          <w:szCs w:val="21"/>
+          <w:lang w:eastAsia="en-IN"/>
+        </w:rPr>
+        <w:t xml:space="preserve">  </w:t>
+      </w:r>
+      <w:proofErr w:type="gramStart"/>
+      <w:r>
+        <w:rPr>
+          <w:rFonts w:ascii="Consolas" w:eastAsia="Times New Roman" w:hAnsi="Consolas" w:cs="Times New Roman"/>
+          <w:color w:val="7EE787"/>
+          <w:sz w:val="21"/>
+          <w:szCs w:val="21"/>
+          <w:lang w:eastAsia="en-IN"/>
+        </w:rPr>
+        <w:t>mongo</w:t>
+      </w:r>
+      <w:proofErr w:type="gramEnd"/>
+      <w:r>
+        <w:rPr>
+          <w:rFonts w:ascii="Consolas" w:eastAsia="Times New Roman" w:hAnsi="Consolas" w:cs="Times New Roman"/>
+          <w:color w:val="BBBEBF"/>
+          <w:sz w:val="21"/>
+          <w:szCs w:val="21"/>
+          <w:lang w:eastAsia="en-IN"/>
+        </w:rPr>
+        <w:t>:</w:t>
+      </w:r>
+    </w:p>
+    <w:p>
+      <w:pPr>
+        <w:shd w:val="clear" w:color="auto" w:fill="121314"/>
+        <w:spacing w:after="0" w:line="285" w:lineRule="atLeast"/>
+        <w:rPr>
+          <w:rFonts w:ascii="Consolas" w:eastAsia="Times New Roman" w:hAnsi="Consolas" w:cs="Times New Roman"/>
+          <w:color w:val="BBBEBF"/>
+          <w:sz w:val="21"/>
+          <w:szCs w:val="21"/>
+          <w:lang w:eastAsia="en-IN"/>
+        </w:rPr>
+      </w:pPr>
+      <w:r>
+        <w:rPr>
+          <w:rFonts w:ascii="Consolas" w:eastAsia="Times New Roman" w:hAnsi="Consolas" w:cs="Times New Roman"/>
+          <w:color w:val="BBBEBF"/>
+          <w:sz w:val="21"/>
+          <w:szCs w:val="21"/>
+          <w:lang w:eastAsia="en-IN"/>
+        </w:rPr>
+        <w:t xml:space="preserve">    </w:t>
+      </w:r>
+      <w:proofErr w:type="gramStart"/>
+      <w:r>
+        <w:rPr>
+          <w:rFonts w:ascii="Consolas" w:eastAsia="Times New Roman" w:hAnsi="Consolas" w:cs="Times New Roman"/>
+          <w:color w:val="7EE787"/>
+          <w:sz w:val="21"/>
+          <w:szCs w:val="21"/>
+          <w:lang w:eastAsia="en-IN"/>
+        </w:rPr>
+        <w:t>image</w:t>
+      </w:r>
+      <w:proofErr w:type="gramEnd"/>
+      <w:r>
+        <w:rPr>
+          <w:rFonts w:ascii="Consolas" w:eastAsia="Times New Roman" w:hAnsi="Consolas" w:cs="Times New Roman"/>
+          <w:color w:val="BBBEBF"/>
+          <w:sz w:val="21"/>
+          <w:szCs w:val="21"/>
+          <w:lang w:eastAsia="en-IN"/>
+        </w:rPr>
+        <w:t xml:space="preserve">: </w:t>
+      </w:r>
+      <w:proofErr w:type="spellStart"/>
+      <w:r>
+        <w:rPr>
+          <w:rFonts w:ascii="Consolas" w:eastAsia="Times New Roman" w:hAnsi="Consolas" w:cs="Times New Roman"/>
+          <w:color w:val="A5D6FF"/>
+          <w:sz w:val="21"/>
+          <w:szCs w:val="21"/>
+          <w:lang w:eastAsia="en-IN"/>
+        </w:rPr>
+        <w:t>mongo:latest</w:t>
+      </w:r>
+      <w:proofErr w:type="spellEnd"/>
+    </w:p>
+    <w:p>
+      <w:pPr>
+        <w:shd w:val="clear" w:color="auto" w:fill="121314"/>
+        <w:spacing w:after="0" w:line="285" w:lineRule="atLeast"/>
+        <w:rPr>
+          <w:rFonts w:ascii="Consolas" w:eastAsia="Times New Roman" w:hAnsi="Consolas" w:cs="Times New Roman"/>
+          <w:color w:val="BBBEBF"/>
+          <w:sz w:val="21"/>
+          <w:szCs w:val="21"/>
+          <w:lang w:eastAsia="en-IN"/>
+        </w:rPr>
+      </w:pPr>
+      <w:r>
+        <w:rPr>
+          <w:rFonts w:ascii="Consolas" w:eastAsia="Times New Roman" w:hAnsi="Consolas" w:cs="Times New Roman"/>
+          <w:color w:val="BBBEBF"/>
+          <w:sz w:val="21"/>
+          <w:szCs w:val="21"/>
+          <w:lang w:eastAsia="en-IN"/>
+        </w:rPr>
+        <w:t xml:space="preserve">    </w:t>
+      </w:r>
+      <w:proofErr w:type="gramStart"/>
+      <w:r>
+        <w:rPr>
+          <w:rFonts w:ascii="Consolas" w:eastAsia="Times New Roman" w:hAnsi="Consolas" w:cs="Times New Roman"/>
+          <w:color w:val="7EE787"/>
+          <w:sz w:val="21"/>
+          <w:szCs w:val="21"/>
+          <w:lang w:eastAsia="en-IN"/>
+        </w:rPr>
+        <w:t>ports</w:t>
+      </w:r>
+      <w:proofErr w:type="gramEnd"/>
+      <w:r>
+        <w:rPr>
+          <w:rFonts w:ascii="Consolas" w:eastAsia="Times New Roman" w:hAnsi="Consolas" w:cs="Times New Roman"/>
+          <w:color w:val="BBBEBF"/>
+          <w:sz w:val="21"/>
+          <w:szCs w:val="21"/>
+          <w:lang w:eastAsia="en-IN"/>
+        </w:rPr>
+        <w:t>:</w:t>
+      </w:r>
+    </w:p>
+    <w:p>
+      <w:pPr>
+        <w:shd w:val="clear" w:color="auto" w:fill="121314"/>
+        <w:spacing w:after="0" w:line="285" w:lineRule="atLeast"/>
+        <w:rPr>
+          <w:rFonts w:ascii="Consolas" w:eastAsia="Times New Roman" w:hAnsi="Consolas" w:cs="Times New Roman"/>
+          <w:color w:val="BBBEBF"/>
+          <w:sz w:val="21"/>
+          <w:szCs w:val="21"/>
+          <w:lang w:eastAsia="en-IN"/>
+        </w:rPr>
+      </w:pPr>
+      <w:r>
+        <w:rPr>
+          <w:rFonts w:ascii="Consolas" w:eastAsia="Times New Roman" w:hAnsi="Consolas" w:cs="Times New Roman"/>
+          <w:color w:val="BBBEBF"/>
+          <w:sz w:val="21"/>
+          <w:szCs w:val="21"/>
+          <w:lang w:eastAsia="en-IN"/>
+        </w:rPr>
+        <w:t xml:space="preserve">      - </w:t>
+      </w:r>
+      <w:r>
+        <w:rPr>
+          <w:rFonts w:ascii="Consolas" w:eastAsia="Times New Roman" w:hAnsi="Consolas" w:cs="Times New Roman"/>
+          <w:color w:val="A5D6FF"/>
+          <w:sz w:val="21"/>
+          <w:szCs w:val="21"/>
+          <w:lang w:eastAsia="en-IN"/>
+        </w:rPr>
+        <w:t>"27017:27017"</w:t>
+      </w:r>
+    </w:p>
+    <w:p>
+      <w:pPr>
+        <w:shd w:val="clear" w:color="auto" w:fill="121314"/>
+        <w:spacing w:after="0" w:line="285" w:lineRule="atLeast"/>
+        <w:rPr>
+          <w:rFonts w:ascii="Consolas" w:eastAsia="Times New Roman" w:hAnsi="Consolas" w:cs="Times New Roman"/>
+          <w:color w:val="BBBEBF"/>
+          <w:sz w:val="21"/>
+          <w:szCs w:val="21"/>
+          <w:lang w:eastAsia="en-IN"/>
+        </w:rPr>
+      </w:pPr>
+      <w:proofErr w:type="gramStart"/>
+      <w:r>
+        <w:rPr>
+          <w:rFonts w:ascii="Consolas" w:eastAsia="Times New Roman" w:hAnsi="Consolas" w:cs="Times New Roman"/>
+          <w:color w:val="7EE787"/>
+          <w:sz w:val="21"/>
+          <w:szCs w:val="21"/>
+          <w:lang w:eastAsia="en-IN"/>
+        </w:rPr>
+        <w:t>networks</w:t>
+      </w:r>
+      <w:proofErr w:type="gramEnd"/>
+      <w:r>
+        <w:rPr>
+          <w:rFonts w:ascii="Consolas" w:eastAsia="Times New Roman" w:hAnsi="Consolas" w:cs="Times New Roman"/>
+          <w:color w:val="BBBEBF"/>
+          <w:sz w:val="21"/>
+          <w:szCs w:val="21"/>
+          <w:lang w:eastAsia="en-IN"/>
+        </w:rPr>
+        <w:t>:</w:t>
+      </w:r>
+    </w:p>
+    <w:p>
+      <w:pPr>
+        <w:shd w:val="clear" w:color="auto" w:fill="121314"/>
+        <w:spacing w:after="0" w:line="285" w:lineRule="atLeast"/>
+        <w:rPr>
+          <w:rFonts w:ascii="Consolas" w:eastAsia="Times New Roman" w:hAnsi="Consolas" w:cs="Times New Roman"/>
+          <w:color w:val="BBBEBF"/>
+          <w:sz w:val="21"/>
+          <w:szCs w:val="21"/>
+          <w:lang w:eastAsia="en-IN"/>
+        </w:rPr>
+      </w:pPr>
+      <w:r>
+        <w:rPr>
+          <w:rFonts w:ascii="Consolas" w:eastAsia="Times New Roman" w:hAnsi="Consolas" w:cs="Times New Roman"/>
+          <w:color w:val="BBBEBF"/>
+          <w:sz w:val="21"/>
+          <w:szCs w:val="21"/>
+          <w:lang w:eastAsia="en-IN"/>
+        </w:rPr>
+        <w:t xml:space="preserve">  </w:t>
+      </w:r>
+      <w:proofErr w:type="gramStart"/>
+      <w:r>
+        <w:rPr>
+          <w:rFonts w:ascii="Consolas" w:eastAsia="Times New Roman" w:hAnsi="Consolas" w:cs="Times New Roman"/>
+          <w:color w:val="7EE787"/>
+          <w:sz w:val="21"/>
+          <w:szCs w:val="21"/>
+          <w:lang w:eastAsia="en-IN"/>
+        </w:rPr>
+        <w:t>default</w:t>
+      </w:r>
+      <w:proofErr w:type="gramEnd"/>
+      <w:r>
+        <w:rPr>
+          <w:rFonts w:ascii="Consolas" w:eastAsia="Times New Roman" w:hAnsi="Consolas" w:cs="Times New Roman"/>
+          <w:color w:val="BBBEBF"/>
+          <w:sz w:val="21"/>
+          <w:szCs w:val="21"/>
+          <w:lang w:eastAsia="en-IN"/>
+        </w:rPr>
+        <w:t>:</w:t>
+      </w:r>
+    </w:p>
+    <w:p>
+      <w:pPr>
+        <w:shd w:val="clear" w:color="auto" w:fill="121314"/>
+        <w:spacing w:after="0" w:line="285" w:lineRule="atLeast"/>
+        <w:rPr>
+          <w:rFonts w:ascii="Consolas" w:eastAsia="Times New Roman" w:hAnsi="Consolas" w:cs="Times New Roman"/>
+          <w:color w:val="BBBEBF"/>
+          <w:sz w:val="21"/>
+          <w:szCs w:val="21"/>
+          <w:lang w:eastAsia="en-IN"/>
+        </w:rPr>
+      </w:pPr>
+      <w:r>
+        <w:rPr>
+          <w:rFonts w:ascii="Consolas" w:eastAsia="Times New Roman" w:hAnsi="Consolas" w:cs="Times New Roman"/>
+          <w:color w:val="BBBEBF"/>
+          <w:sz w:val="21"/>
+          <w:szCs w:val="21"/>
+          <w:lang w:eastAsia="en-IN"/>
+        </w:rPr>
+        <w:t xml:space="preserve">    </w:t>
+      </w:r>
+      <w:proofErr w:type="gramStart"/>
+      <w:r>
+        <w:rPr>
+          <w:rFonts w:ascii="Consolas" w:eastAsia="Times New Roman" w:hAnsi="Consolas" w:cs="Times New Roman"/>
+          <w:color w:val="7EE787"/>
+          <w:sz w:val="21"/>
+          <w:szCs w:val="21"/>
+          <w:lang w:eastAsia="en-IN"/>
+        </w:rPr>
+        <w:t>driver</w:t>
+      </w:r>
+      <w:proofErr w:type="gramEnd"/>
+      <w:r>
+        <w:rPr>
+          <w:rFonts w:ascii="Consolas" w:eastAsia="Times New Roman" w:hAnsi="Consolas" w:cs="Times New Roman"/>
+          <w:color w:val="BBBEBF"/>
+          <w:sz w:val="21"/>
+          <w:szCs w:val="21"/>
+          <w:lang w:eastAsia="en-IN"/>
+        </w:rPr>
+        <w:t xml:space="preserve">: </w:t>
+      </w:r>
+      <w:r>
+        <w:rPr>
+          <w:rFonts w:ascii="Consolas" w:eastAsia="Times New Roman" w:hAnsi="Consolas" w:cs="Times New Roman"/>
+          <w:color w:val="A5D6FF"/>
+          <w:sz w:val="21"/>
+          <w:szCs w:val="21"/>
+          <w:lang w:eastAsia="en-IN"/>
+        </w:rPr>
+        <w:t>bridge</w:t>
+      </w:r>
+    </w:p>
+    <w:p>
+      <w:pPr>
+        <w:shd w:val="clear" w:color="auto" w:fill="121314"/>
+        <w:spacing w:after="0" w:line="285" w:lineRule="atLeast"/>
+        <w:rPr>
+          <w:rFonts w:ascii="Consolas" w:eastAsia="Times New Roman" w:hAnsi="Consolas" w:cs="Times New Roman"/>
+          <w:color w:val="BBBEBF"/>
+          <w:sz w:val="21"/>
+          <w:szCs w:val="21"/>
+          <w:lang w:eastAsia="en-IN"/>
+        </w:rPr>
+      </w:pPr>
+    </w:p>
+    <w:p>
+      <w:pPr>
+        <w:rPr>
+          <w:lang w:val="en-GB"/>
+        </w:rPr>
+      </w:pPr>
+      <w:bookmarkStart w:id="0" w:name="_GoBack"/>
+      <w:bookmarkEnd w:id="0"/>
+    </w:p>
+    <w:p>
+      <w:pPr>
+        <w:rPr>
+          <w:lang w:val="en-GB"/>
+        </w:rPr>
+      </w:pPr>
+    </w:p>
+    <w:p>
+      <w:pPr>
+        <w:rPr>
+          <w:lang w:val="en-GB"/>
+        </w:rPr>
+      </w:pPr>
+    </w:p>
+    <w:p>
+      <w:pPr>
+        <w:rPr>
+          <w:lang w:val="en-GB"/>
+        </w:rPr>
+      </w:pPr>
+    </w:p>
+    <w:p>
+      <w:pPr>
+        <w:rPr>
+          <w:lang w:val="en-GB"/>
+        </w:rPr>
+      </w:pPr>
+    </w:p>
+    <w:p>
+      <w:pPr>
+        <w:rPr>
+          <w:lang w:val="en-GB"/>
+        </w:rPr>
+      </w:pPr>
+    </w:p>
+    <w:p>
+      <w:pPr>
+        <w:rPr>
+          <w:lang w:val="en-GB"/>
+        </w:rPr>
+      </w:pPr>
+    </w:p>
+    <w:p>
+      <w:pPr>
+        <w:jc w:val="center"/>
+        <w:rPr>
+          <w:b/>
+          <w:sz w:val="28"/>
+          <w:szCs w:val="28"/>
+          <w:u w:val="single"/>
+          <w:lang w:val="en-GB"/>
+        </w:rPr>
+      </w:pPr>
+      <w:r>
+        <w:rPr>
+          <w:b/>
+          <w:sz w:val="28"/>
+          <w:szCs w:val="28"/>
+          <w:u w:val="single"/>
+          <w:lang w:val="en-GB"/>
+        </w:rPr>
+        <w:t>Project screen short</w:t>
+      </w:r>
+    </w:p>
+    <w:p>
+      <w:pPr>
+        <w:rPr>
+          <w:lang w:val="en-GB"/>
+        </w:rPr>
+      </w:pPr>
+    </w:p>
+    <w:p>
+      <w:pPr>
+        <w:rPr>
+          <w:lang w:val="en-GB"/>
+        </w:rPr>
+      </w:pPr>
+      <w:proofErr w:type="spellStart"/>
+      <w:r>
+        <w:rPr>
+          <w:lang w:val="en-GB"/>
+        </w:rPr>
+        <w:t>Ans</w:t>
+      </w:r>
+      <w:proofErr w:type="spellEnd"/>
+      <w:r>
+        <w:rPr>
+          <w:lang w:val="en-GB"/>
+        </w:rPr>
+        <w:t>:</w:t>
+      </w:r>
+    </w:p>
+    <w:p>
+      <w:pPr>
+        <w:rPr>
+          <w:lang w:val="en-GB"/>
+        </w:rPr>
+      </w:pPr>
       <w:r>
         <w:rPr>
           <w:noProof/>
           <w:lang w:eastAsia="en-IN"/>
         </w:rPr>
-        <w:lastRenderedPageBreak/>
         <w:drawing>
-          <wp:inline distT="0" distB="0" distL="0" distR="0" wp14:anchorId="40614C93" wp14:editId="38F08D79">
+          <wp:inline distT="0" distB="0" distL="0" distR="0" wp14:anchorId="1EF8FD02" wp14:editId="4490F301">
             <wp:extent cx="5731510" cy="3222137"/>
             <wp:effectExtent l="0" t="0" r="2540" b="0"/>
-            <wp:docPr id="2" name="Picture 2"/>
+            <wp:docPr id="1" name="Picture 1"/>
             <wp:cNvGraphicFramePr>
               <a:graphicFrameLocks xmlns:a="http://schemas.openxmlformats.org/drawingml/2006/main" noChangeAspect="1"/>
             </wp:cNvGraphicFramePr>
@@ -582,23 +8127,17 @@
           <w:lang w:val="en-GB"/>
         </w:rPr>
       </w:pPr>
-    </w:p>
-    <w:p>
-      <w:pPr>
-        <w:rPr>
-          <w:lang w:val="en-GB"/>
-        </w:rPr>
-      </w:pPr>
       <w:r>
         <w:rPr>
           <w:noProof/>
           <w:lang w:eastAsia="en-IN"/>
         </w:rPr>
+        <w:lastRenderedPageBreak/>
         <w:drawing>
-          <wp:inline distT="0" distB="0" distL="0" distR="0" wp14:anchorId="25AD42E0" wp14:editId="18DF1FF4">
+          <wp:inline distT="0" distB="0" distL="0" distR="0" wp14:anchorId="40614C93" wp14:editId="38F08D79">
             <wp:extent cx="5731510" cy="3222137"/>
             <wp:effectExtent l="0" t="0" r="2540" b="0"/>
-            <wp:docPr id="3" name="Picture 3"/>
+            <wp:docPr id="2" name="Picture 2"/>
             <wp:cNvGraphicFramePr>
               <a:graphicFrameLocks xmlns:a="http://schemas.openxmlformats.org/drawingml/2006/main" noChangeAspect="1"/>
             </wp:cNvGraphicFramePr>
@@ -637,17 +8176,23 @@
           <w:lang w:val="en-GB"/>
         </w:rPr>
       </w:pPr>
+    </w:p>
+    <w:p>
+      <w:pPr>
+        <w:rPr>
+          <w:lang w:val="en-GB"/>
+        </w:rPr>
+      </w:pPr>
       <w:r>
         <w:rPr>
           <w:noProof/>
           <w:lang w:eastAsia="en-IN"/>
         </w:rPr>
-        <w:lastRenderedPageBreak/>
         <w:drawing>
-          <wp:inline distT="0" distB="0" distL="0" distR="0" wp14:anchorId="5F2D3F4D" wp14:editId="35E89E0B">
+          <wp:inline distT="0" distB="0" distL="0" distR="0" wp14:anchorId="25AD42E0" wp14:editId="18DF1FF4">
             <wp:extent cx="5731510" cy="3222137"/>
             <wp:effectExtent l="0" t="0" r="2540" b="0"/>
-            <wp:docPr id="4" name="Picture 4"/>
+            <wp:docPr id="3" name="Picture 3"/>
             <wp:cNvGraphicFramePr>
               <a:graphicFrameLocks xmlns:a="http://schemas.openxmlformats.org/drawingml/2006/main" noChangeAspect="1"/>
             </wp:cNvGraphicFramePr>
@@ -691,11 +8236,12 @@
           <w:noProof/>
           <w:lang w:eastAsia="en-IN"/>
         </w:rPr>
+        <w:lastRenderedPageBreak/>
         <w:drawing>
-          <wp:inline distT="0" distB="0" distL="0" distR="0" wp14:anchorId="499F3CC6" wp14:editId="6DAC41B5">
+          <wp:inline distT="0" distB="0" distL="0" distR="0" wp14:anchorId="5F2D3F4D" wp14:editId="35E89E0B">
             <wp:extent cx="5731510" cy="3222137"/>
             <wp:effectExtent l="0" t="0" r="2540" b="0"/>
-            <wp:docPr id="5" name="Picture 5"/>
+            <wp:docPr id="4" name="Picture 4"/>
             <wp:cNvGraphicFramePr>
               <a:graphicFrameLocks xmlns:a="http://schemas.openxmlformats.org/drawingml/2006/main" noChangeAspect="1"/>
             </wp:cNvGraphicFramePr>
@@ -734,24 +8280,16 @@
           <w:lang w:val="en-GB"/>
         </w:rPr>
       </w:pPr>
-    </w:p>
-    <w:p>
-      <w:pPr>
-        <w:rPr>
-          <w:lang w:val="en-GB"/>
-        </w:rPr>
-      </w:pPr>
       <w:r>
         <w:rPr>
           <w:noProof/>
           <w:lang w:eastAsia="en-IN"/>
         </w:rPr>
-        <w:lastRenderedPageBreak/>
         <w:drawing>
-          <wp:inline distT="0" distB="0" distL="0" distR="0" wp14:anchorId="0BFEA4E4" wp14:editId="3909E9FF">
+          <wp:inline distT="0" distB="0" distL="0" distR="0" wp14:anchorId="499F3CC6" wp14:editId="6DAC41B5">
             <wp:extent cx="5731510" cy="3222137"/>
             <wp:effectExtent l="0" t="0" r="2540" b="0"/>
-            <wp:docPr id="6" name="Picture 6"/>
+            <wp:docPr id="5" name="Picture 5"/>
             <wp:cNvGraphicFramePr>
               <a:graphicFrameLocks xmlns:a="http://schemas.openxmlformats.org/drawingml/2006/main" noChangeAspect="1"/>
             </wp:cNvGraphicFramePr>
@@ -790,16 +8328,24 @@
           <w:lang w:val="en-GB"/>
         </w:rPr>
       </w:pPr>
+    </w:p>
+    <w:p>
+      <w:pPr>
+        <w:rPr>
+          <w:lang w:val="en-GB"/>
+        </w:rPr>
+      </w:pPr>
       <w:r>
         <w:rPr>
           <w:noProof/>
           <w:lang w:eastAsia="en-IN"/>
         </w:rPr>
+        <w:lastRenderedPageBreak/>
         <w:drawing>
-          <wp:inline distT="0" distB="0" distL="0" distR="0" wp14:anchorId="578AB6CB" wp14:editId="551B1AC2">
+          <wp:inline distT="0" distB="0" distL="0" distR="0" wp14:anchorId="0BFEA4E4" wp14:editId="3909E9FF">
             <wp:extent cx="5731510" cy="3222137"/>
             <wp:effectExtent l="0" t="0" r="2540" b="0"/>
-            <wp:docPr id="7" name="Picture 7"/>
+            <wp:docPr id="6" name="Picture 6"/>
             <wp:cNvGraphicFramePr>
               <a:graphicFrameLocks xmlns:a="http://schemas.openxmlformats.org/drawingml/2006/main" noChangeAspect="1"/>
             </wp:cNvGraphicFramePr>
@@ -843,12 +8389,11 @@
           <w:noProof/>
           <w:lang w:eastAsia="en-IN"/>
         </w:rPr>
-        <w:lastRenderedPageBreak/>
         <w:drawing>
-          <wp:inline distT="0" distB="0" distL="0" distR="0" wp14:anchorId="4E1C1ED5" wp14:editId="1868AE2A">
+          <wp:inline distT="0" distB="0" distL="0" distR="0" wp14:anchorId="578AB6CB" wp14:editId="551B1AC2">
             <wp:extent cx="5731510" cy="3222137"/>
             <wp:effectExtent l="0" t="0" r="2540" b="0"/>
-            <wp:docPr id="8" name="Picture 8"/>
+            <wp:docPr id="7" name="Picture 7"/>
             <wp:cNvGraphicFramePr>
               <a:graphicFrameLocks xmlns:a="http://schemas.openxmlformats.org/drawingml/2006/main" noChangeAspect="1"/>
             </wp:cNvGraphicFramePr>
@@ -880,8 +8425,103 @@
           </wp:inline>
         </w:drawing>
       </w:r>
-      <w:bookmarkStart w:id="0" w:name="_GoBack"/>
-      <w:bookmarkEnd w:id="0"/>
+    </w:p>
+    <w:p>
+      <w:pPr>
+        <w:rPr>
+          <w:lang w:val="en-GB"/>
+        </w:rPr>
+      </w:pPr>
+      <w:r>
+        <w:rPr>
+          <w:noProof/>
+          <w:lang w:eastAsia="en-IN"/>
+        </w:rPr>
+        <w:lastRenderedPageBreak/>
+        <w:drawing>
+          <wp:inline distT="0" distB="0" distL="0" distR="0" wp14:anchorId="4E1C1ED5" wp14:editId="1868AE2A">
+            <wp:extent cx="5731510" cy="3222137"/>
+            <wp:effectExtent l="0" t="0" r="2540" b="0"/>
+            <wp:docPr id="8" name="Picture 8"/>
+            <wp:cNvGraphicFramePr>
+              <a:graphicFrameLocks xmlns:a="http://schemas.openxmlformats.org/drawingml/2006/main" noChangeAspect="1"/>
+            </wp:cNvGraphicFramePr>
+            <a:graphic xmlns:a="http://schemas.openxmlformats.org/drawingml/2006/main">
+              <a:graphicData uri="http://schemas.openxmlformats.org/drawingml/2006/picture">
+                <pic:pic xmlns:pic="http://schemas.openxmlformats.org/drawingml/2006/picture">
+                  <pic:nvPicPr>
+                    <pic:cNvPr id="0" name=""/>
+                    <pic:cNvPicPr/>
+                  </pic:nvPicPr>
+                  <pic:blipFill>
+                    <a:blip r:embed="rId14"/>
+                    <a:stretch>
+                      <a:fillRect/>
+                    </a:stretch>
+                  </pic:blipFill>
+                  <pic:spPr>
+                    <a:xfrm>
+                      <a:off x="0" y="0"/>
+                      <a:ext cx="5731510" cy="3222137"/>
+                    </a:xfrm>
+                    <a:prstGeom prst="rect">
+                      <a:avLst/>
+                    </a:prstGeom>
+                  </pic:spPr>
+                </pic:pic>
+              </a:graphicData>
+            </a:graphic>
+          </wp:inline>
+        </w:drawing>
+      </w:r>
+    </w:p>
+    <w:p>
+      <w:pPr>
+        <w:rPr>
+          <w:lang w:val="en-GB"/>
+        </w:rPr>
+      </w:pPr>
+      <w:r>
+        <w:rPr>
+          <w:noProof/>
+          <w:lang w:eastAsia="en-IN"/>
+        </w:rPr>
+        <w:drawing>
+          <wp:inline distT="0" distB="0" distL="0" distR="0" wp14:anchorId="068FD113" wp14:editId="7F09AF34">
+            <wp:extent cx="5731510" cy="3222137"/>
+            <wp:effectExtent l="0" t="0" r="2540" b="0"/>
+            <wp:docPr id="9" name="Picture 9"/>
+            <wp:cNvGraphicFramePr>
+              <a:graphicFrameLocks xmlns:a="http://schemas.openxmlformats.org/drawingml/2006/main" noChangeAspect="1"/>
+            </wp:cNvGraphicFramePr>
+            <a:graphic xmlns:a="http://schemas.openxmlformats.org/drawingml/2006/main">
+              <a:graphicData uri="http://schemas.openxmlformats.org/drawingml/2006/picture">
+                <pic:pic xmlns:pic="http://schemas.openxmlformats.org/drawingml/2006/picture">
+                  <pic:nvPicPr>
+                    <pic:cNvPr id="0" name=""/>
+                    <pic:cNvPicPr/>
+                  </pic:nvPicPr>
+                  <pic:blipFill>
+                    <a:blip r:embed="rId15"/>
+                    <a:stretch>
+                      <a:fillRect/>
+                    </a:stretch>
+                  </pic:blipFill>
+                  <pic:spPr>
+                    <a:xfrm>
+                      <a:off x="0" y="0"/>
+                      <a:ext cx="5731510" cy="3222137"/>
+                    </a:xfrm>
+                    <a:prstGeom prst="rect">
+                      <a:avLst/>
+                    </a:prstGeom>
+                  </pic:spPr>
+                </pic:pic>
+              </a:graphicData>
+            </a:graphic>
+          </wp:inline>
+        </w:drawing>
+      </w:r>
     </w:p>
     <w:sectPr>
       <w:pgSz w:w="11906" w:h="16838"/>
@@ -1637,6 +9277,17 @@
       <w:lang w:eastAsia="en-IN"/>
     </w:rPr>
   </w:style>
+  <w:style w:type="paragraph" w:styleId="ListParagraph">
+    <w:name w:val="List Paragraph"/>
+    <w:basedOn w:val="Normal"/>
+    <w:uiPriority w:val="34"/>
+    <w:qFormat/>
+    <w:rsid w:val="00025EC5"/>
+    <w:pPr>
+      <w:ind w:left="720"/>
+      <w:contextualSpacing/>
+    </w:pPr>
+  </w:style>
 </w:styles>
 </file>
 
@@ -1873,6 +9524,17 @@
       <w:szCs w:val="24"/>
       <w:lang w:eastAsia="en-IN"/>
     </w:rPr>
+  </w:style>
+  <w:style w:type="paragraph" w:styleId="ListParagraph">
+    <w:name w:val="List Paragraph"/>
+    <w:basedOn w:val="Normal"/>
+    <w:uiPriority w:val="34"/>
+    <w:qFormat/>
+    <w:rsid w:val="00025EC5"/>
+    <w:pPr>
+      <w:ind w:left="720"/>
+      <w:contextualSpacing/>
+    </w:pPr>
   </w:style>
 </w:styles>
 </file>
